--- a/js/Departamento de eventos.docx
+++ b/js/Departamento de eventos.docx
@@ -4,7 +4,7 @@
   <w:body>
     <w:p>
       <w:r>
-        <w:t>Evento: {{</w:t>
+        <w:t>Evento: {</w:t>
       </w:r>
       <w:proofErr w:type="spellStart"/>
       <w:r>
@@ -12,12 +12,12 @@
       </w:r>
       <w:proofErr w:type="spellEnd"/>
       <w:r>
-        <w:t>}}</w:t>
-      </w:r>
-    </w:p>
-    <w:p>
-      <w:r>
-        <w:t>Fecha: {{</w:t>
+        <w:t>}</w:t>
+      </w:r>
+    </w:p>
+    <w:p>
+      <w:r>
+        <w:t>Fecha: {</w:t>
       </w:r>
       <w:proofErr w:type="spellStart"/>
       <w:r>
@@ -25,12 +25,12 @@
       </w:r>
       <w:proofErr w:type="spellEnd"/>
       <w:r>
-        <w:t>}}</w:t>
-      </w:r>
-    </w:p>
-    <w:p>
-      <w:r>
-        <w:t>Hora: {{</w:t>
+        <w:t>}</w:t>
+      </w:r>
+    </w:p>
+    <w:p>
+      <w:r>
+        <w:t>Hora: {</w:t>
       </w:r>
       <w:proofErr w:type="spellStart"/>
       <w:r>
@@ -38,7 +38,7 @@
       </w:r>
       <w:proofErr w:type="spellEnd"/>
       <w:r>
-        <w:t>}} - {{</w:t>
+        <w:t>} - {</w:t>
       </w:r>
       <w:proofErr w:type="spellStart"/>
       <w:r>
@@ -46,18 +46,18 @@
       </w:r>
       <w:proofErr w:type="spellEnd"/>
       <w:r>
-        <w:t>}}</w:t>
+        <w:t>}</w:t>
       </w:r>
     </w:p>
     <w:p/>
     <w:p>
       <w:r>
-        <w:t>Responsable: {{responsable}}</w:t>
-      </w:r>
-    </w:p>
-    <w:p>
-      <w:r>
-        <w:t>Cargo: {{</w:t>
+        <w:t>Responsable: {responsable}</w:t>
+      </w:r>
+    </w:p>
+    <w:p>
+      <w:r>
+        <w:t>Cargo: {</w:t>
       </w:r>
       <w:proofErr w:type="spellStart"/>
       <w:r>
@@ -65,12 +65,12 @@
       </w:r>
       <w:proofErr w:type="spellEnd"/>
       <w:r>
-        <w:t>}}</w:t>
-      </w:r>
-    </w:p>
-    <w:p>
-      <w:r>
-        <w:t>Teléfono: {{</w:t>
+        <w:t>}</w:t>
+      </w:r>
+    </w:p>
+    <w:p>
+      <w:r>
+        <w:t>Teléfono: {</w:t>
       </w:r>
       <w:proofErr w:type="spellStart"/>
       <w:r>
@@ -78,33 +78,33 @@
       </w:r>
       <w:proofErr w:type="spellEnd"/>
       <w:r>
-        <w:t>}}</w:t>
-      </w:r>
-    </w:p>
-    <w:p>
-      <w:r>
-        <w:t>Correo: {{correo}}</w:t>
-      </w:r>
-    </w:p>
-    <w:p>
-      <w:r>
-        <w:t>Unidad: {{unidad}}</w:t>
+        <w:t>}</w:t>
+      </w:r>
+    </w:p>
+    <w:p>
+      <w:r>
+        <w:t>Correo: {correo}</w:t>
+      </w:r>
+    </w:p>
+    <w:p>
+      <w:r>
+        <w:t>Unidad: {unidad}</w:t>
       </w:r>
     </w:p>
     <w:p/>
     <w:p>
       <w:r>
-        <w:t>Espacio: {{espacio}}</w:t>
-      </w:r>
-    </w:p>
-    <w:p>
-      <w:r>
-        <w:t>Personas: {{personas}}</w:t>
-      </w:r>
-    </w:p>
-    <w:p>
-      <w:r>
-        <w:t>¿Dura varios días?: {{</w:t>
+        <w:t>Espacio: {espacio}</w:t>
+      </w:r>
+    </w:p>
+    <w:p>
+      <w:r>
+        <w:t>Personas: {personas}</w:t>
+      </w:r>
+    </w:p>
+    <w:p>
+      <w:r>
+        <w:t>¿Dura varios días?: {</w:t>
       </w:r>
       <w:proofErr w:type="spellStart"/>
       <w:r>
@@ -112,7 +112,7 @@
       </w:r>
       <w:proofErr w:type="spellEnd"/>
       <w:r>
-        <w:t>}}</w:t>
+        <w:t>}</w:t>
       </w:r>
     </w:p>
     <w:p/>
@@ -123,7 +123,7 @@
     </w:p>
     <w:p>
       <w:r>
-        <w:t>{{</w:t>
+        <w:t>{</w:t>
       </w:r>
       <w:proofErr w:type="spellStart"/>
       <w:r>
@@ -131,7 +131,7 @@
       </w:r>
       <w:proofErr w:type="spellEnd"/>
       <w:r>
-        <w:t>}}</w:t>
+        <w:t>}</w:t>
       </w:r>
     </w:p>
     <w:p/>
@@ -142,18 +142,18 @@
     </w:p>
     <w:p>
       <w:r>
-        <w:t>{{observaciones}}</w:t>
+        <w:t>{observaciones}</w:t>
       </w:r>
     </w:p>
     <w:p/>
     <w:p>
       <w:r>
-        <w:t>Materiales: {{materiales}}</w:t>
-      </w:r>
-    </w:p>
-    <w:p>
-      <w:r>
-        <w:t>Apoyo humano: {{humanos}}</w:t>
+        <w:t>Materiales: {materiales}</w:t>
+      </w:r>
+    </w:p>
+    <w:p>
+      <w:r>
+        <w:t>Apoyo humano: {humanos}</w:t>
       </w:r>
     </w:p>
     <w:p>
@@ -163,7 +163,7 @@
       </w:r>
       <w:proofErr w:type="spellEnd"/>
       <w:r>
-        <w:t>: {{</w:t>
+        <w:t>: {</w:t>
       </w:r>
       <w:proofErr w:type="spellStart"/>
       <w:r>
@@ -171,7 +171,7 @@
       </w:r>
       <w:proofErr w:type="spellEnd"/>
       <w:r>
-        <w:t>}}</w:t>
+        <w:t>}</w:t>
       </w:r>
     </w:p>
     <w:p>
@@ -181,7 +181,7 @@
         </w:rPr>
       </w:pPr>
       <w:r>
-        <w:t>Sonido: {{sonido}}</w:t>
+        <w:t>Sonido: {sonido}</w:t>
       </w:r>
     </w:p>
     <w:sectPr>

--- a/js/Departamento de eventos.docx
+++ b/js/Departamento de eventos.docx
@@ -3,188 +3,1675 @@
 <w:document xmlns:wpc="http://schemas.microsoft.com/office/word/2010/wordprocessingCanvas" xmlns:cx="http://schemas.microsoft.com/office/drawing/2014/chartex" xmlns:cx1="http://schemas.microsoft.com/office/drawing/2015/9/8/chartex" xmlns:cx2="http://schemas.microsoft.com/office/drawing/2015/10/21/chartex" xmlns:cx3="http://schemas.microsoft.com/office/drawing/2016/5/9/chartex" xmlns:cx4="http://schemas.microsoft.com/office/drawing/2016/5/10/chartex" xmlns:cx5="http://schemas.microsoft.com/office/drawing/2016/5/11/chartex" xmlns:cx6="http://schemas.microsoft.com/office/drawing/2016/5/12/chartex" xmlns:cx7="http://schemas.microsoft.com/office/drawing/2016/5/13/chartex" xmlns:cx8="http://schemas.microsoft.com/office/drawing/2016/5/14/chartex" xmlns:mc="http://schemas.openxmlformats.org/markup-compatibility/2006" xmlns:aink="http://schemas.microsoft.com/office/drawing/2016/ink" xmlns:am3d="http://schemas.microsoft.com/office/drawing/2017/model3d" xmlns:o="urn:schemas-microsoft-com:office:office" xmlns:oel="http://schemas.microsoft.com/office/2019/extlst" xmlns:r="http://schemas.openxmlformats.org/officeDocument/2006/relationships" xmlns:m="http://schemas.openxmlformats.org/officeDocument/2006/math" xmlns:v="urn:schemas-microsoft-com:vml" xmlns:wp14="http://schemas.microsoft.com/office/word/2010/wordprocessingDrawing" xmlns:wp="http://schemas.openxmlformats.org/drawingml/2006/wordprocessingDrawing" xmlns:w10="urn:schemas-microsoft-com:office:word" xmlns:w="http://schemas.openxmlformats.org/wordprocessingml/2006/main" xmlns:w14="http://schemas.microsoft.com/office/word/2010/wordml" xmlns:w15="http://schemas.microsoft.com/office/word/2012/wordml" xmlns:w16cex="http://schemas.microsoft.com/office/word/2018/wordml/cex" xmlns:w16cid="http://schemas.microsoft.com/office/word/2016/wordml/cid" xmlns:w16="http://schemas.microsoft.com/office/word/2018/wordml" xmlns:w16du="http://schemas.microsoft.com/office/word/2023/wordml/word16du" xmlns:w16sdtdh="http://schemas.microsoft.com/office/word/2020/wordml/sdtdatahash" xmlns:w16sdtfl="http://schemas.microsoft.com/office/word/2024/wordml/sdtformatlock" xmlns:w16se="http://schemas.microsoft.com/office/word/2015/wordml/symex" xmlns:wpg="http://schemas.microsoft.com/office/word/2010/wordprocessingGroup" xmlns:wpi="http://schemas.microsoft.com/office/word/2010/wordprocessingInk" xmlns:wne="http://schemas.microsoft.com/office/word/2006/wordml" xmlns:wps="http://schemas.microsoft.com/office/word/2010/wordprocessingShape" mc:Ignorable="w14 w15 w16se w16cid w16 w16cex w16sdtdh w16sdtfl w16du wp14">
   <w:body>
     <w:p>
+      <w:pPr>
+        <w:spacing w:after="0" w:line="240" w:lineRule="auto"/>
+        <w:jc w:val="center"/>
+        <w:rPr>
+          <w:rFonts w:cstheme="minorHAnsi"/>
+          <w:sz w:val="28"/>
+          <w:szCs w:val="28"/>
+        </w:rPr>
+      </w:pPr>
+    </w:p>
+    <w:p>
+      <w:pPr>
+        <w:spacing w:after="0" w:line="240" w:lineRule="auto"/>
+        <w:jc w:val="center"/>
+        <w:rPr>
+          <w:rFonts w:cstheme="minorHAnsi"/>
+          <w:sz w:val="28"/>
+          <w:szCs w:val="28"/>
+        </w:rPr>
+      </w:pPr>
+    </w:p>
+    <w:p>
+      <w:pPr>
+        <w:spacing w:after="0" w:line="240" w:lineRule="auto"/>
+        <w:jc w:val="center"/>
+        <w:rPr>
+          <w:rFonts w:cstheme="minorHAnsi"/>
+          <w:sz w:val="28"/>
+          <w:szCs w:val="28"/>
+        </w:rPr>
+      </w:pPr>
+    </w:p>
+    <w:p>
+      <w:pPr>
+        <w:spacing w:after="0" w:line="240" w:lineRule="auto"/>
+        <w:jc w:val="center"/>
+        <w:rPr>
+          <w:rFonts w:cstheme="minorHAnsi"/>
+          <w:sz w:val="28"/>
+          <w:szCs w:val="28"/>
+        </w:rPr>
+      </w:pPr>
+    </w:p>
+    <w:p>
+      <w:pPr>
+        <w:spacing w:after="0" w:line="240" w:lineRule="auto"/>
+        <w:jc w:val="center"/>
+        <w:rPr>
+          <w:rFonts w:cstheme="minorHAnsi"/>
+          <w:sz w:val="28"/>
+          <w:szCs w:val="28"/>
+        </w:rPr>
+      </w:pPr>
       <w:r>
-        <w:t>Evento: {</w:t>
-      </w:r>
-      <w:proofErr w:type="spellStart"/>
-      <w:r>
-        <w:t>nombre_evento</w:t>
-      </w:r>
-      <w:proofErr w:type="spellEnd"/>
-      <w:r>
-        <w:t>}</w:t>
+        <w:rPr>
+          <w:rFonts w:cstheme="minorHAnsi"/>
+          <w:sz w:val="28"/>
+          <w:szCs w:val="28"/>
+        </w:rPr>
+        <w:t>DEPARTAMENTO DE EVENTOS</w:t>
       </w:r>
     </w:p>
     <w:p>
+      <w:pPr>
+        <w:spacing w:after="0" w:line="240" w:lineRule="auto"/>
+        <w:jc w:val="center"/>
+        <w:rPr>
+          <w:rFonts w:cstheme="minorHAnsi"/>
+          <w:sz w:val="28"/>
+          <w:szCs w:val="28"/>
+        </w:rPr>
+      </w:pPr>
       <w:r>
-        <w:t>Fecha: {</w:t>
-      </w:r>
-      <w:proofErr w:type="spellStart"/>
-      <w:r>
-        <w:t>fecha_evento</w:t>
-      </w:r>
-      <w:proofErr w:type="spellEnd"/>
-      <w:r>
-        <w:t>}</w:t>
+        <w:rPr>
+          <w:rFonts w:cstheme="minorHAnsi"/>
+          <w:sz w:val="28"/>
+          <w:szCs w:val="28"/>
+        </w:rPr>
+        <w:t>EVENTOS FINANCIABLES</w:t>
       </w:r>
     </w:p>
     <w:p>
+      <w:pPr>
+        <w:spacing w:after="0"/>
+        <w:jc w:val="right"/>
+        <w:rPr>
+          <w:rFonts w:cstheme="minorHAnsi"/>
+          <w:sz w:val="24"/>
+          <w:szCs w:val="24"/>
+        </w:rPr>
+      </w:pPr>
       <w:r>
-        <w:t>Hora: {</w:t>
+        <w:rPr>
+          <w:rFonts w:cstheme="minorHAnsi"/>
+          <w:sz w:val="24"/>
+          <w:szCs w:val="24"/>
+        </w:rPr>
+        <w:br/>
+        <w:t>Fecha:</w:t>
       </w:r>
-      <w:proofErr w:type="spellStart"/>
       <w:r>
-        <w:t>hora_inicio</w:t>
+        <w:rPr>
+          <w:rFonts w:cstheme="minorHAnsi"/>
+          <w:sz w:val="24"/>
+          <w:szCs w:val="24"/>
+        </w:rPr>
+        <w:t xml:space="preserve"> </w:t>
       </w:r>
-      <w:proofErr w:type="spellEnd"/>
       <w:r>
-        <w:t>} - {</w:t>
-      </w:r>
-      <w:proofErr w:type="spellStart"/>
-      <w:r>
-        <w:t>hora_fin</w:t>
-      </w:r>
-      <w:proofErr w:type="spellEnd"/>
-      <w:r>
-        <w:t>}</w:t>
-      </w:r>
-    </w:p>
-    <w:p/>
-    <w:p>
-      <w:r>
-        <w:t>Responsable: {responsable}</w:t>
-      </w:r>
-    </w:p>
-    <w:p>
-      <w:r>
-        <w:t>Cargo: {</w:t>
-      </w:r>
-      <w:proofErr w:type="spellStart"/>
-      <w:r>
-        <w:t>cargo_responsable</w:t>
-      </w:r>
-      <w:proofErr w:type="spellEnd"/>
-      <w:r>
-        <w:t>}</w:t>
-      </w:r>
-    </w:p>
-    <w:p>
-      <w:r>
-        <w:t>Teléfono: {</w:t>
-      </w:r>
-      <w:proofErr w:type="spellStart"/>
-      <w:r>
-        <w:t>telefono</w:t>
-      </w:r>
-      <w:proofErr w:type="spellEnd"/>
-      <w:r>
-        <w:t>}</w:t>
-      </w:r>
-    </w:p>
-    <w:p>
-      <w:r>
-        <w:t>Correo: {correo}</w:t>
-      </w:r>
-    </w:p>
-    <w:p>
-      <w:r>
-        <w:t>Unidad: {unidad}</w:t>
-      </w:r>
-    </w:p>
-    <w:p/>
-    <w:p>
-      <w:r>
-        <w:t>Espacio: {espacio}</w:t>
-      </w:r>
-    </w:p>
-    <w:p>
-      <w:r>
-        <w:t>Personas: {personas}</w:t>
-      </w:r>
-    </w:p>
-    <w:p>
-      <w:r>
-        <w:t>¿Dura varios días?: {</w:t>
-      </w:r>
-      <w:proofErr w:type="spellStart"/>
-      <w:r>
-        <w:t>multi_dia</w:t>
-      </w:r>
-      <w:proofErr w:type="spellEnd"/>
-      <w:r>
-        <w:t>}</w:t>
-      </w:r>
-    </w:p>
-    <w:p/>
-    <w:p>
-      <w:r>
-        <w:t>Descripción:</w:t>
-      </w:r>
-    </w:p>
-    <w:p>
-      <w:r>
+        <w:rPr>
+          <w:rFonts w:cstheme="minorHAnsi"/>
+          <w:sz w:val="24"/>
+          <w:szCs w:val="24"/>
+        </w:rPr>
         <w:t>{</w:t>
       </w:r>
       <w:proofErr w:type="spellStart"/>
       <w:r>
-        <w:t>descripcion</w:t>
+        <w:rPr>
+          <w:rFonts w:cstheme="minorHAnsi"/>
+          <w:sz w:val="24"/>
+          <w:szCs w:val="24"/>
+        </w:rPr>
+        <w:t>fecha_actual</w:t>
       </w:r>
       <w:proofErr w:type="spellEnd"/>
       <w:r>
+        <w:rPr>
+          <w:rFonts w:cstheme="minorHAnsi"/>
+          <w:sz w:val="24"/>
+          <w:szCs w:val="24"/>
+        </w:rPr>
         <w:t>}</w:t>
+      </w:r>
+      <w:r>
+        <w:rPr>
+          <w:rFonts w:cstheme="minorHAnsi"/>
+          <w:sz w:val="24"/>
+          <w:szCs w:val="24"/>
+        </w:rPr>
+        <w:tab/>
+      </w:r>
+    </w:p>
+    <w:tbl>
+      <w:tblPr>
+        <w:tblStyle w:val="Tablanormal4"/>
+        <w:tblW w:w="9683" w:type="dxa"/>
+        <w:tblInd w:w="-411" w:type="dxa"/>
+        <w:tblLayout w:type="fixed"/>
+        <w:tblLook w:val="04A0" w:firstRow="1" w:lastRow="0" w:firstColumn="1" w:lastColumn="0" w:noHBand="0" w:noVBand="1"/>
+      </w:tblPr>
+      <w:tblGrid>
+        <w:gridCol w:w="4748"/>
+        <w:gridCol w:w="4935"/>
+      </w:tblGrid>
+      <w:tr>
+        <w:trPr>
+          <w:cnfStyle w:val="100000000000" w:firstRow="1" w:lastRow="0" w:firstColumn="0" w:lastColumn="0" w:oddVBand="0" w:evenVBand="0" w:oddHBand="0" w:evenHBand="0" w:firstRowFirstColumn="0" w:firstRowLastColumn="0" w:lastRowFirstColumn="0" w:lastRowLastColumn="0"/>
+          <w:trHeight w:val="470"/>
+        </w:trPr>
+        <w:tc>
+          <w:tcPr>
+            <w:cnfStyle w:val="001000000000" w:firstRow="0" w:lastRow="0" w:firstColumn="1" w:lastColumn="0" w:oddVBand="0" w:evenVBand="0" w:oddHBand="0" w:evenHBand="0" w:firstRowFirstColumn="0" w:firstRowLastColumn="0" w:lastRowFirstColumn="0" w:lastRowLastColumn="0"/>
+            <w:tcW w:w="9683" w:type="dxa"/>
+            <w:gridSpan w:val="2"/>
+          </w:tcPr>
+          <w:p>
+            <w:pPr>
+              <w:rPr>
+                <w:rFonts w:cstheme="minorHAnsi"/>
+                <w:b w:val="0"/>
+                <w:bCs w:val="0"/>
+                <w:sz w:val="28"/>
+                <w:szCs w:val="26"/>
+                <w14:textOutline w14:w="3175" w14:cap="rnd" w14:cmpd="sng" w14:algn="ctr">
+                  <w14:noFill/>
+                  <w14:prstDash w14:val="solid"/>
+                  <w14:bevel/>
+                </w14:textOutline>
+              </w:rPr>
+            </w:pPr>
+            <w:r>
+              <w:rPr>
+                <w:rFonts w:cstheme="minorHAnsi"/>
+                <w:b w:val="0"/>
+                <w:bCs w:val="0"/>
+                <w:sz w:val="28"/>
+                <w:szCs w:val="26"/>
+                <w14:textOutline w14:w="3175" w14:cap="rnd" w14:cmpd="sng" w14:algn="ctr">
+                  <w14:noFill/>
+                  <w14:prstDash w14:val="solid"/>
+                  <w14:bevel/>
+                </w14:textOutline>
+              </w:rPr>
+              <w:t>Nombre del evento:</w:t>
+            </w:r>
+            <w:r>
+              <w:rPr>
+                <w:rFonts w:cstheme="minorHAnsi"/>
+                <w:b w:val="0"/>
+                <w:bCs w:val="0"/>
+                <w:sz w:val="28"/>
+                <w:szCs w:val="26"/>
+                <w14:textOutline w14:w="3175" w14:cap="rnd" w14:cmpd="sng" w14:algn="ctr">
+                  <w14:noFill/>
+                  <w14:prstDash w14:val="solid"/>
+                  <w14:bevel/>
+                </w14:textOutline>
+              </w:rPr>
+              <w:t xml:space="preserve"> </w:t>
+            </w:r>
+            <w:r>
+              <w:rPr>
+                <w:rFonts w:cstheme="minorHAnsi"/>
+                <w:sz w:val="28"/>
+                <w:szCs w:val="26"/>
+                <w14:textOutline w14:w="3175" w14:cap="rnd" w14:cmpd="sng" w14:algn="ctr">
+                  <w14:noFill/>
+                  <w14:prstDash w14:val="solid"/>
+                  <w14:bevel/>
+                </w14:textOutline>
+              </w:rPr>
+              <w:t>{</w:t>
+            </w:r>
+            <w:proofErr w:type="spellStart"/>
+            <w:r>
+              <w:rPr>
+                <w:rFonts w:cstheme="minorHAnsi"/>
+                <w:sz w:val="28"/>
+                <w:szCs w:val="26"/>
+                <w14:textOutline w14:w="3175" w14:cap="rnd" w14:cmpd="sng" w14:algn="ctr">
+                  <w14:noFill/>
+                  <w14:prstDash w14:val="solid"/>
+                  <w14:bevel/>
+                </w14:textOutline>
+              </w:rPr>
+              <w:t>nombre_evento</w:t>
+            </w:r>
+            <w:proofErr w:type="spellEnd"/>
+            <w:r>
+              <w:rPr>
+                <w:rFonts w:cstheme="minorHAnsi"/>
+                <w:sz w:val="28"/>
+                <w:szCs w:val="26"/>
+                <w14:textOutline w14:w="3175" w14:cap="rnd" w14:cmpd="sng" w14:algn="ctr">
+                  <w14:noFill/>
+                  <w14:prstDash w14:val="solid"/>
+                  <w14:bevel/>
+                </w14:textOutline>
+              </w:rPr>
+              <w:t>}</w:t>
+            </w:r>
+          </w:p>
+        </w:tc>
+      </w:tr>
+      <w:tr>
+        <w:trPr>
+          <w:cnfStyle w:val="000000100000" w:firstRow="0" w:lastRow="0" w:firstColumn="0" w:lastColumn="0" w:oddVBand="0" w:evenVBand="0" w:oddHBand="1" w:evenHBand="0" w:firstRowFirstColumn="0" w:firstRowLastColumn="0" w:lastRowFirstColumn="0" w:lastRowLastColumn="0"/>
+          <w:trHeight w:val="470"/>
+        </w:trPr>
+        <w:tc>
+          <w:tcPr>
+            <w:cnfStyle w:val="001000000000" w:firstRow="0" w:lastRow="0" w:firstColumn="1" w:lastColumn="0" w:oddVBand="0" w:evenVBand="0" w:oddHBand="0" w:evenHBand="0" w:firstRowFirstColumn="0" w:firstRowLastColumn="0" w:lastRowFirstColumn="0" w:lastRowLastColumn="0"/>
+            <w:tcW w:w="9683" w:type="dxa"/>
+            <w:gridSpan w:val="2"/>
+          </w:tcPr>
+          <w:p>
+            <w:pPr>
+              <w:rPr>
+                <w:rFonts w:cstheme="minorHAnsi"/>
+                <w:b w:val="0"/>
+                <w:bCs w:val="0"/>
+                <w:sz w:val="28"/>
+                <w:szCs w:val="26"/>
+                <w14:textOutline w14:w="3175" w14:cap="rnd" w14:cmpd="sng" w14:algn="ctr">
+                  <w14:noFill/>
+                  <w14:prstDash w14:val="solid"/>
+                  <w14:bevel/>
+                </w14:textOutline>
+              </w:rPr>
+            </w:pPr>
+            <w:r>
+              <w:rPr>
+                <w:rFonts w:cstheme="minorHAnsi"/>
+                <w:b w:val="0"/>
+                <w:bCs w:val="0"/>
+                <w:sz w:val="28"/>
+                <w:szCs w:val="26"/>
+                <w14:textOutline w14:w="3175" w14:cap="rnd" w14:cmpd="sng" w14:algn="ctr">
+                  <w14:noFill/>
+                  <w14:prstDash w14:val="solid"/>
+                  <w14:bevel/>
+                </w14:textOutline>
+              </w:rPr>
+              <w:t>Fecha de autorización de los H</w:t>
+            </w:r>
+            <w:r>
+              <w:rPr>
+                <w:rFonts w:cstheme="minorHAnsi"/>
+                <w:b w:val="0"/>
+                <w:bCs w:val="0"/>
+                <w:sz w:val="28"/>
+                <w:szCs w:val="26"/>
+                <w14:textOutline w14:w="3175" w14:cap="rnd" w14:cmpd="sng" w14:algn="ctr">
+                  <w14:noFill/>
+                  <w14:prstDash w14:val="solid"/>
+                  <w14:bevel/>
+                </w14:textOutline>
+              </w:rPr>
+              <w:t>.</w:t>
+            </w:r>
+            <w:r>
+              <w:rPr>
+                <w:rFonts w:cstheme="minorHAnsi"/>
+                <w:b w:val="0"/>
+                <w:bCs w:val="0"/>
+                <w:sz w:val="28"/>
+                <w:szCs w:val="26"/>
+                <w14:textOutline w14:w="3175" w14:cap="rnd" w14:cmpd="sng" w14:algn="ctr">
+                  <w14:noFill/>
+                  <w14:prstDash w14:val="solid"/>
+                  <w14:bevel/>
+                </w14:textOutline>
+              </w:rPr>
+              <w:t>H.</w:t>
+            </w:r>
+            <w:r>
+              <w:rPr>
+                <w:rFonts w:cstheme="minorHAnsi"/>
+                <w:b w:val="0"/>
+                <w:bCs w:val="0"/>
+                <w:sz w:val="28"/>
+                <w:szCs w:val="26"/>
+                <w14:textOutline w14:w="3175" w14:cap="rnd" w14:cmpd="sng" w14:algn="ctr">
+                  <w14:noFill/>
+                  <w14:prstDash w14:val="solid"/>
+                  <w14:bevel/>
+                </w14:textOutline>
+              </w:rPr>
+              <w:t xml:space="preserve"> </w:t>
+            </w:r>
+            <w:r>
+              <w:rPr>
+                <w:rFonts w:cstheme="minorHAnsi"/>
+                <w:b w:val="0"/>
+                <w:bCs w:val="0"/>
+                <w:sz w:val="28"/>
+                <w:szCs w:val="26"/>
+                <w14:textOutline w14:w="3175" w14:cap="rnd" w14:cmpd="sng" w14:algn="ctr">
+                  <w14:noFill/>
+                  <w14:prstDash w14:val="solid"/>
+                  <w14:bevel/>
+                </w14:textOutline>
+              </w:rPr>
+              <w:t xml:space="preserve">Consejos: </w:t>
+            </w:r>
+            <w:r>
+              <w:rPr>
+                <w:rFonts w:cstheme="minorHAnsi"/>
+                <w:b w:val="0"/>
+                <w:bCs w:val="0"/>
+                <w:sz w:val="28"/>
+                <w:szCs w:val="26"/>
+                <w14:textOutline w14:w="3175" w14:cap="rnd" w14:cmpd="sng" w14:algn="ctr">
+                  <w14:noFill/>
+                  <w14:prstDash w14:val="solid"/>
+                  <w14:bevel/>
+                </w14:textOutline>
+              </w:rPr>
+              <w:t>{</w:t>
+            </w:r>
+            <w:proofErr w:type="spellStart"/>
+            <w:r>
+              <w:rPr>
+                <w:rFonts w:cstheme="minorHAnsi"/>
+                <w:b w:val="0"/>
+                <w:bCs w:val="0"/>
+                <w:sz w:val="28"/>
+                <w:szCs w:val="26"/>
+                <w14:textOutline w14:w="3175" w14:cap="rnd" w14:cmpd="sng" w14:algn="ctr">
+                  <w14:noFill/>
+                  <w14:prstDash w14:val="solid"/>
+                  <w14:bevel/>
+                </w14:textOutline>
+              </w:rPr>
+              <w:t>fecha_aprobacion</w:t>
+            </w:r>
+            <w:proofErr w:type="spellEnd"/>
+            <w:r>
+              <w:rPr>
+                <w:rFonts w:cstheme="minorHAnsi"/>
+                <w:b w:val="0"/>
+                <w:bCs w:val="0"/>
+                <w:sz w:val="28"/>
+                <w:szCs w:val="26"/>
+                <w14:textOutline w14:w="3175" w14:cap="rnd" w14:cmpd="sng" w14:algn="ctr">
+                  <w14:noFill/>
+                  <w14:prstDash w14:val="solid"/>
+                  <w14:bevel/>
+                </w14:textOutline>
+              </w:rPr>
+              <w:t>}</w:t>
+            </w:r>
+            <w:r>
+              <w:rPr>
+                <w:rFonts w:cstheme="minorHAnsi"/>
+                <w:sz w:val="28"/>
+                <w:szCs w:val="26"/>
+                <w14:textOutline w14:w="3175" w14:cap="rnd" w14:cmpd="sng" w14:algn="ctr">
+                  <w14:noFill/>
+                  <w14:prstDash w14:val="solid"/>
+                  <w14:bevel/>
+                </w14:textOutline>
+              </w:rPr>
+              <w:fldChar w:fldCharType="begin"/>
+            </w:r>
+            <w:r>
+              <w:rPr>
+                <w:rFonts w:cstheme="minorHAnsi"/>
+                <w:b w:val="0"/>
+                <w:bCs w:val="0"/>
+                <w:sz w:val="28"/>
+                <w:szCs w:val="26"/>
+                <w14:textOutline w14:w="3175" w14:cap="rnd" w14:cmpd="sng" w14:algn="ctr">
+                  <w14:noFill/>
+                  <w14:prstDash w14:val="solid"/>
+                  <w14:bevel/>
+                </w14:textOutline>
+              </w:rPr>
+              <w:instrText xml:space="preserve"> MERGEFIELD Fecha_de_aprobación_de_los_HH_Consejos_ </w:instrText>
+            </w:r>
+            <w:r>
+              <w:rPr>
+                <w:rFonts w:cstheme="minorHAnsi"/>
+                <w:sz w:val="28"/>
+                <w:szCs w:val="26"/>
+                <w14:textOutline w14:w="3175" w14:cap="rnd" w14:cmpd="sng" w14:algn="ctr">
+                  <w14:noFill/>
+                  <w14:prstDash w14:val="solid"/>
+                  <w14:bevel/>
+                </w14:textOutline>
+              </w:rPr>
+              <w:fldChar w:fldCharType="end"/>
+            </w:r>
+          </w:p>
+        </w:tc>
+      </w:tr>
+      <w:tr>
+        <w:trPr>
+          <w:trHeight w:val="470"/>
+        </w:trPr>
+        <w:tc>
+          <w:tcPr>
+            <w:cnfStyle w:val="001000000000" w:firstRow="0" w:lastRow="0" w:firstColumn="1" w:lastColumn="0" w:oddVBand="0" w:evenVBand="0" w:oddHBand="0" w:evenHBand="0" w:firstRowFirstColumn="0" w:firstRowLastColumn="0" w:lastRowFirstColumn="0" w:lastRowLastColumn="0"/>
+            <w:tcW w:w="4748" w:type="dxa"/>
+          </w:tcPr>
+          <w:p>
+            <w:pPr>
+              <w:rPr>
+                <w:rFonts w:cstheme="minorHAnsi"/>
+                <w:sz w:val="28"/>
+                <w:szCs w:val="26"/>
+                <w14:textOutline w14:w="3175" w14:cap="rnd" w14:cmpd="sng" w14:algn="ctr">
+                  <w14:noFill/>
+                  <w14:prstDash w14:val="solid"/>
+                  <w14:bevel/>
+                </w14:textOutline>
+              </w:rPr>
+            </w:pPr>
+            <w:r>
+              <w:rPr>
+                <w:rFonts w:cstheme="minorHAnsi"/>
+                <w:b w:val="0"/>
+                <w:bCs w:val="0"/>
+                <w:sz w:val="28"/>
+                <w:szCs w:val="26"/>
+                <w14:textOutline w14:w="3175" w14:cap="rnd" w14:cmpd="sng" w14:algn="ctr">
+                  <w14:noFill/>
+                  <w14:prstDash w14:val="solid"/>
+                  <w14:bevel/>
+                </w14:textOutline>
+              </w:rPr>
+              <w:t xml:space="preserve">Fecha del evento: </w:t>
+            </w:r>
+            <w:r>
+              <w:rPr>
+                <w:rFonts w:cstheme="minorHAnsi"/>
+                <w:sz w:val="28"/>
+                <w:szCs w:val="26"/>
+                <w14:textOutline w14:w="3175" w14:cap="rnd" w14:cmpd="sng" w14:algn="ctr">
+                  <w14:noFill/>
+                  <w14:prstDash w14:val="solid"/>
+                  <w14:bevel/>
+                </w14:textOutline>
+              </w:rPr>
+              <w:t>{</w:t>
+            </w:r>
+            <w:proofErr w:type="spellStart"/>
+            <w:r>
+              <w:rPr>
+                <w:rFonts w:cstheme="minorHAnsi"/>
+                <w:sz w:val="28"/>
+                <w:szCs w:val="26"/>
+                <w14:textOutline w14:w="3175" w14:cap="rnd" w14:cmpd="sng" w14:algn="ctr">
+                  <w14:noFill/>
+                  <w14:prstDash w14:val="solid"/>
+                  <w14:bevel/>
+                </w14:textOutline>
+              </w:rPr>
+              <w:t>fecha_evento</w:t>
+            </w:r>
+            <w:proofErr w:type="spellEnd"/>
+            <w:r>
+              <w:rPr>
+                <w:rFonts w:cstheme="minorHAnsi"/>
+                <w:sz w:val="28"/>
+                <w:szCs w:val="26"/>
+                <w14:textOutline w14:w="3175" w14:cap="rnd" w14:cmpd="sng" w14:algn="ctr">
+                  <w14:noFill/>
+                  <w14:prstDash w14:val="solid"/>
+                  <w14:bevel/>
+                </w14:textOutline>
+              </w:rPr>
+              <w:t>}</w:t>
+            </w:r>
+          </w:p>
+          <w:p>
+            <w:pPr>
+              <w:rPr>
+                <w:rFonts w:cstheme="minorHAnsi"/>
+                <w:b w:val="0"/>
+                <w:bCs w:val="0"/>
+                <w:sz w:val="28"/>
+                <w:szCs w:val="26"/>
+                <w14:textOutline w14:w="3175" w14:cap="rnd" w14:cmpd="sng" w14:algn="ctr">
+                  <w14:noFill/>
+                  <w14:prstDash w14:val="solid"/>
+                  <w14:bevel/>
+                </w14:textOutline>
+              </w:rPr>
+            </w:pPr>
+            <w:r>
+              <w:rPr>
+                <w:rFonts w:cstheme="minorHAnsi"/>
+                <w:sz w:val="28"/>
+                <w:szCs w:val="26"/>
+                <w14:textOutline w14:w="3175" w14:cap="rnd" w14:cmpd="sng" w14:algn="ctr">
+                  <w14:noFill/>
+                  <w14:prstDash w14:val="solid"/>
+                  <w14:bevel/>
+                </w14:textOutline>
+              </w:rPr>
+              <w:fldChar w:fldCharType="begin"/>
+            </w:r>
+            <w:r>
+              <w:rPr>
+                <w:rFonts w:cstheme="minorHAnsi"/>
+                <w:b w:val="0"/>
+                <w:bCs w:val="0"/>
+                <w:sz w:val="28"/>
+                <w:szCs w:val="26"/>
+                <w14:textOutline w14:w="3175" w14:cap="rnd" w14:cmpd="sng" w14:algn="ctr">
+                  <w14:noFill/>
+                  <w14:prstDash w14:val="solid"/>
+                  <w14:bevel/>
+                </w14:textOutline>
+              </w:rPr>
+              <w:instrText xml:space="preserve"> MERGEFIELD Días_en_que_se_llevará_a_cabo_el_evento_ </w:instrText>
+            </w:r>
+            <w:r>
+              <w:rPr>
+                <w:rFonts w:cstheme="minorHAnsi"/>
+                <w:sz w:val="28"/>
+                <w:szCs w:val="26"/>
+                <w14:textOutline w14:w="3175" w14:cap="rnd" w14:cmpd="sng" w14:algn="ctr">
+                  <w14:noFill/>
+                  <w14:prstDash w14:val="solid"/>
+                  <w14:bevel/>
+                </w14:textOutline>
+              </w:rPr>
+              <w:fldChar w:fldCharType="end"/>
+            </w:r>
+          </w:p>
+        </w:tc>
+        <w:tc>
+          <w:tcPr>
+            <w:tcW w:w="4935" w:type="dxa"/>
+          </w:tcPr>
+          <w:p>
+            <w:pPr>
+              <w:cnfStyle w:val="000000000000" w:firstRow="0" w:lastRow="0" w:firstColumn="0" w:lastColumn="0" w:oddVBand="0" w:evenVBand="0" w:oddHBand="0" w:evenHBand="0" w:firstRowFirstColumn="0" w:firstRowLastColumn="0" w:lastRowFirstColumn="0" w:lastRowLastColumn="0"/>
+              <w:rPr>
+                <w:rFonts w:cstheme="minorHAnsi"/>
+                <w:sz w:val="28"/>
+                <w:szCs w:val="26"/>
+                <w14:textOutline w14:w="3175" w14:cap="rnd" w14:cmpd="sng" w14:algn="ctr">
+                  <w14:noFill/>
+                  <w14:prstDash w14:val="solid"/>
+                  <w14:bevel/>
+                </w14:textOutline>
+              </w:rPr>
+            </w:pPr>
+            <w:r>
+              <w:rPr>
+                <w:rFonts w:cstheme="minorHAnsi"/>
+                <w:sz w:val="28"/>
+                <w:szCs w:val="26"/>
+                <w14:textOutline w14:w="3175" w14:cap="rnd" w14:cmpd="sng" w14:algn="ctr">
+                  <w14:noFill/>
+                  <w14:prstDash w14:val="solid"/>
+                  <w14:bevel/>
+                </w14:textOutline>
+              </w:rPr>
+              <w:t>Horario:</w:t>
+            </w:r>
+            <w:r>
+              <w:rPr>
+                <w:rFonts w:cstheme="minorHAnsi"/>
+                <w:sz w:val="28"/>
+                <w:szCs w:val="26"/>
+                <w14:textOutline w14:w="3175" w14:cap="rnd" w14:cmpd="sng" w14:algn="ctr">
+                  <w14:noFill/>
+                  <w14:prstDash w14:val="solid"/>
+                  <w14:bevel/>
+                </w14:textOutline>
+              </w:rPr>
+              <w:t xml:space="preserve"> </w:t>
+            </w:r>
+            <w:r>
+              <w:rPr>
+                <w:rFonts w:cstheme="minorHAnsi"/>
+                <w:sz w:val="28"/>
+                <w:szCs w:val="26"/>
+                <w14:textOutline w14:w="3175" w14:cap="rnd" w14:cmpd="sng" w14:algn="ctr">
+                  <w14:noFill/>
+                  <w14:prstDash w14:val="solid"/>
+                  <w14:bevel/>
+                </w14:textOutline>
+              </w:rPr>
+              <w:t>{</w:t>
+            </w:r>
+            <w:proofErr w:type="spellStart"/>
+            <w:r>
+              <w:rPr>
+                <w:rFonts w:cstheme="minorHAnsi"/>
+                <w:sz w:val="28"/>
+                <w:szCs w:val="26"/>
+                <w14:textOutline w14:w="3175" w14:cap="rnd" w14:cmpd="sng" w14:algn="ctr">
+                  <w14:noFill/>
+                  <w14:prstDash w14:val="solid"/>
+                  <w14:bevel/>
+                </w14:textOutline>
+              </w:rPr>
+              <w:t>hora_inicio</w:t>
+            </w:r>
+            <w:proofErr w:type="spellEnd"/>
+            <w:r>
+              <w:rPr>
+                <w:rFonts w:cstheme="minorHAnsi"/>
+                <w:sz w:val="28"/>
+                <w:szCs w:val="26"/>
+                <w14:textOutline w14:w="3175" w14:cap="rnd" w14:cmpd="sng" w14:algn="ctr">
+                  <w14:noFill/>
+                  <w14:prstDash w14:val="solid"/>
+                  <w14:bevel/>
+                </w14:textOutline>
+              </w:rPr>
+              <w:t>}-{</w:t>
+            </w:r>
+            <w:proofErr w:type="spellStart"/>
+            <w:r>
+              <w:rPr>
+                <w:rFonts w:cstheme="minorHAnsi"/>
+                <w:sz w:val="28"/>
+                <w:szCs w:val="26"/>
+                <w14:textOutline w14:w="3175" w14:cap="rnd" w14:cmpd="sng" w14:algn="ctr">
+                  <w14:noFill/>
+                  <w14:prstDash w14:val="solid"/>
+                  <w14:bevel/>
+                </w14:textOutline>
+              </w:rPr>
+              <w:t>hora_fin</w:t>
+            </w:r>
+            <w:proofErr w:type="spellEnd"/>
+            <w:r>
+              <w:rPr>
+                <w:rFonts w:cstheme="minorHAnsi"/>
+                <w:sz w:val="28"/>
+                <w:szCs w:val="26"/>
+                <w14:textOutline w14:w="3175" w14:cap="rnd" w14:cmpd="sng" w14:algn="ctr">
+                  <w14:noFill/>
+                  <w14:prstDash w14:val="solid"/>
+                  <w14:bevel/>
+                </w14:textOutline>
+              </w:rPr>
+              <w:t>}</w:t>
+            </w:r>
+          </w:p>
+        </w:tc>
+      </w:tr>
+      <w:tr>
+        <w:trPr>
+          <w:cnfStyle w:val="000000100000" w:firstRow="0" w:lastRow="0" w:firstColumn="0" w:lastColumn="0" w:oddVBand="0" w:evenVBand="0" w:oddHBand="1" w:evenHBand="0" w:firstRowFirstColumn="0" w:firstRowLastColumn="0" w:lastRowFirstColumn="0" w:lastRowLastColumn="0"/>
+          <w:trHeight w:val="470"/>
+        </w:trPr>
+        <w:tc>
+          <w:tcPr>
+            <w:cnfStyle w:val="001000000000" w:firstRow="0" w:lastRow="0" w:firstColumn="1" w:lastColumn="0" w:oddVBand="0" w:evenVBand="0" w:oddHBand="0" w:evenHBand="0" w:firstRowFirstColumn="0" w:firstRowLastColumn="0" w:lastRowFirstColumn="0" w:lastRowLastColumn="0"/>
+            <w:tcW w:w="9683" w:type="dxa"/>
+            <w:gridSpan w:val="2"/>
+          </w:tcPr>
+          <w:p>
+            <w:pPr>
+              <w:rPr>
+                <w:rFonts w:cstheme="minorHAnsi"/>
+                <w:b w:val="0"/>
+                <w:bCs w:val="0"/>
+                <w:sz w:val="28"/>
+                <w:szCs w:val="26"/>
+                <w14:textOutline w14:w="3175" w14:cap="rnd" w14:cmpd="sng" w14:algn="ctr">
+                  <w14:noFill/>
+                  <w14:prstDash w14:val="solid"/>
+                  <w14:bevel/>
+                </w14:textOutline>
+              </w:rPr>
+            </w:pPr>
+            <w:r>
+              <w:rPr>
+                <w:rFonts w:cstheme="minorHAnsi"/>
+                <w:b w:val="0"/>
+                <w:bCs w:val="0"/>
+                <w:sz w:val="28"/>
+                <w:szCs w:val="26"/>
+                <w14:textOutline w14:w="3175" w14:cap="rnd" w14:cmpd="sng" w14:algn="ctr">
+                  <w14:noFill/>
+                  <w14:prstDash w14:val="solid"/>
+                  <w14:bevel/>
+                </w14:textOutline>
+              </w:rPr>
+              <w:t xml:space="preserve">Responsable del evento: </w:t>
+            </w:r>
+            <w:r>
+              <w:rPr>
+                <w:rFonts w:cstheme="minorHAnsi"/>
+                <w:sz w:val="28"/>
+                <w:szCs w:val="26"/>
+                <w14:textOutline w14:w="3175" w14:cap="rnd" w14:cmpd="sng" w14:algn="ctr">
+                  <w14:noFill/>
+                  <w14:prstDash w14:val="solid"/>
+                  <w14:bevel/>
+                </w14:textOutline>
+              </w:rPr>
+              <w:t>{responsable}</w:t>
+            </w:r>
+          </w:p>
+        </w:tc>
+      </w:tr>
+      <w:tr>
+        <w:trPr>
+          <w:trHeight w:val="470"/>
+        </w:trPr>
+        <w:tc>
+          <w:tcPr>
+            <w:cnfStyle w:val="001000000000" w:firstRow="0" w:lastRow="0" w:firstColumn="1" w:lastColumn="0" w:oddVBand="0" w:evenVBand="0" w:oddHBand="0" w:evenHBand="0" w:firstRowFirstColumn="0" w:firstRowLastColumn="0" w:lastRowFirstColumn="0" w:lastRowLastColumn="0"/>
+            <w:tcW w:w="9683" w:type="dxa"/>
+            <w:gridSpan w:val="2"/>
+          </w:tcPr>
+          <w:p>
+            <w:pPr>
+              <w:rPr>
+                <w:rFonts w:cstheme="minorHAnsi"/>
+                <w:sz w:val="28"/>
+                <w:szCs w:val="26"/>
+                <w14:textOutline w14:w="3175" w14:cap="rnd" w14:cmpd="sng" w14:algn="ctr">
+                  <w14:noFill/>
+                  <w14:prstDash w14:val="solid"/>
+                  <w14:bevel/>
+                </w14:textOutline>
+              </w:rPr>
+            </w:pPr>
+            <w:r>
+              <w:rPr>
+                <w:rFonts w:cstheme="minorHAnsi"/>
+                <w:b w:val="0"/>
+                <w:sz w:val="28"/>
+                <w:szCs w:val="26"/>
+                <w14:textOutline w14:w="3175" w14:cap="rnd" w14:cmpd="sng" w14:algn="ctr">
+                  <w14:noFill/>
+                  <w14:prstDash w14:val="solid"/>
+                  <w14:bevel/>
+                </w14:textOutline>
+              </w:rPr>
+              <w:t>Categoría:</w:t>
+            </w:r>
+            <w:r>
+              <w:rPr>
+                <w:rFonts w:cstheme="minorHAnsi"/>
+                <w:sz w:val="28"/>
+                <w:szCs w:val="26"/>
+                <w14:textOutline w14:w="3175" w14:cap="rnd" w14:cmpd="sng" w14:algn="ctr">
+                  <w14:noFill/>
+                  <w14:prstDash w14:val="solid"/>
+                  <w14:bevel/>
+                </w14:textOutline>
+              </w:rPr>
+              <w:t xml:space="preserve"> </w:t>
+            </w:r>
+            <w:r>
+              <w:rPr>
+                <w:rFonts w:cstheme="minorHAnsi"/>
+                <w:sz w:val="28"/>
+                <w:szCs w:val="26"/>
+                <w14:textOutline w14:w="3175" w14:cap="rnd" w14:cmpd="sng" w14:algn="ctr">
+                  <w14:noFill/>
+                  <w14:prstDash w14:val="solid"/>
+                  <w14:bevel/>
+                </w14:textOutline>
+              </w:rPr>
+              <w:t>{</w:t>
+            </w:r>
+            <w:proofErr w:type="spellStart"/>
+            <w:r>
+              <w:rPr>
+                <w:rFonts w:cstheme="minorHAnsi"/>
+                <w:sz w:val="28"/>
+                <w:szCs w:val="26"/>
+                <w14:textOutline w14:w="3175" w14:cap="rnd" w14:cmpd="sng" w14:algn="ctr">
+                  <w14:noFill/>
+                  <w14:prstDash w14:val="solid"/>
+                  <w14:bevel/>
+                </w14:textOutline>
+              </w:rPr>
+              <w:t>unidad_cargo</w:t>
+            </w:r>
+            <w:proofErr w:type="spellEnd"/>
+            <w:r>
+              <w:rPr>
+                <w:rFonts w:cstheme="minorHAnsi"/>
+                <w:sz w:val="28"/>
+                <w:szCs w:val="26"/>
+                <w14:textOutline w14:w="3175" w14:cap="rnd" w14:cmpd="sng" w14:algn="ctr">
+                  <w14:noFill/>
+                  <w14:prstDash w14:val="solid"/>
+                  <w14:bevel/>
+                </w14:textOutline>
+              </w:rPr>
+              <w:t>}</w:t>
+            </w:r>
+          </w:p>
+        </w:tc>
+      </w:tr>
+      <w:tr>
+        <w:trPr>
+          <w:cnfStyle w:val="000000100000" w:firstRow="0" w:lastRow="0" w:firstColumn="0" w:lastColumn="0" w:oddVBand="0" w:evenVBand="0" w:oddHBand="1" w:evenHBand="0" w:firstRowFirstColumn="0" w:firstRowLastColumn="0" w:lastRowFirstColumn="0" w:lastRowLastColumn="0"/>
+          <w:trHeight w:val="470"/>
+        </w:trPr>
+        <w:tc>
+          <w:tcPr>
+            <w:cnfStyle w:val="001000000000" w:firstRow="0" w:lastRow="0" w:firstColumn="1" w:lastColumn="0" w:oddVBand="0" w:evenVBand="0" w:oddHBand="0" w:evenHBand="0" w:firstRowFirstColumn="0" w:firstRowLastColumn="0" w:lastRowFirstColumn="0" w:lastRowLastColumn="0"/>
+            <w:tcW w:w="4748" w:type="dxa"/>
+          </w:tcPr>
+          <w:p>
+            <w:pPr>
+              <w:rPr>
+                <w:rFonts w:cstheme="minorHAnsi"/>
+                <w:b w:val="0"/>
+                <w:bCs w:val="0"/>
+                <w:sz w:val="28"/>
+                <w:szCs w:val="26"/>
+                <w14:textOutline w14:w="3175" w14:cap="rnd" w14:cmpd="sng" w14:algn="ctr">
+                  <w14:noFill/>
+                  <w14:prstDash w14:val="solid"/>
+                  <w14:bevel/>
+                </w14:textOutline>
+              </w:rPr>
+            </w:pPr>
+            <w:r>
+              <w:rPr>
+                <w:rFonts w:cstheme="minorHAnsi"/>
+                <w:b w:val="0"/>
+                <w:bCs w:val="0"/>
+                <w:sz w:val="28"/>
+                <w:szCs w:val="26"/>
+                <w14:textOutline w14:w="3175" w14:cap="rnd" w14:cmpd="sng" w14:algn="ctr">
+                  <w14:noFill/>
+                  <w14:prstDash w14:val="solid"/>
+                  <w14:bevel/>
+                </w14:textOutline>
+              </w:rPr>
+              <w:t xml:space="preserve">Teléfono: </w:t>
+            </w:r>
+            <w:r>
+              <w:rPr>
+                <w:rFonts w:cstheme="minorHAnsi"/>
+                <w:sz w:val="28"/>
+                <w:szCs w:val="26"/>
+                <w14:textOutline w14:w="3175" w14:cap="rnd" w14:cmpd="sng" w14:algn="ctr">
+                  <w14:noFill/>
+                  <w14:prstDash w14:val="solid"/>
+                  <w14:bevel/>
+                </w14:textOutline>
+              </w:rPr>
+              <w:fldChar w:fldCharType="begin"/>
+            </w:r>
+            <w:r>
+              <w:rPr>
+                <w:rFonts w:cstheme="minorHAnsi"/>
+                <w:b w:val="0"/>
+                <w:bCs w:val="0"/>
+                <w:sz w:val="28"/>
+                <w:szCs w:val="26"/>
+                <w14:textOutline w14:w="3175" w14:cap="rnd" w14:cmpd="sng" w14:algn="ctr">
+                  <w14:noFill/>
+                  <w14:prstDash w14:val="solid"/>
+                  <w14:bevel/>
+                </w14:textOutline>
+              </w:rPr>
+              <w:instrText xml:space="preserve"> MERGEFIELD Teléfono_de_contacto </w:instrText>
+            </w:r>
+            <w:r>
+              <w:rPr>
+                <w:rFonts w:cstheme="minorHAnsi"/>
+                <w:sz w:val="28"/>
+                <w:szCs w:val="26"/>
+                <w14:textOutline w14:w="3175" w14:cap="rnd" w14:cmpd="sng" w14:algn="ctr">
+                  <w14:noFill/>
+                  <w14:prstDash w14:val="solid"/>
+                  <w14:bevel/>
+                </w14:textOutline>
+              </w:rPr>
+              <w:fldChar w:fldCharType="separate"/>
+            </w:r>
+            <w:r>
+              <w:rPr>
+                <w:rFonts w:cstheme="minorHAnsi"/>
+                <w:noProof/>
+                <w:sz w:val="28"/>
+                <w:szCs w:val="26"/>
+                <w14:textOutline w14:w="3175" w14:cap="rnd" w14:cmpd="sng" w14:algn="ctr">
+                  <w14:noFill/>
+                  <w14:prstDash w14:val="solid"/>
+                  <w14:bevel/>
+                </w14:textOutline>
+              </w:rPr>
+              <w:t>{telefono}</w:t>
+            </w:r>
+            <w:r>
+              <w:rPr>
+                <w:rFonts w:cstheme="minorHAnsi"/>
+                <w:sz w:val="28"/>
+                <w:szCs w:val="26"/>
+                <w14:textOutline w14:w="3175" w14:cap="rnd" w14:cmpd="sng" w14:algn="ctr">
+                  <w14:noFill/>
+                  <w14:prstDash w14:val="solid"/>
+                  <w14:bevel/>
+                </w14:textOutline>
+              </w:rPr>
+              <w:fldChar w:fldCharType="end"/>
+            </w:r>
+          </w:p>
+        </w:tc>
+        <w:tc>
+          <w:tcPr>
+            <w:tcW w:w="4935" w:type="dxa"/>
+          </w:tcPr>
+          <w:p>
+            <w:pPr>
+              <w:cnfStyle w:val="000000100000" w:firstRow="0" w:lastRow="0" w:firstColumn="0" w:lastColumn="0" w:oddVBand="0" w:evenVBand="0" w:oddHBand="1" w:evenHBand="0" w:firstRowFirstColumn="0" w:firstRowLastColumn="0" w:lastRowFirstColumn="0" w:lastRowLastColumn="0"/>
+              <w:rPr>
+                <w:rFonts w:cstheme="minorHAnsi"/>
+                <w:sz w:val="28"/>
+                <w:szCs w:val="26"/>
+                <w14:textOutline w14:w="3175" w14:cap="rnd" w14:cmpd="sng" w14:algn="ctr">
+                  <w14:noFill/>
+                  <w14:prstDash w14:val="solid"/>
+                  <w14:bevel/>
+                </w14:textOutline>
+              </w:rPr>
+            </w:pPr>
+            <w:r>
+              <w:rPr>
+                <w:rFonts w:cstheme="minorHAnsi"/>
+                <w:sz w:val="28"/>
+                <w:szCs w:val="26"/>
+                <w14:textOutline w14:w="3175" w14:cap="rnd" w14:cmpd="sng" w14:algn="ctr">
+                  <w14:noFill/>
+                  <w14:prstDash w14:val="solid"/>
+                  <w14:bevel/>
+                </w14:textOutline>
+              </w:rPr>
+              <w:t xml:space="preserve">Correo electrónico: </w:t>
+            </w:r>
+            <w:r>
+              <w:rPr>
+                <w:rFonts w:cstheme="minorHAnsi"/>
+                <w:sz w:val="28"/>
+                <w:szCs w:val="26"/>
+                <w14:textOutline w14:w="3175" w14:cap="rnd" w14:cmpd="sng" w14:algn="ctr">
+                  <w14:noFill/>
+                  <w14:prstDash w14:val="solid"/>
+                  <w14:bevel/>
+                </w14:textOutline>
+              </w:rPr>
+              <w:t>{correo}</w:t>
+            </w:r>
+          </w:p>
+        </w:tc>
+      </w:tr>
+      <w:tr>
+        <w:trPr>
+          <w:trHeight w:val="444"/>
+        </w:trPr>
+        <w:tc>
+          <w:tcPr>
+            <w:cnfStyle w:val="001000000000" w:firstRow="0" w:lastRow="0" w:firstColumn="1" w:lastColumn="0" w:oddVBand="0" w:evenVBand="0" w:oddHBand="0" w:evenHBand="0" w:firstRowFirstColumn="0" w:firstRowLastColumn="0" w:lastRowFirstColumn="0" w:lastRowLastColumn="0"/>
+            <w:tcW w:w="9683" w:type="dxa"/>
+            <w:gridSpan w:val="2"/>
+          </w:tcPr>
+          <w:p>
+            <w:pPr>
+              <w:rPr>
+                <w:rFonts w:cstheme="minorHAnsi"/>
+                <w:b w:val="0"/>
+                <w:bCs w:val="0"/>
+                <w:sz w:val="28"/>
+                <w:szCs w:val="26"/>
+                <w14:textOutline w14:w="3175" w14:cap="rnd" w14:cmpd="sng" w14:algn="ctr">
+                  <w14:noFill/>
+                  <w14:prstDash w14:val="solid"/>
+                  <w14:bevel/>
+                </w14:textOutline>
+              </w:rPr>
+            </w:pPr>
+            <w:r>
+              <w:rPr>
+                <w:rFonts w:cstheme="minorHAnsi"/>
+                <w:b w:val="0"/>
+                <w:bCs w:val="0"/>
+                <w:sz w:val="28"/>
+                <w:szCs w:val="26"/>
+                <w14:textOutline w14:w="3175" w14:cap="rnd" w14:cmpd="sng" w14:algn="ctr">
+                  <w14:noFill/>
+                  <w14:prstDash w14:val="solid"/>
+                  <w14:bevel/>
+                </w14:textOutline>
+              </w:rPr>
+              <w:t xml:space="preserve">Lugar: </w:t>
+            </w:r>
+            <w:r>
+              <w:rPr>
+                <w:rFonts w:cstheme="minorHAnsi"/>
+                <w:sz w:val="28"/>
+                <w:szCs w:val="26"/>
+                <w14:textOutline w14:w="3175" w14:cap="rnd" w14:cmpd="sng" w14:algn="ctr">
+                  <w14:noFill/>
+                  <w14:prstDash w14:val="solid"/>
+                  <w14:bevel/>
+                </w14:textOutline>
+              </w:rPr>
+              <w:t>{espacio}</w:t>
+            </w:r>
+          </w:p>
+        </w:tc>
+      </w:tr>
+      <w:tr>
+        <w:trPr>
+          <w:cnfStyle w:val="000000100000" w:firstRow="0" w:lastRow="0" w:firstColumn="0" w:lastColumn="0" w:oddVBand="0" w:evenVBand="0" w:oddHBand="1" w:evenHBand="0" w:firstRowFirstColumn="0" w:firstRowLastColumn="0" w:lastRowFirstColumn="0" w:lastRowLastColumn="0"/>
+          <w:trHeight w:val="470"/>
+        </w:trPr>
+        <w:tc>
+          <w:tcPr>
+            <w:cnfStyle w:val="001000000000" w:firstRow="0" w:lastRow="0" w:firstColumn="1" w:lastColumn="0" w:oddVBand="0" w:evenVBand="0" w:oddHBand="0" w:evenHBand="0" w:firstRowFirstColumn="0" w:firstRowLastColumn="0" w:lastRowFirstColumn="0" w:lastRowLastColumn="0"/>
+            <w:tcW w:w="9683" w:type="dxa"/>
+            <w:gridSpan w:val="2"/>
+          </w:tcPr>
+          <w:p>
+            <w:pPr>
+              <w:rPr>
+                <w:rFonts w:cstheme="minorHAnsi"/>
+                <w:b w:val="0"/>
+                <w:bCs w:val="0"/>
+                <w:sz w:val="28"/>
+                <w:szCs w:val="26"/>
+                <w14:textOutline w14:w="3175" w14:cap="rnd" w14:cmpd="sng" w14:algn="ctr">
+                  <w14:noFill/>
+                  <w14:prstDash w14:val="solid"/>
+                  <w14:bevel/>
+                </w14:textOutline>
+              </w:rPr>
+            </w:pPr>
+            <w:r>
+              <w:rPr>
+                <w:rFonts w:cstheme="minorHAnsi"/>
+                <w:b w:val="0"/>
+                <w:bCs w:val="0"/>
+                <w:sz w:val="28"/>
+                <w:szCs w:val="26"/>
+                <w14:textOutline w14:w="3175" w14:cap="rnd" w14:cmpd="sng" w14:algn="ctr">
+                  <w14:noFill/>
+                  <w14:prstDash w14:val="solid"/>
+                  <w14:bevel/>
+                </w14:textOutline>
+              </w:rPr>
+              <w:t xml:space="preserve">Cantidad de personas: </w:t>
+            </w:r>
+            <w:r>
+              <w:rPr>
+                <w:rFonts w:cstheme="minorHAnsi"/>
+                <w:sz w:val="28"/>
+                <w:szCs w:val="26"/>
+                <w14:textOutline w14:w="3175" w14:cap="rnd" w14:cmpd="sng" w14:algn="ctr">
+                  <w14:noFill/>
+                  <w14:prstDash w14:val="solid"/>
+                  <w14:bevel/>
+                </w14:textOutline>
+              </w:rPr>
+              <w:t>{personas}</w:t>
+            </w:r>
+          </w:p>
+        </w:tc>
+      </w:tr>
+      <w:tr>
+        <w:trPr>
+          <w:trHeight w:val="470"/>
+        </w:trPr>
+        <w:tc>
+          <w:tcPr>
+            <w:cnfStyle w:val="001000000000" w:firstRow="0" w:lastRow="0" w:firstColumn="1" w:lastColumn="0" w:oddVBand="0" w:evenVBand="0" w:oddHBand="0" w:evenHBand="0" w:firstRowFirstColumn="0" w:firstRowLastColumn="0" w:lastRowFirstColumn="0" w:lastRowLastColumn="0"/>
+            <w:tcW w:w="9683" w:type="dxa"/>
+            <w:gridSpan w:val="2"/>
+          </w:tcPr>
+          <w:p>
+            <w:pPr>
+              <w:rPr>
+                <w:rFonts w:cstheme="minorHAnsi"/>
+                <w:sz w:val="28"/>
+                <w:szCs w:val="26"/>
+                <w14:textOutline w14:w="3175" w14:cap="rnd" w14:cmpd="sng" w14:algn="ctr">
+                  <w14:noFill/>
+                  <w14:prstDash w14:val="solid"/>
+                  <w14:bevel/>
+                </w14:textOutline>
+              </w:rPr>
+            </w:pPr>
+            <w:r>
+              <w:rPr>
+                <w:rFonts w:cstheme="minorHAnsi"/>
+                <w:b w:val="0"/>
+                <w:bCs w:val="0"/>
+                <w:sz w:val="28"/>
+                <w:szCs w:val="26"/>
+                <w14:textOutline w14:w="3175" w14:cap="rnd" w14:cmpd="sng" w14:algn="ctr">
+                  <w14:noFill/>
+                  <w14:prstDash w14:val="solid"/>
+                  <w14:bevel/>
+                </w14:textOutline>
+              </w:rPr>
+              <w:t>Requiere montaje(especificar):</w:t>
+            </w:r>
+            <w:r>
+              <w:rPr>
+                <w:b w:val="0"/>
+                <w:bCs w:val="0"/>
+              </w:rPr>
+              <w:t xml:space="preserve"> </w:t>
+            </w:r>
+            <w:r>
+              <w:rPr>
+                <w:rFonts w:cstheme="minorHAnsi"/>
+                <w:b w:val="0"/>
+                <w:bCs w:val="0"/>
+                <w:sz w:val="28"/>
+                <w:szCs w:val="26"/>
+                <w14:textOutline w14:w="3175" w14:cap="rnd" w14:cmpd="sng" w14:algn="ctr">
+                  <w14:noFill/>
+                  <w14:prstDash w14:val="solid"/>
+                  <w14:bevel/>
+                </w14:textOutline>
+              </w:rPr>
+              <w:t>{montaje}</w:t>
+            </w:r>
+            <w:r>
+              <w:rPr>
+                <w:rFonts w:cstheme="minorHAnsi"/>
+                <w:sz w:val="28"/>
+                <w:szCs w:val="26"/>
+                <w14:textOutline w14:w="3175" w14:cap="rnd" w14:cmpd="sng" w14:algn="ctr">
+                  <w14:noFill/>
+                  <w14:prstDash w14:val="solid"/>
+                  <w14:bevel/>
+                </w14:textOutline>
+              </w:rPr>
+              <w:fldChar w:fldCharType="begin"/>
+            </w:r>
+            <w:r>
+              <w:rPr>
+                <w:rFonts w:cstheme="minorHAnsi"/>
+                <w:b w:val="0"/>
+                <w:bCs w:val="0"/>
+                <w:sz w:val="28"/>
+                <w:szCs w:val="26"/>
+                <w14:textOutline w14:w="3175" w14:cap="rnd" w14:cmpd="sng" w14:algn="ctr">
+                  <w14:noFill/>
+                  <w14:prstDash w14:val="solid"/>
+                  <w14:bevel/>
+                </w14:textOutline>
+              </w:rPr>
+              <w:instrText xml:space="preserve"> MERGEFIELD Montaje_Especificar_si_requiere_montaje </w:instrText>
+            </w:r>
+            <w:r>
+              <w:rPr>
+                <w:rFonts w:cstheme="minorHAnsi"/>
+                <w:sz w:val="28"/>
+                <w:szCs w:val="26"/>
+                <w14:textOutline w14:w="3175" w14:cap="rnd" w14:cmpd="sng" w14:algn="ctr">
+                  <w14:noFill/>
+                  <w14:prstDash w14:val="solid"/>
+                  <w14:bevel/>
+                </w14:textOutline>
+              </w:rPr>
+              <w:fldChar w:fldCharType="separate"/>
+            </w:r>
+            <w:r>
+              <w:rPr>
+                <w:rFonts w:cstheme="minorHAnsi"/>
+                <w:noProof/>
+                <w:sz w:val="28"/>
+                <w:szCs w:val="26"/>
+                <w14:textOutline w14:w="3175" w14:cap="rnd" w14:cmpd="sng" w14:algn="ctr">
+                  <w14:noFill/>
+                  <w14:prstDash w14:val="solid"/>
+                  <w14:bevel/>
+                </w14:textOutline>
+              </w:rPr>
+              <w:t>.</w:t>
+            </w:r>
+            <w:r>
+              <w:rPr>
+                <w:rFonts w:cstheme="minorHAnsi"/>
+                <w:sz w:val="28"/>
+                <w:szCs w:val="26"/>
+                <w14:textOutline w14:w="3175" w14:cap="rnd" w14:cmpd="sng" w14:algn="ctr">
+                  <w14:noFill/>
+                  <w14:prstDash w14:val="solid"/>
+                  <w14:bevel/>
+                </w14:textOutline>
+              </w:rPr>
+              <w:fldChar w:fldCharType="end"/>
+            </w:r>
+            <w:r>
+              <w:rPr>
+                <w:rFonts w:cstheme="minorHAnsi"/>
+                <w:sz w:val="28"/>
+                <w:szCs w:val="26"/>
+                <w14:textOutline w14:w="3175" w14:cap="rnd" w14:cmpd="sng" w14:algn="ctr">
+                  <w14:noFill/>
+                  <w14:prstDash w14:val="solid"/>
+                  <w14:bevel/>
+                </w14:textOutline>
+              </w:rPr>
+              <w:t xml:space="preserve"> </w:t>
+            </w:r>
+          </w:p>
+          <w:p>
+            <w:pPr>
+              <w:rPr>
+                <w:rFonts w:cstheme="minorHAnsi"/>
+                <w:b w:val="0"/>
+                <w:bCs w:val="0"/>
+                <w:sz w:val="28"/>
+                <w:szCs w:val="26"/>
+                <w14:textOutline w14:w="3175" w14:cap="rnd" w14:cmpd="sng" w14:algn="ctr">
+                  <w14:noFill/>
+                  <w14:prstDash w14:val="solid"/>
+                  <w14:bevel/>
+                </w14:textOutline>
+              </w:rPr>
+            </w:pPr>
+          </w:p>
+        </w:tc>
+      </w:tr>
+      <w:tr>
+        <w:trPr>
+          <w:cnfStyle w:val="000000100000" w:firstRow="0" w:lastRow="0" w:firstColumn="0" w:lastColumn="0" w:oddVBand="0" w:evenVBand="0" w:oddHBand="1" w:evenHBand="0" w:firstRowFirstColumn="0" w:firstRowLastColumn="0" w:lastRowFirstColumn="0" w:lastRowLastColumn="0"/>
+          <w:trHeight w:val="470"/>
+        </w:trPr>
+        <w:tc>
+          <w:tcPr>
+            <w:cnfStyle w:val="001000000000" w:firstRow="0" w:lastRow="0" w:firstColumn="1" w:lastColumn="0" w:oddVBand="0" w:evenVBand="0" w:oddHBand="0" w:evenHBand="0" w:firstRowFirstColumn="0" w:firstRowLastColumn="0" w:lastRowFirstColumn="0" w:lastRowLastColumn="0"/>
+            <w:tcW w:w="9683" w:type="dxa"/>
+            <w:gridSpan w:val="2"/>
+          </w:tcPr>
+          <w:p>
+            <w:pPr>
+              <w:rPr>
+                <w:rFonts w:cstheme="minorHAnsi"/>
+                <w:sz w:val="28"/>
+                <w:szCs w:val="26"/>
+                <w14:textOutline w14:w="3175" w14:cap="rnd" w14:cmpd="sng" w14:algn="ctr">
+                  <w14:noFill/>
+                  <w14:prstDash w14:val="solid"/>
+                  <w14:bevel/>
+                </w14:textOutline>
+              </w:rPr>
+            </w:pPr>
+            <w:r>
+              <w:rPr>
+                <w:rFonts w:cstheme="minorHAnsi"/>
+                <w:b w:val="0"/>
+                <w:sz w:val="28"/>
+                <w:szCs w:val="26"/>
+                <w14:textOutline w14:w="3175" w14:cap="rnd" w14:cmpd="sng" w14:algn="ctr">
+                  <w14:noFill/>
+                  <w14:prstDash w14:val="solid"/>
+                  <w14:bevel/>
+                </w14:textOutline>
+              </w:rPr>
+              <w:t>Recurso material/humano:</w:t>
+            </w:r>
+            <w:r>
+              <w:rPr>
+                <w:rFonts w:cstheme="minorHAnsi"/>
+                <w:b w:val="0"/>
+                <w:sz w:val="28"/>
+                <w:szCs w:val="26"/>
+                <w14:textOutline w14:w="3175" w14:cap="rnd" w14:cmpd="sng" w14:algn="ctr">
+                  <w14:noFill/>
+                  <w14:prstDash w14:val="solid"/>
+                  <w14:bevel/>
+                </w14:textOutline>
+              </w:rPr>
+              <w:t xml:space="preserve"> </w:t>
+            </w:r>
+            <w:r>
+              <w:rPr>
+                <w:rFonts w:cstheme="minorHAnsi"/>
+                <w:bCs w:val="0"/>
+                <w:sz w:val="28"/>
+                <w:szCs w:val="26"/>
+                <w14:textOutline w14:w="3175" w14:cap="rnd" w14:cmpd="sng" w14:algn="ctr">
+                  <w14:noFill/>
+                  <w14:prstDash w14:val="solid"/>
+                  <w14:bevel/>
+                </w14:textOutline>
+              </w:rPr>
+              <w:t>{sonido}, {</w:t>
+            </w:r>
+            <w:proofErr w:type="spellStart"/>
+            <w:r>
+              <w:rPr>
+                <w:rFonts w:cstheme="minorHAnsi"/>
+                <w:bCs w:val="0"/>
+                <w:sz w:val="28"/>
+                <w:szCs w:val="26"/>
+                <w14:textOutline w14:w="3175" w14:cap="rnd" w14:cmpd="sng" w14:algn="ctr">
+                  <w14:noFill/>
+                  <w14:prstDash w14:val="solid"/>
+                  <w14:bevel/>
+                </w14:textOutline>
+              </w:rPr>
+              <w:t>personificadores</w:t>
+            </w:r>
+            <w:proofErr w:type="spellEnd"/>
+            <w:r>
+              <w:rPr>
+                <w:rFonts w:cstheme="minorHAnsi"/>
+                <w:bCs w:val="0"/>
+                <w:sz w:val="28"/>
+                <w:szCs w:val="26"/>
+                <w14:textOutline w14:w="3175" w14:cap="rnd" w14:cmpd="sng" w14:algn="ctr">
+                  <w14:noFill/>
+                  <w14:prstDash w14:val="solid"/>
+                  <w14:bevel/>
+                </w14:textOutline>
+              </w:rPr>
+              <w:t>},</w:t>
+            </w:r>
+            <w:r>
+              <w:rPr>
+                <w:rFonts w:cstheme="minorHAnsi"/>
+                <w:bCs w:val="0"/>
+                <w:sz w:val="28"/>
+                <w:szCs w:val="26"/>
+                <w14:textOutline w14:w="3175" w14:cap="rnd" w14:cmpd="sng" w14:algn="ctr">
+                  <w14:noFill/>
+                  <w14:prstDash w14:val="solid"/>
+                  <w14:bevel/>
+                </w14:textOutline>
+              </w:rPr>
+              <w:t xml:space="preserve"> </w:t>
+            </w:r>
+            <w:r>
+              <w:rPr>
+                <w:rFonts w:cstheme="minorHAnsi"/>
+                <w:bCs w:val="0"/>
+                <w:sz w:val="28"/>
+                <w:szCs w:val="26"/>
+                <w14:textOutline w14:w="3175" w14:cap="rnd" w14:cmpd="sng" w14:algn="ctr">
+                  <w14:noFill/>
+                  <w14:prstDash w14:val="solid"/>
+                  <w14:bevel/>
+                </w14:textOutline>
+              </w:rPr>
+              <w:fldChar w:fldCharType="begin"/>
+            </w:r>
+            <w:r>
+              <w:rPr>
+                <w:rFonts w:cstheme="minorHAnsi"/>
+                <w:bCs w:val="0"/>
+                <w:sz w:val="28"/>
+                <w:szCs w:val="26"/>
+                <w14:textOutline w14:w="3175" w14:cap="rnd" w14:cmpd="sng" w14:algn="ctr">
+                  <w14:noFill/>
+                  <w14:prstDash w14:val="solid"/>
+                  <w14:bevel/>
+                </w14:textOutline>
+              </w:rPr>
+              <w:instrText xml:space="preserve"> MERGEFIELD Recurso_material_o_humano_por_solicitar_ </w:instrText>
+            </w:r>
+            <w:r>
+              <w:rPr>
+                <w:rFonts w:cstheme="minorHAnsi"/>
+                <w:bCs w:val="0"/>
+                <w:sz w:val="28"/>
+                <w:szCs w:val="26"/>
+                <w14:textOutline w14:w="3175" w14:cap="rnd" w14:cmpd="sng" w14:algn="ctr">
+                  <w14:noFill/>
+                  <w14:prstDash w14:val="solid"/>
+                  <w14:bevel/>
+                </w14:textOutline>
+              </w:rPr>
+              <w:fldChar w:fldCharType="separate"/>
+            </w:r>
+            <w:r>
+              <w:rPr>
+                <w:rFonts w:cstheme="minorHAnsi"/>
+                <w:bCs w:val="0"/>
+                <w:noProof/>
+                <w:sz w:val="28"/>
+                <w:szCs w:val="26"/>
+                <w14:textOutline w14:w="3175" w14:cap="rnd" w14:cmpd="sng" w14:algn="ctr">
+                  <w14:noFill/>
+                  <w14:prstDash w14:val="solid"/>
+                  <w14:bevel/>
+                </w14:textOutline>
+              </w:rPr>
+              <w:t xml:space="preserve">{recursos} </w:t>
+            </w:r>
+            <w:r>
+              <w:rPr>
+                <w:rFonts w:cstheme="minorHAnsi"/>
+                <w:bCs w:val="0"/>
+                <w:noProof/>
+                <w:sz w:val="28"/>
+                <w:szCs w:val="26"/>
+                <w14:textOutline w14:w="3175" w14:cap="rnd" w14:cmpd="sng" w14:algn="ctr">
+                  <w14:noFill/>
+                  <w14:prstDash w14:val="solid"/>
+                  <w14:bevel/>
+                </w14:textOutline>
+              </w:rPr>
+              <w:t>;</w:t>
+            </w:r>
+            <w:r>
+              <w:rPr>
+                <w:rFonts w:cstheme="minorHAnsi"/>
+                <w:bCs w:val="0"/>
+                <w:sz w:val="28"/>
+                <w:szCs w:val="26"/>
+                <w14:textOutline w14:w="3175" w14:cap="rnd" w14:cmpd="sng" w14:algn="ctr">
+                  <w14:noFill/>
+                  <w14:prstDash w14:val="solid"/>
+                  <w14:bevel/>
+                </w14:textOutline>
+              </w:rPr>
+              <w:fldChar w:fldCharType="end"/>
+            </w:r>
+          </w:p>
+        </w:tc>
+      </w:tr>
+      <w:tr>
+        <w:trPr>
+          <w:trHeight w:val="470"/>
+        </w:trPr>
+        <w:tc>
+          <w:tcPr>
+            <w:cnfStyle w:val="001000000000" w:firstRow="0" w:lastRow="0" w:firstColumn="1" w:lastColumn="0" w:oddVBand="0" w:evenVBand="0" w:oddHBand="0" w:evenHBand="0" w:firstRowFirstColumn="0" w:firstRowLastColumn="0" w:lastRowFirstColumn="0" w:lastRowLastColumn="0"/>
+            <w:tcW w:w="9683" w:type="dxa"/>
+            <w:gridSpan w:val="2"/>
+          </w:tcPr>
+          <w:p>
+            <w:pPr>
+              <w:rPr>
+                <w:rFonts w:cstheme="minorHAnsi"/>
+                <w:sz w:val="28"/>
+                <w:szCs w:val="26"/>
+                <w14:textOutline w14:w="3175" w14:cap="rnd" w14:cmpd="sng" w14:algn="ctr">
+                  <w14:noFill/>
+                  <w14:prstDash w14:val="solid"/>
+                  <w14:bevel/>
+                </w14:textOutline>
+              </w:rPr>
+            </w:pPr>
+            <w:r>
+              <w:rPr>
+                <w:rFonts w:cstheme="minorHAnsi"/>
+                <w:b w:val="0"/>
+                <w:bCs w:val="0"/>
+                <w:sz w:val="28"/>
+                <w:szCs w:val="26"/>
+                <w14:textOutline w14:w="3175" w14:cap="rnd" w14:cmpd="sng" w14:algn="ctr">
+                  <w14:noFill/>
+                  <w14:prstDash w14:val="solid"/>
+                  <w14:bevel/>
+                </w14:textOutline>
+              </w:rPr>
+              <w:t>Descripción del evento:</w:t>
+            </w:r>
+            <w:r>
+              <w:rPr>
+                <w:rFonts w:cstheme="minorHAnsi"/>
+                <w:b w:val="0"/>
+                <w:bCs w:val="0"/>
+                <w:sz w:val="28"/>
+                <w:szCs w:val="26"/>
+                <w14:textOutline w14:w="3175" w14:cap="rnd" w14:cmpd="sng" w14:algn="ctr">
+                  <w14:noFill/>
+                  <w14:prstDash w14:val="solid"/>
+                  <w14:bevel/>
+                </w14:textOutline>
+              </w:rPr>
+              <w:t xml:space="preserve"> </w:t>
+            </w:r>
+            <w:r>
+              <w:rPr>
+                <w:rFonts w:cstheme="minorHAnsi"/>
+                <w:b w:val="0"/>
+                <w:bCs w:val="0"/>
+                <w:sz w:val="28"/>
+                <w:szCs w:val="26"/>
+                <w14:textOutline w14:w="3175" w14:cap="rnd" w14:cmpd="sng" w14:algn="ctr">
+                  <w14:noFill/>
+                  <w14:prstDash w14:val="solid"/>
+                  <w14:bevel/>
+                </w14:textOutline>
+              </w:rPr>
+              <w:t>{</w:t>
+            </w:r>
+            <w:proofErr w:type="spellStart"/>
+            <w:r>
+              <w:rPr>
+                <w:rFonts w:cstheme="minorHAnsi"/>
+                <w:b w:val="0"/>
+                <w:bCs w:val="0"/>
+                <w:sz w:val="28"/>
+                <w:szCs w:val="26"/>
+                <w14:textOutline w14:w="3175" w14:cap="rnd" w14:cmpd="sng" w14:algn="ctr">
+                  <w14:noFill/>
+                  <w14:prstDash w14:val="solid"/>
+                  <w14:bevel/>
+                </w14:textOutline>
+              </w:rPr>
+              <w:t>descripcion</w:t>
+            </w:r>
+            <w:proofErr w:type="spellEnd"/>
+            <w:r>
+              <w:rPr>
+                <w:rFonts w:cstheme="minorHAnsi"/>
+                <w:b w:val="0"/>
+                <w:bCs w:val="0"/>
+                <w:sz w:val="28"/>
+                <w:szCs w:val="26"/>
+                <w14:textOutline w14:w="3175" w14:cap="rnd" w14:cmpd="sng" w14:algn="ctr">
+                  <w14:noFill/>
+                  <w14:prstDash w14:val="solid"/>
+                  <w14:bevel/>
+                </w14:textOutline>
+              </w:rPr>
+              <w:t>}</w:t>
+            </w:r>
+            <w:r>
+              <w:rPr>
+                <w:rFonts w:cstheme="minorHAnsi"/>
+                <w:sz w:val="28"/>
+                <w:szCs w:val="26"/>
+                <w14:textOutline w14:w="3175" w14:cap="rnd" w14:cmpd="sng" w14:algn="ctr">
+                  <w14:noFill/>
+                  <w14:prstDash w14:val="solid"/>
+                  <w14:bevel/>
+                </w14:textOutline>
+              </w:rPr>
+              <w:t>.</w:t>
+            </w:r>
+          </w:p>
+          <w:p>
+            <w:pPr>
+              <w:rPr>
+                <w:rFonts w:cstheme="minorHAnsi"/>
+                <w:sz w:val="28"/>
+                <w:szCs w:val="26"/>
+                <w14:textOutline w14:w="3175" w14:cap="rnd" w14:cmpd="sng" w14:algn="ctr">
+                  <w14:noFill/>
+                  <w14:prstDash w14:val="solid"/>
+                  <w14:bevel/>
+                </w14:textOutline>
+              </w:rPr>
+            </w:pPr>
+          </w:p>
+          <w:p>
+            <w:pPr>
+              <w:rPr>
+                <w:rFonts w:cstheme="minorHAnsi"/>
+                <w:sz w:val="28"/>
+                <w:szCs w:val="26"/>
+                <w14:textOutline w14:w="3175" w14:cap="rnd" w14:cmpd="sng" w14:algn="ctr">
+                  <w14:noFill/>
+                  <w14:prstDash w14:val="solid"/>
+                  <w14:bevel/>
+                </w14:textOutline>
+              </w:rPr>
+            </w:pPr>
+          </w:p>
+        </w:tc>
+      </w:tr>
+    </w:tbl>
+    <w:p>
+      <w:pPr>
+        <w:rPr>
+          <w:rFonts w:cstheme="minorHAnsi"/>
+        </w:rPr>
+      </w:pPr>
+      <w:r>
+        <w:rPr>
+          <w:rFonts w:cstheme="minorHAnsi"/>
+        </w:rPr>
+        <w:t xml:space="preserve">*Los espacios deberán solicitarse con anticipación (48 </w:t>
+      </w:r>
+      <w:proofErr w:type="spellStart"/>
+      <w:r>
+        <w:rPr>
+          <w:rFonts w:cstheme="minorHAnsi"/>
+        </w:rPr>
+        <w:t>hrs</w:t>
+      </w:r>
+      <w:proofErr w:type="spellEnd"/>
+      <w:r>
+        <w:rPr>
+          <w:rFonts w:cstheme="minorHAnsi"/>
+        </w:rPr>
+        <w:t xml:space="preserve"> antes, con la finalidad de cubrir las necesidades </w:t>
+      </w:r>
+      <w:proofErr w:type="gramStart"/>
+      <w:r>
+        <w:rPr>
+          <w:rFonts w:cstheme="minorHAnsi"/>
+        </w:rPr>
+        <w:t>del mismo</w:t>
+      </w:r>
+      <w:proofErr w:type="gramEnd"/>
+      <w:r>
+        <w:rPr>
+          <w:rFonts w:cstheme="minorHAnsi"/>
+        </w:rPr>
+        <w:t>).</w:t>
       </w:r>
     </w:p>
     <w:p/>
-    <w:p>
-      <w:r>
-        <w:t>Observaciones:</w:t>
-      </w:r>
-    </w:p>
-    <w:p>
-      <w:r>
-        <w:t>{observaciones}</w:t>
-      </w:r>
-    </w:p>
-    <w:p/>
-    <w:p>
-      <w:r>
-        <w:t>Materiales: {materiales}</w:t>
-      </w:r>
-    </w:p>
-    <w:p>
-      <w:r>
-        <w:t>Apoyo humano: {humanos}</w:t>
-      </w:r>
-    </w:p>
-    <w:p>
-      <w:proofErr w:type="spellStart"/>
-      <w:r>
-        <w:t>Personificadores</w:t>
-      </w:r>
-      <w:proofErr w:type="spellEnd"/>
-      <w:r>
-        <w:t>: {</w:t>
-      </w:r>
-      <w:proofErr w:type="spellStart"/>
-      <w:r>
-        <w:t>personificadores</w:t>
-      </w:r>
-      <w:proofErr w:type="spellEnd"/>
-      <w:r>
-        <w:t>}</w:t>
-      </w:r>
-    </w:p>
-    <w:p>
-      <w:pPr>
-        <w:rPr>
-          <w:u w:val="single"/>
-        </w:rPr>
-      </w:pPr>
-      <w:r>
-        <w:t>Sonido: {sonido}</w:t>
-      </w:r>
-    </w:p>
     <w:sectPr>
+      <w:headerReference w:type="default" r:id="rId6"/>
       <w:pgSz w:w="12240" w:h="15840"/>
       <w:pgMar w:top="1417" w:right="1701" w:bottom="1417" w:left="1701" w:header="708" w:footer="708" w:gutter="0"/>
       <w:cols w:space="708"/>
@@ -192,6 +1679,127 @@
     </w:sectPr>
   </w:body>
 </w:document>
+</file>
+
+<file path=word/endnotes.xml><?xml version="1.0" encoding="utf-8"?>
+<w:endnotes xmlns:wpc="http://schemas.microsoft.com/office/word/2010/wordprocessingCanvas" xmlns:cx="http://schemas.microsoft.com/office/drawing/2014/chartex" xmlns:cx1="http://schemas.microsoft.com/office/drawing/2015/9/8/chartex" xmlns:cx2="http://schemas.microsoft.com/office/drawing/2015/10/21/chartex" xmlns:cx3="http://schemas.microsoft.com/office/drawing/2016/5/9/chartex" xmlns:cx4="http://schemas.microsoft.com/office/drawing/2016/5/10/chartex" xmlns:cx5="http://schemas.microsoft.com/office/drawing/2016/5/11/chartex" xmlns:cx6="http://schemas.microsoft.com/office/drawing/2016/5/12/chartex" xmlns:cx7="http://schemas.microsoft.com/office/drawing/2016/5/13/chartex" xmlns:cx8="http://schemas.microsoft.com/office/drawing/2016/5/14/chartex" xmlns:mc="http://schemas.openxmlformats.org/markup-compatibility/2006" xmlns:aink="http://schemas.microsoft.com/office/drawing/2016/ink" xmlns:am3d="http://schemas.microsoft.com/office/drawing/2017/model3d" xmlns:o="urn:schemas-microsoft-com:office:office" xmlns:oel="http://schemas.microsoft.com/office/2019/extlst" xmlns:r="http://schemas.openxmlformats.org/officeDocument/2006/relationships" xmlns:m="http://schemas.openxmlformats.org/officeDocument/2006/math" xmlns:v="urn:schemas-microsoft-com:vml" xmlns:wp14="http://schemas.microsoft.com/office/word/2010/wordprocessingDrawing" xmlns:wp="http://schemas.openxmlformats.org/drawingml/2006/wordprocessingDrawing" xmlns:w10="urn:schemas-microsoft-com:office:word" xmlns:w="http://schemas.openxmlformats.org/wordprocessingml/2006/main" xmlns:w14="http://schemas.microsoft.com/office/word/2010/wordml" xmlns:w15="http://schemas.microsoft.com/office/word/2012/wordml" xmlns:w16cex="http://schemas.microsoft.com/office/word/2018/wordml/cex" xmlns:w16cid="http://schemas.microsoft.com/office/word/2016/wordml/cid" xmlns:w16="http://schemas.microsoft.com/office/word/2018/wordml" xmlns:w16du="http://schemas.microsoft.com/office/word/2023/wordml/word16du" xmlns:w16sdtdh="http://schemas.microsoft.com/office/word/2020/wordml/sdtdatahash" xmlns:w16sdtfl="http://schemas.microsoft.com/office/word/2024/wordml/sdtformatlock" xmlns:w16se="http://schemas.microsoft.com/office/word/2015/wordml/symex" xmlns:wpg="http://schemas.microsoft.com/office/word/2010/wordprocessingGroup" xmlns:wpi="http://schemas.microsoft.com/office/word/2010/wordprocessingInk" xmlns:wne="http://schemas.microsoft.com/office/word/2006/wordml" xmlns:wps="http://schemas.microsoft.com/office/word/2010/wordprocessingShape" mc:Ignorable="w14 w15 w16se w16cid w16 w16cex w16sdtdh w16sdtfl w16du wp14">
+  <w:endnote w:type="separator" w:id="-1">
+    <w:p>
+      <w:pPr>
+        <w:spacing w:after="0" w:line="240" w:lineRule="auto"/>
+      </w:pPr>
+      <w:r>
+        <w:separator/>
+      </w:r>
+    </w:p>
+  </w:endnote>
+  <w:endnote w:type="continuationSeparator" w:id="0">
+    <w:p>
+      <w:pPr>
+        <w:spacing w:after="0" w:line="240" w:lineRule="auto"/>
+      </w:pPr>
+      <w:r>
+        <w:continuationSeparator/>
+      </w:r>
+    </w:p>
+  </w:endnote>
+</w:endnotes>
+</file>
+
+<file path=word/footnotes.xml><?xml version="1.0" encoding="utf-8"?>
+<w:footnotes xmlns:wpc="http://schemas.microsoft.com/office/word/2010/wordprocessingCanvas" xmlns:cx="http://schemas.microsoft.com/office/drawing/2014/chartex" xmlns:cx1="http://schemas.microsoft.com/office/drawing/2015/9/8/chartex" xmlns:cx2="http://schemas.microsoft.com/office/drawing/2015/10/21/chartex" xmlns:cx3="http://schemas.microsoft.com/office/drawing/2016/5/9/chartex" xmlns:cx4="http://schemas.microsoft.com/office/drawing/2016/5/10/chartex" xmlns:cx5="http://schemas.microsoft.com/office/drawing/2016/5/11/chartex" xmlns:cx6="http://schemas.microsoft.com/office/drawing/2016/5/12/chartex" xmlns:cx7="http://schemas.microsoft.com/office/drawing/2016/5/13/chartex" xmlns:cx8="http://schemas.microsoft.com/office/drawing/2016/5/14/chartex" xmlns:mc="http://schemas.openxmlformats.org/markup-compatibility/2006" xmlns:aink="http://schemas.microsoft.com/office/drawing/2016/ink" xmlns:am3d="http://schemas.microsoft.com/office/drawing/2017/model3d" xmlns:o="urn:schemas-microsoft-com:office:office" xmlns:oel="http://schemas.microsoft.com/office/2019/extlst" xmlns:r="http://schemas.openxmlformats.org/officeDocument/2006/relationships" xmlns:m="http://schemas.openxmlformats.org/officeDocument/2006/math" xmlns:v="urn:schemas-microsoft-com:vml" xmlns:wp14="http://schemas.microsoft.com/office/word/2010/wordprocessingDrawing" xmlns:wp="http://schemas.openxmlformats.org/drawingml/2006/wordprocessingDrawing" xmlns:w10="urn:schemas-microsoft-com:office:word" xmlns:w="http://schemas.openxmlformats.org/wordprocessingml/2006/main" xmlns:w14="http://schemas.microsoft.com/office/word/2010/wordml" xmlns:w15="http://schemas.microsoft.com/office/word/2012/wordml" xmlns:w16cex="http://schemas.microsoft.com/office/word/2018/wordml/cex" xmlns:w16cid="http://schemas.microsoft.com/office/word/2016/wordml/cid" xmlns:w16="http://schemas.microsoft.com/office/word/2018/wordml" xmlns:w16du="http://schemas.microsoft.com/office/word/2023/wordml/word16du" xmlns:w16sdtdh="http://schemas.microsoft.com/office/word/2020/wordml/sdtdatahash" xmlns:w16sdtfl="http://schemas.microsoft.com/office/word/2024/wordml/sdtformatlock" xmlns:w16se="http://schemas.microsoft.com/office/word/2015/wordml/symex" xmlns:wpg="http://schemas.microsoft.com/office/word/2010/wordprocessingGroup" xmlns:wpi="http://schemas.microsoft.com/office/word/2010/wordprocessingInk" xmlns:wne="http://schemas.microsoft.com/office/word/2006/wordml" xmlns:wps="http://schemas.microsoft.com/office/word/2010/wordprocessingShape" mc:Ignorable="w14 w15 w16se w16cid w16 w16cex w16sdtdh w16sdtfl w16du wp14">
+  <w:footnote w:type="separator" w:id="-1">
+    <w:p>
+      <w:pPr>
+        <w:spacing w:after="0" w:line="240" w:lineRule="auto"/>
+      </w:pPr>
+      <w:r>
+        <w:separator/>
+      </w:r>
+    </w:p>
+  </w:footnote>
+  <w:footnote w:type="continuationSeparator" w:id="0">
+    <w:p>
+      <w:pPr>
+        <w:spacing w:after="0" w:line="240" w:lineRule="auto"/>
+      </w:pPr>
+      <w:r>
+        <w:continuationSeparator/>
+      </w:r>
+    </w:p>
+  </w:footnote>
+</w:footnotes>
+</file>
+
+<file path=word/header1.xml><?xml version="1.0" encoding="utf-8"?>
+<w:hdr xmlns:wpc="http://schemas.microsoft.com/office/word/2010/wordprocessingCanvas" xmlns:cx="http://schemas.microsoft.com/office/drawing/2014/chartex" xmlns:cx1="http://schemas.microsoft.com/office/drawing/2015/9/8/chartex" xmlns:cx2="http://schemas.microsoft.com/office/drawing/2015/10/21/chartex" xmlns:cx3="http://schemas.microsoft.com/office/drawing/2016/5/9/chartex" xmlns:cx4="http://schemas.microsoft.com/office/drawing/2016/5/10/chartex" xmlns:cx5="http://schemas.microsoft.com/office/drawing/2016/5/11/chartex" xmlns:cx6="http://schemas.microsoft.com/office/drawing/2016/5/12/chartex" xmlns:cx7="http://schemas.microsoft.com/office/drawing/2016/5/13/chartex" xmlns:cx8="http://schemas.microsoft.com/office/drawing/2016/5/14/chartex" xmlns:mc="http://schemas.openxmlformats.org/markup-compatibility/2006" xmlns:aink="http://schemas.microsoft.com/office/drawing/2016/ink" xmlns:am3d="http://schemas.microsoft.com/office/drawing/2017/model3d" xmlns:o="urn:schemas-microsoft-com:office:office" xmlns:oel="http://schemas.microsoft.com/office/2019/extlst" xmlns:r="http://schemas.openxmlformats.org/officeDocument/2006/relationships" xmlns:m="http://schemas.openxmlformats.org/officeDocument/2006/math" xmlns:v="urn:schemas-microsoft-com:vml" xmlns:wp14="http://schemas.microsoft.com/office/word/2010/wordprocessingDrawing" xmlns:wp="http://schemas.openxmlformats.org/drawingml/2006/wordprocessingDrawing" xmlns:w10="urn:schemas-microsoft-com:office:word" xmlns:w="http://schemas.openxmlformats.org/wordprocessingml/2006/main" xmlns:w14="http://schemas.microsoft.com/office/word/2010/wordml" xmlns:w15="http://schemas.microsoft.com/office/word/2012/wordml" xmlns:w16cex="http://schemas.microsoft.com/office/word/2018/wordml/cex" xmlns:w16cid="http://schemas.microsoft.com/office/word/2016/wordml/cid" xmlns:w16="http://schemas.microsoft.com/office/word/2018/wordml" xmlns:w16du="http://schemas.microsoft.com/office/word/2023/wordml/word16du" xmlns:w16sdtdh="http://schemas.microsoft.com/office/word/2020/wordml/sdtdatahash" xmlns:w16sdtfl="http://schemas.microsoft.com/office/word/2024/wordml/sdtformatlock" xmlns:w16se="http://schemas.microsoft.com/office/word/2015/wordml/symex" xmlns:wpg="http://schemas.microsoft.com/office/word/2010/wordprocessingGroup" xmlns:wpi="http://schemas.microsoft.com/office/word/2010/wordprocessingInk" xmlns:wne="http://schemas.microsoft.com/office/word/2006/wordml" xmlns:wps="http://schemas.microsoft.com/office/word/2010/wordprocessingShape" mc:Ignorable="w14 w15 w16se w16cid w16 w16cex w16sdtdh w16sdtfl w16du wp14">
+  <w:p>
+    <w:pPr>
+      <w:pStyle w:val="Encabezado"/>
+    </w:pPr>
+    <w:r>
+      <w:rPr>
+        <w:noProof/>
+        <w:lang w:eastAsia="es-MX"/>
+      </w:rPr>
+      <w:drawing>
+        <wp:anchor distT="0" distB="0" distL="114300" distR="114300" simplePos="0" relativeHeight="251659264" behindDoc="1" locked="0" layoutInCell="1" allowOverlap="1" wp14:anchorId="59E45E0D" wp14:editId="4271A1CF">
+          <wp:simplePos x="0" y="0"/>
+          <wp:positionH relativeFrom="page">
+            <wp:align>right</wp:align>
+          </wp:positionH>
+          <wp:positionV relativeFrom="paragraph">
+            <wp:posOffset>-442595</wp:posOffset>
+          </wp:positionV>
+          <wp:extent cx="7764087" cy="10111410"/>
+          <wp:effectExtent l="0" t="0" r="8890" b="4445"/>
+          <wp:wrapNone/>
+          <wp:docPr id="14" name="Imagen 14"/>
+          <wp:cNvGraphicFramePr>
+            <a:graphicFrameLocks xmlns:a="http://schemas.openxmlformats.org/drawingml/2006/main" noChangeAspect="1"/>
+          </wp:cNvGraphicFramePr>
+          <a:graphic xmlns:a="http://schemas.openxmlformats.org/drawingml/2006/main">
+            <a:graphicData uri="http://schemas.openxmlformats.org/drawingml/2006/picture">
+              <pic:pic xmlns:pic="http://schemas.openxmlformats.org/drawingml/2006/picture">
+                <pic:nvPicPr>
+                  <pic:cNvPr id="1" name="Imagen 1"/>
+                  <pic:cNvPicPr/>
+                </pic:nvPicPr>
+                <pic:blipFill>
+                  <a:blip r:embed="rId1">
+                    <a:extLst>
+                      <a:ext uri="{28A0092B-C50C-407E-A947-70E740481C1C}">
+                        <a14:useLocalDpi xmlns:a14="http://schemas.microsoft.com/office/drawing/2010/main" val="0"/>
+                      </a:ext>
+                    </a:extLst>
+                  </a:blip>
+                  <a:stretch>
+                    <a:fillRect/>
+                  </a:stretch>
+                </pic:blipFill>
+                <pic:spPr>
+                  <a:xfrm>
+                    <a:off x="0" y="0"/>
+                    <a:ext cx="7764087" cy="10111410"/>
+                  </a:xfrm>
+                  <a:prstGeom prst="rect">
+                    <a:avLst/>
+                  </a:prstGeom>
+                </pic:spPr>
+              </pic:pic>
+            </a:graphicData>
+          </a:graphic>
+          <wp14:sizeRelH relativeFrom="page">
+            <wp14:pctWidth>0</wp14:pctWidth>
+          </wp14:sizeRelH>
+          <wp14:sizeRelV relativeFrom="page">
+            <wp14:pctHeight>0</wp14:pctHeight>
+          </wp14:sizeRelV>
+        </wp:anchor>
+      </w:drawing>
+    </w:r>
+  </w:p>
+</w:hdr>
 </file>
 
 <file path=word/styles.xml><?xml version="1.0" encoding="utf-8"?>
@@ -594,6 +2202,16 @@
   <w:style w:type="paragraph" w:default="1" w:styleId="Normal">
     <w:name w:val="Normal"/>
     <w:qFormat/>
+    <w:rsid w:val="00493AA9"/>
+    <w:pPr>
+      <w:spacing w:line="259" w:lineRule="auto"/>
+    </w:pPr>
+    <w:rPr>
+      <w:kern w:val="0"/>
+      <w:sz w:val="22"/>
+      <w:szCs w:val="22"/>
+      <w14:ligatures w14:val="none"/>
+    </w:rPr>
   </w:style>
   <w:style w:type="paragraph" w:styleId="Ttulo1">
     <w:name w:val="heading 1"/>
@@ -602,18 +2220,20 @@
     <w:link w:val="Ttulo1Car"/>
     <w:uiPriority w:val="9"/>
     <w:qFormat/>
-    <w:rsid w:val="00C4441F"/>
+    <w:rsid w:val="00493AA9"/>
     <w:pPr>
       <w:keepNext/>
       <w:keepLines/>
-      <w:spacing w:before="360" w:after="80"/>
+      <w:spacing w:before="360" w:after="80" w:line="278" w:lineRule="auto"/>
       <w:outlineLvl w:val="0"/>
     </w:pPr>
     <w:rPr>
       <w:rFonts w:asciiTheme="majorHAnsi" w:eastAsiaTheme="majorEastAsia" w:hAnsiTheme="majorHAnsi" w:cstheme="majorBidi"/>
       <w:color w:val="0F4761" w:themeColor="accent1" w:themeShade="BF"/>
+      <w:kern w:val="2"/>
       <w:sz w:val="40"/>
       <w:szCs w:val="40"/>
+      <w14:ligatures w14:val="standardContextual"/>
     </w:rPr>
   </w:style>
   <w:style w:type="paragraph" w:styleId="Ttulo2">
@@ -625,18 +2245,20 @@
     <w:semiHidden/>
     <w:unhideWhenUsed/>
     <w:qFormat/>
-    <w:rsid w:val="00C4441F"/>
+    <w:rsid w:val="00493AA9"/>
     <w:pPr>
       <w:keepNext/>
       <w:keepLines/>
-      <w:spacing w:before="160" w:after="80"/>
+      <w:spacing w:before="160" w:after="80" w:line="278" w:lineRule="auto"/>
       <w:outlineLvl w:val="1"/>
     </w:pPr>
     <w:rPr>
       <w:rFonts w:asciiTheme="majorHAnsi" w:eastAsiaTheme="majorEastAsia" w:hAnsiTheme="majorHAnsi" w:cstheme="majorBidi"/>
       <w:color w:val="0F4761" w:themeColor="accent1" w:themeShade="BF"/>
+      <w:kern w:val="2"/>
       <w:sz w:val="32"/>
       <w:szCs w:val="32"/>
+      <w14:ligatures w14:val="standardContextual"/>
     </w:rPr>
   </w:style>
   <w:style w:type="paragraph" w:styleId="Ttulo3">
@@ -648,18 +2270,20 @@
     <w:semiHidden/>
     <w:unhideWhenUsed/>
     <w:qFormat/>
-    <w:rsid w:val="00C4441F"/>
+    <w:rsid w:val="00493AA9"/>
     <w:pPr>
       <w:keepNext/>
       <w:keepLines/>
-      <w:spacing w:before="160" w:after="80"/>
+      <w:spacing w:before="160" w:after="80" w:line="278" w:lineRule="auto"/>
       <w:outlineLvl w:val="2"/>
     </w:pPr>
     <w:rPr>
       <w:rFonts w:eastAsiaTheme="majorEastAsia" w:cstheme="majorBidi"/>
       <w:color w:val="0F4761" w:themeColor="accent1" w:themeShade="BF"/>
+      <w:kern w:val="2"/>
       <w:sz w:val="28"/>
       <w:szCs w:val="28"/>
+      <w14:ligatures w14:val="standardContextual"/>
     </w:rPr>
   </w:style>
   <w:style w:type="paragraph" w:styleId="Ttulo4">
@@ -671,11 +2295,11 @@
     <w:semiHidden/>
     <w:unhideWhenUsed/>
     <w:qFormat/>
-    <w:rsid w:val="00C4441F"/>
+    <w:rsid w:val="00493AA9"/>
     <w:pPr>
       <w:keepNext/>
       <w:keepLines/>
-      <w:spacing w:before="80" w:after="40"/>
+      <w:spacing w:before="80" w:after="40" w:line="278" w:lineRule="auto"/>
       <w:outlineLvl w:val="3"/>
     </w:pPr>
     <w:rPr>
@@ -683,6 +2307,10 @@
       <w:i/>
       <w:iCs/>
       <w:color w:val="0F4761" w:themeColor="accent1" w:themeShade="BF"/>
+      <w:kern w:val="2"/>
+      <w:sz w:val="24"/>
+      <w:szCs w:val="24"/>
+      <w14:ligatures w14:val="standardContextual"/>
     </w:rPr>
   </w:style>
   <w:style w:type="paragraph" w:styleId="Ttulo5">
@@ -694,16 +2322,20 @@
     <w:semiHidden/>
     <w:unhideWhenUsed/>
     <w:qFormat/>
-    <w:rsid w:val="00C4441F"/>
+    <w:rsid w:val="00493AA9"/>
     <w:pPr>
       <w:keepNext/>
       <w:keepLines/>
-      <w:spacing w:before="80" w:after="40"/>
+      <w:spacing w:before="80" w:after="40" w:line="278" w:lineRule="auto"/>
       <w:outlineLvl w:val="4"/>
     </w:pPr>
     <w:rPr>
       <w:rFonts w:eastAsiaTheme="majorEastAsia" w:cstheme="majorBidi"/>
       <w:color w:val="0F4761" w:themeColor="accent1" w:themeShade="BF"/>
+      <w:kern w:val="2"/>
+      <w:sz w:val="24"/>
+      <w:szCs w:val="24"/>
+      <w14:ligatures w14:val="standardContextual"/>
     </w:rPr>
   </w:style>
   <w:style w:type="paragraph" w:styleId="Ttulo6">
@@ -715,11 +2347,11 @@
     <w:semiHidden/>
     <w:unhideWhenUsed/>
     <w:qFormat/>
-    <w:rsid w:val="00C4441F"/>
+    <w:rsid w:val="00493AA9"/>
     <w:pPr>
       <w:keepNext/>
       <w:keepLines/>
-      <w:spacing w:before="40" w:after="0"/>
+      <w:spacing w:before="40" w:after="0" w:line="278" w:lineRule="auto"/>
       <w:outlineLvl w:val="5"/>
     </w:pPr>
     <w:rPr>
@@ -727,6 +2359,10 @@
       <w:i/>
       <w:iCs/>
       <w:color w:val="595959" w:themeColor="text1" w:themeTint="A6"/>
+      <w:kern w:val="2"/>
+      <w:sz w:val="24"/>
+      <w:szCs w:val="24"/>
+      <w14:ligatures w14:val="standardContextual"/>
     </w:rPr>
   </w:style>
   <w:style w:type="paragraph" w:styleId="Ttulo7">
@@ -738,16 +2374,20 @@
     <w:semiHidden/>
     <w:unhideWhenUsed/>
     <w:qFormat/>
-    <w:rsid w:val="00C4441F"/>
+    <w:rsid w:val="00493AA9"/>
     <w:pPr>
       <w:keepNext/>
       <w:keepLines/>
-      <w:spacing w:before="40" w:after="0"/>
+      <w:spacing w:before="40" w:after="0" w:line="278" w:lineRule="auto"/>
       <w:outlineLvl w:val="6"/>
     </w:pPr>
     <w:rPr>
       <w:rFonts w:eastAsiaTheme="majorEastAsia" w:cstheme="majorBidi"/>
       <w:color w:val="595959" w:themeColor="text1" w:themeTint="A6"/>
+      <w:kern w:val="2"/>
+      <w:sz w:val="24"/>
+      <w:szCs w:val="24"/>
+      <w14:ligatures w14:val="standardContextual"/>
     </w:rPr>
   </w:style>
   <w:style w:type="paragraph" w:styleId="Ttulo8">
@@ -759,11 +2399,11 @@
     <w:semiHidden/>
     <w:unhideWhenUsed/>
     <w:qFormat/>
-    <w:rsid w:val="00C4441F"/>
+    <w:rsid w:val="00493AA9"/>
     <w:pPr>
       <w:keepNext/>
       <w:keepLines/>
-      <w:spacing w:after="0"/>
+      <w:spacing w:after="0" w:line="278" w:lineRule="auto"/>
       <w:outlineLvl w:val="7"/>
     </w:pPr>
     <w:rPr>
@@ -771,6 +2411,10 @@
       <w:i/>
       <w:iCs/>
       <w:color w:val="272727" w:themeColor="text1" w:themeTint="D8"/>
+      <w:kern w:val="2"/>
+      <w:sz w:val="24"/>
+      <w:szCs w:val="24"/>
+      <w14:ligatures w14:val="standardContextual"/>
     </w:rPr>
   </w:style>
   <w:style w:type="paragraph" w:styleId="Ttulo9">
@@ -782,22 +2426,25 @@
     <w:semiHidden/>
     <w:unhideWhenUsed/>
     <w:qFormat/>
-    <w:rsid w:val="00C4441F"/>
+    <w:rsid w:val="00493AA9"/>
     <w:pPr>
       <w:keepNext/>
       <w:keepLines/>
-      <w:spacing w:after="0"/>
+      <w:spacing w:after="0" w:line="278" w:lineRule="auto"/>
       <w:outlineLvl w:val="8"/>
     </w:pPr>
     <w:rPr>
       <w:rFonts w:eastAsiaTheme="majorEastAsia" w:cstheme="majorBidi"/>
       <w:color w:val="272727" w:themeColor="text1" w:themeTint="D8"/>
+      <w:kern w:val="2"/>
+      <w:sz w:val="24"/>
+      <w:szCs w:val="24"/>
+      <w14:ligatures w14:val="standardContextual"/>
     </w:rPr>
   </w:style>
   <w:style w:type="character" w:default="1" w:styleId="Fuentedeprrafopredeter">
     <w:name w:val="Default Paragraph Font"/>
     <w:uiPriority w:val="1"/>
-    <w:semiHidden/>
     <w:unhideWhenUsed/>
   </w:style>
   <w:style w:type="table" w:default="1" w:styleId="Tablanormal">
@@ -826,7 +2473,7 @@
     <w:basedOn w:val="Fuentedeprrafopredeter"/>
     <w:link w:val="Ttulo1"/>
     <w:uiPriority w:val="9"/>
-    <w:rsid w:val="00C4441F"/>
+    <w:rsid w:val="00493AA9"/>
     <w:rPr>
       <w:rFonts w:asciiTheme="majorHAnsi" w:eastAsiaTheme="majorEastAsia" w:hAnsiTheme="majorHAnsi" w:cstheme="majorBidi"/>
       <w:color w:val="0F4761" w:themeColor="accent1" w:themeShade="BF"/>
@@ -840,7 +2487,7 @@
     <w:link w:val="Ttulo2"/>
     <w:uiPriority w:val="9"/>
     <w:semiHidden/>
-    <w:rsid w:val="00C4441F"/>
+    <w:rsid w:val="00493AA9"/>
     <w:rPr>
       <w:rFonts w:asciiTheme="majorHAnsi" w:eastAsiaTheme="majorEastAsia" w:hAnsiTheme="majorHAnsi" w:cstheme="majorBidi"/>
       <w:color w:val="0F4761" w:themeColor="accent1" w:themeShade="BF"/>
@@ -854,7 +2501,7 @@
     <w:link w:val="Ttulo3"/>
     <w:uiPriority w:val="9"/>
     <w:semiHidden/>
-    <w:rsid w:val="00C4441F"/>
+    <w:rsid w:val="00493AA9"/>
     <w:rPr>
       <w:rFonts w:eastAsiaTheme="majorEastAsia" w:cstheme="majorBidi"/>
       <w:color w:val="0F4761" w:themeColor="accent1" w:themeShade="BF"/>
@@ -868,7 +2515,7 @@
     <w:link w:val="Ttulo4"/>
     <w:uiPriority w:val="9"/>
     <w:semiHidden/>
-    <w:rsid w:val="00C4441F"/>
+    <w:rsid w:val="00493AA9"/>
     <w:rPr>
       <w:rFonts w:eastAsiaTheme="majorEastAsia" w:cstheme="majorBidi"/>
       <w:i/>
@@ -882,7 +2529,7 @@
     <w:link w:val="Ttulo5"/>
     <w:uiPriority w:val="9"/>
     <w:semiHidden/>
-    <w:rsid w:val="00C4441F"/>
+    <w:rsid w:val="00493AA9"/>
     <w:rPr>
       <w:rFonts w:eastAsiaTheme="majorEastAsia" w:cstheme="majorBidi"/>
       <w:color w:val="0F4761" w:themeColor="accent1" w:themeShade="BF"/>
@@ -894,7 +2541,7 @@
     <w:link w:val="Ttulo6"/>
     <w:uiPriority w:val="9"/>
     <w:semiHidden/>
-    <w:rsid w:val="00C4441F"/>
+    <w:rsid w:val="00493AA9"/>
     <w:rPr>
       <w:rFonts w:eastAsiaTheme="majorEastAsia" w:cstheme="majorBidi"/>
       <w:i/>
@@ -908,7 +2555,7 @@
     <w:link w:val="Ttulo7"/>
     <w:uiPriority w:val="9"/>
     <w:semiHidden/>
-    <w:rsid w:val="00C4441F"/>
+    <w:rsid w:val="00493AA9"/>
     <w:rPr>
       <w:rFonts w:eastAsiaTheme="majorEastAsia" w:cstheme="majorBidi"/>
       <w:color w:val="595959" w:themeColor="text1" w:themeTint="A6"/>
@@ -920,7 +2567,7 @@
     <w:link w:val="Ttulo8"/>
     <w:uiPriority w:val="9"/>
     <w:semiHidden/>
-    <w:rsid w:val="00C4441F"/>
+    <w:rsid w:val="00493AA9"/>
     <w:rPr>
       <w:rFonts w:eastAsiaTheme="majorEastAsia" w:cstheme="majorBidi"/>
       <w:i/>
@@ -934,7 +2581,7 @@
     <w:link w:val="Ttulo9"/>
     <w:uiPriority w:val="9"/>
     <w:semiHidden/>
-    <w:rsid w:val="00C4441F"/>
+    <w:rsid w:val="00493AA9"/>
     <w:rPr>
       <w:rFonts w:eastAsiaTheme="majorEastAsia" w:cstheme="majorBidi"/>
       <w:color w:val="272727" w:themeColor="text1" w:themeTint="D8"/>
@@ -947,7 +2594,7 @@
     <w:link w:val="TtuloCar"/>
     <w:uiPriority w:val="10"/>
     <w:qFormat/>
-    <w:rsid w:val="00C4441F"/>
+    <w:rsid w:val="00493AA9"/>
     <w:pPr>
       <w:spacing w:after="80" w:line="240" w:lineRule="auto"/>
       <w:contextualSpacing/>
@@ -958,6 +2605,7 @@
       <w:kern w:val="28"/>
       <w:sz w:val="56"/>
       <w:szCs w:val="56"/>
+      <w14:ligatures w14:val="standardContextual"/>
     </w:rPr>
   </w:style>
   <w:style w:type="character" w:customStyle="1" w:styleId="TtuloCar">
@@ -965,7 +2613,7 @@
     <w:basedOn w:val="Fuentedeprrafopredeter"/>
     <w:link w:val="Ttulo"/>
     <w:uiPriority w:val="10"/>
-    <w:rsid w:val="00C4441F"/>
+    <w:rsid w:val="00493AA9"/>
     <w:rPr>
       <w:rFonts w:asciiTheme="majorHAnsi" w:eastAsiaTheme="majorEastAsia" w:hAnsiTheme="majorHAnsi" w:cstheme="majorBidi"/>
       <w:spacing w:val="-10"/>
@@ -981,12 +2629,29 @@
     <w:link w:val="SubttuloCar"/>
     <w:uiPriority w:val="11"/>
     <w:qFormat/>
-    <w:rsid w:val="00C4441F"/>
+    <w:rsid w:val="00493AA9"/>
     <w:pPr>
       <w:numPr>
         <w:ilvl w:val="1"/>
       </w:numPr>
+      <w:spacing w:line="278" w:lineRule="auto"/>
     </w:pPr>
+    <w:rPr>
+      <w:rFonts w:eastAsiaTheme="majorEastAsia" w:cstheme="majorBidi"/>
+      <w:color w:val="595959" w:themeColor="text1" w:themeTint="A6"/>
+      <w:spacing w:val="15"/>
+      <w:kern w:val="2"/>
+      <w:sz w:val="28"/>
+      <w:szCs w:val="28"/>
+      <w14:ligatures w14:val="standardContextual"/>
+    </w:rPr>
+  </w:style>
+  <w:style w:type="character" w:customStyle="1" w:styleId="SubttuloCar">
+    <w:name w:val="Subtítulo Car"/>
+    <w:basedOn w:val="Fuentedeprrafopredeter"/>
+    <w:link w:val="Subttulo"/>
+    <w:uiPriority w:val="11"/>
+    <w:rsid w:val="00493AA9"/>
     <w:rPr>
       <w:rFonts w:eastAsiaTheme="majorEastAsia" w:cstheme="majorBidi"/>
       <w:color w:val="595959" w:themeColor="text1" w:themeTint="A6"/>
@@ -995,20 +2660,6 @@
       <w:szCs w:val="28"/>
     </w:rPr>
   </w:style>
-  <w:style w:type="character" w:customStyle="1" w:styleId="SubttuloCar">
-    <w:name w:val="Subtítulo Car"/>
-    <w:basedOn w:val="Fuentedeprrafopredeter"/>
-    <w:link w:val="Subttulo"/>
-    <w:uiPriority w:val="11"/>
-    <w:rsid w:val="00C4441F"/>
-    <w:rPr>
-      <w:rFonts w:eastAsiaTheme="majorEastAsia" w:cstheme="majorBidi"/>
-      <w:color w:val="595959" w:themeColor="text1" w:themeTint="A6"/>
-      <w:spacing w:val="15"/>
-      <w:sz w:val="28"/>
-      <w:szCs w:val="28"/>
-    </w:rPr>
-  </w:style>
   <w:style w:type="paragraph" w:styleId="Cita">
     <w:name w:val="Quote"/>
     <w:basedOn w:val="Normal"/>
@@ -1016,15 +2667,19 @@
     <w:link w:val="CitaCar"/>
     <w:uiPriority w:val="29"/>
     <w:qFormat/>
-    <w:rsid w:val="00C4441F"/>
+    <w:rsid w:val="00493AA9"/>
     <w:pPr>
-      <w:spacing w:before="160"/>
+      <w:spacing w:before="160" w:line="278" w:lineRule="auto"/>
       <w:jc w:val="center"/>
     </w:pPr>
     <w:rPr>
       <w:i/>
       <w:iCs/>
       <w:color w:val="404040" w:themeColor="text1" w:themeTint="BF"/>
+      <w:kern w:val="2"/>
+      <w:sz w:val="24"/>
+      <w:szCs w:val="24"/>
+      <w14:ligatures w14:val="standardContextual"/>
     </w:rPr>
   </w:style>
   <w:style w:type="character" w:customStyle="1" w:styleId="CitaCar">
@@ -1032,7 +2687,7 @@
     <w:basedOn w:val="Fuentedeprrafopredeter"/>
     <w:link w:val="Cita"/>
     <w:uiPriority w:val="29"/>
-    <w:rsid w:val="00C4441F"/>
+    <w:rsid w:val="00493AA9"/>
     <w:rPr>
       <w:i/>
       <w:iCs/>
@@ -1044,18 +2699,25 @@
     <w:basedOn w:val="Normal"/>
     <w:uiPriority w:val="34"/>
     <w:qFormat/>
-    <w:rsid w:val="00C4441F"/>
+    <w:rsid w:val="00493AA9"/>
     <w:pPr>
+      <w:spacing w:line="278" w:lineRule="auto"/>
       <w:ind w:left="720"/>
       <w:contextualSpacing/>
     </w:pPr>
+    <w:rPr>
+      <w:kern w:val="2"/>
+      <w:sz w:val="24"/>
+      <w:szCs w:val="24"/>
+      <w14:ligatures w14:val="standardContextual"/>
+    </w:rPr>
   </w:style>
   <w:style w:type="character" w:styleId="nfasisintenso">
     <w:name w:val="Intense Emphasis"/>
     <w:basedOn w:val="Fuentedeprrafopredeter"/>
     <w:uiPriority w:val="21"/>
     <w:qFormat/>
-    <w:rsid w:val="00C4441F"/>
+    <w:rsid w:val="00493AA9"/>
     <w:rPr>
       <w:i/>
       <w:iCs/>
@@ -1069,13 +2731,13 @@
     <w:link w:val="CitadestacadaCar"/>
     <w:uiPriority w:val="30"/>
     <w:qFormat/>
-    <w:rsid w:val="00C4441F"/>
+    <w:rsid w:val="00493AA9"/>
     <w:pPr>
       <w:pBdr>
         <w:top w:val="single" w:sz="4" w:space="10" w:color="0F4761" w:themeColor="accent1" w:themeShade="BF"/>
         <w:bottom w:val="single" w:sz="4" w:space="10" w:color="0F4761" w:themeColor="accent1" w:themeShade="BF"/>
       </w:pBdr>
-      <w:spacing w:before="360" w:after="360"/>
+      <w:spacing w:before="360" w:after="360" w:line="278" w:lineRule="auto"/>
       <w:ind w:left="864" w:right="864"/>
       <w:jc w:val="center"/>
     </w:pPr>
@@ -1083,6 +2745,10 @@
       <w:i/>
       <w:iCs/>
       <w:color w:val="0F4761" w:themeColor="accent1" w:themeShade="BF"/>
+      <w:kern w:val="2"/>
+      <w:sz w:val="24"/>
+      <w:szCs w:val="24"/>
+      <w14:ligatures w14:val="standardContextual"/>
     </w:rPr>
   </w:style>
   <w:style w:type="character" w:customStyle="1" w:styleId="CitadestacadaCar">
@@ -1090,7 +2756,7 @@
     <w:basedOn w:val="Fuentedeprrafopredeter"/>
     <w:link w:val="Citadestacada"/>
     <w:uiPriority w:val="30"/>
-    <w:rsid w:val="00C4441F"/>
+    <w:rsid w:val="00493AA9"/>
     <w:rPr>
       <w:i/>
       <w:iCs/>
@@ -1102,7 +2768,7 @@
     <w:basedOn w:val="Fuentedeprrafopredeter"/>
     <w:uiPriority w:val="32"/>
     <w:qFormat/>
-    <w:rsid w:val="00C4441F"/>
+    <w:rsid w:val="00493AA9"/>
     <w:rPr>
       <w:b/>
       <w:bCs/>
@@ -1110,6 +2776,117 @@
       <w:color w:val="0F4761" w:themeColor="accent1" w:themeShade="BF"/>
       <w:spacing w:val="5"/>
     </w:rPr>
+  </w:style>
+  <w:style w:type="paragraph" w:styleId="Encabezado">
+    <w:name w:val="header"/>
+    <w:basedOn w:val="Normal"/>
+    <w:link w:val="EncabezadoCar"/>
+    <w:uiPriority w:val="99"/>
+    <w:unhideWhenUsed/>
+    <w:rsid w:val="00493AA9"/>
+    <w:pPr>
+      <w:tabs>
+        <w:tab w:val="center" w:pos="4419"/>
+        <w:tab w:val="right" w:pos="8838"/>
+      </w:tabs>
+      <w:spacing w:after="0" w:line="240" w:lineRule="auto"/>
+    </w:pPr>
+    <w:rPr>
+      <w:kern w:val="2"/>
+      <w:sz w:val="24"/>
+      <w:szCs w:val="24"/>
+      <w14:ligatures w14:val="standardContextual"/>
+    </w:rPr>
+  </w:style>
+  <w:style w:type="character" w:customStyle="1" w:styleId="EncabezadoCar">
+    <w:name w:val="Encabezado Car"/>
+    <w:basedOn w:val="Fuentedeprrafopredeter"/>
+    <w:link w:val="Encabezado"/>
+    <w:uiPriority w:val="99"/>
+    <w:rsid w:val="00493AA9"/>
+  </w:style>
+  <w:style w:type="paragraph" w:styleId="Piedepgina">
+    <w:name w:val="footer"/>
+    <w:basedOn w:val="Normal"/>
+    <w:link w:val="PiedepginaCar"/>
+    <w:uiPriority w:val="99"/>
+    <w:unhideWhenUsed/>
+    <w:rsid w:val="00493AA9"/>
+    <w:pPr>
+      <w:tabs>
+        <w:tab w:val="center" w:pos="4419"/>
+        <w:tab w:val="right" w:pos="8838"/>
+      </w:tabs>
+      <w:spacing w:after="0" w:line="240" w:lineRule="auto"/>
+    </w:pPr>
+    <w:rPr>
+      <w:kern w:val="2"/>
+      <w:sz w:val="24"/>
+      <w:szCs w:val="24"/>
+      <w14:ligatures w14:val="standardContextual"/>
+    </w:rPr>
+  </w:style>
+  <w:style w:type="character" w:customStyle="1" w:styleId="PiedepginaCar">
+    <w:name w:val="Pie de página Car"/>
+    <w:basedOn w:val="Fuentedeprrafopredeter"/>
+    <w:link w:val="Piedepgina"/>
+    <w:uiPriority w:val="99"/>
+    <w:rsid w:val="00493AA9"/>
+  </w:style>
+  <w:style w:type="table" w:styleId="Tablanormal4">
+    <w:name w:val="Plain Table 4"/>
+    <w:basedOn w:val="Tablanormal"/>
+    <w:uiPriority w:val="44"/>
+    <w:rsid w:val="00493AA9"/>
+    <w:pPr>
+      <w:spacing w:after="0" w:line="240" w:lineRule="auto"/>
+    </w:pPr>
+    <w:rPr>
+      <w:kern w:val="0"/>
+      <w:sz w:val="22"/>
+      <w:szCs w:val="22"/>
+      <w14:ligatures w14:val="none"/>
+    </w:rPr>
+    <w:tblPr>
+      <w:tblStyleRowBandSize w:val="1"/>
+      <w:tblStyleColBandSize w:val="1"/>
+    </w:tblPr>
+    <w:tblStylePr w:type="firstRow">
+      <w:rPr>
+        <w:b/>
+        <w:bCs/>
+      </w:rPr>
+    </w:tblStylePr>
+    <w:tblStylePr w:type="lastRow">
+      <w:rPr>
+        <w:b/>
+        <w:bCs/>
+      </w:rPr>
+    </w:tblStylePr>
+    <w:tblStylePr w:type="firstCol">
+      <w:rPr>
+        <w:b/>
+        <w:bCs/>
+      </w:rPr>
+    </w:tblStylePr>
+    <w:tblStylePr w:type="lastCol">
+      <w:rPr>
+        <w:b/>
+        <w:bCs/>
+      </w:rPr>
+    </w:tblStylePr>
+    <w:tblStylePr w:type="band1Vert">
+      <w:tblPr/>
+      <w:tcPr>
+        <w:shd w:val="clear" w:color="auto" w:fill="F2F2F2" w:themeFill="background1" w:themeFillShade="F2"/>
+      </w:tcPr>
+    </w:tblStylePr>
+    <w:tblStylePr w:type="band1Horz">
+      <w:tblPr/>
+      <w:tcPr>
+        <w:shd w:val="clear" w:color="auto" w:fill="F2F2F2" w:themeFill="background1" w:themeFillShade="F2"/>
+      </w:tcPr>
+    </w:tblStylePr>
   </w:style>
 </w:styles>
 </file>

--- a/js/Departamento de eventos.docx
+++ b/js/Departamento de eventos.docx
@@ -1325,7 +1325,7 @@
             <w:r>
               <w:rPr>
                 <w:rFonts w:cstheme="minorHAnsi"/>
-                <w:b w:val="0"/>
+                <w:bCs w:val="0"/>
                 <w:sz w:val="28"/>
                 <w:szCs w:val="26"/>
                 <w14:textOutline w14:w="3175" w14:cap="rnd" w14:cmpd="sng" w14:algn="ctr">
@@ -1339,51 +1339,93 @@
             <w:r>
               <w:rPr>
                 <w:rFonts w:cstheme="minorHAnsi"/>
-                <w:bCs w:val="0"/>
-                <w:sz w:val="28"/>
-                <w:szCs w:val="26"/>
-                <w14:textOutline w14:w="3175" w14:cap="rnd" w14:cmpd="sng" w14:algn="ctr">
-                  <w14:noFill/>
-                  <w14:prstDash w14:val="solid"/>
-                  <w14:bevel/>
-                </w14:textOutline>
-              </w:rPr>
-              <w:t>{sonido}, {</w:t>
-            </w:r>
-            <w:proofErr w:type="spellStart"/>
-            <w:r>
-              <w:rPr>
-                <w:rFonts w:cstheme="minorHAnsi"/>
-                <w:bCs w:val="0"/>
-                <w:sz w:val="28"/>
-                <w:szCs w:val="26"/>
-                <w14:textOutline w14:w="3175" w14:cap="rnd" w14:cmpd="sng" w14:algn="ctr">
-                  <w14:noFill/>
-                  <w14:prstDash w14:val="solid"/>
-                  <w14:bevel/>
-                </w14:textOutline>
-              </w:rPr>
-              <w:t>personificadores</w:t>
-            </w:r>
-            <w:proofErr w:type="spellEnd"/>
-            <w:r>
-              <w:rPr>
-                <w:rFonts w:cstheme="minorHAnsi"/>
-                <w:bCs w:val="0"/>
-                <w:sz w:val="28"/>
-                <w:szCs w:val="26"/>
-                <w14:textOutline w14:w="3175" w14:cap="rnd" w14:cmpd="sng" w14:algn="ctr">
-                  <w14:noFill/>
-                  <w14:prstDash w14:val="solid"/>
-                  <w14:bevel/>
-                </w14:textOutline>
-              </w:rPr>
-              <w:t>},</w:t>
-            </w:r>
-            <w:r>
-              <w:rPr>
-                <w:rFonts w:cstheme="minorHAnsi"/>
-                <w:bCs w:val="0"/>
+                <w:sz w:val="28"/>
+                <w:szCs w:val="26"/>
+                <w14:textOutline w14:w="3175" w14:cap="rnd" w14:cmpd="sng" w14:algn="ctr">
+                  <w14:noFill/>
+                  <w14:prstDash w14:val="solid"/>
+                  <w14:bevel/>
+                </w14:textOutline>
+              </w:rPr>
+              <w:fldChar w:fldCharType="begin"/>
+            </w:r>
+            <w:r>
+              <w:rPr>
+                <w:rFonts w:cstheme="minorHAnsi"/>
+                <w:bCs w:val="0"/>
+                <w:sz w:val="28"/>
+                <w:szCs w:val="26"/>
+                <w14:textOutline w14:w="3175" w14:cap="rnd" w14:cmpd="sng" w14:algn="ctr">
+                  <w14:noFill/>
+                  <w14:prstDash w14:val="solid"/>
+                  <w14:bevel/>
+                </w14:textOutline>
+              </w:rPr>
+              <w:instrText xml:space="preserve"> MERGEFIELD Recurso_material_o_humano_por_solicitar_ </w:instrText>
+            </w:r>
+            <w:r>
+              <w:rPr>
+                <w:rFonts w:cstheme="minorHAnsi"/>
+                <w:sz w:val="28"/>
+                <w:szCs w:val="26"/>
+                <w14:textOutline w14:w="3175" w14:cap="rnd" w14:cmpd="sng" w14:algn="ctr">
+                  <w14:noFill/>
+                  <w14:prstDash w14:val="solid"/>
+                  <w14:bevel/>
+                </w14:textOutline>
+              </w:rPr>
+              <w:fldChar w:fldCharType="separate"/>
+            </w:r>
+            <w:r>
+              <w:rPr>
+                <w:rFonts w:cstheme="minorHAnsi"/>
+                <w:bCs w:val="0"/>
+                <w:noProof/>
+                <w:sz w:val="28"/>
+                <w:szCs w:val="26"/>
+                <w14:textOutline w14:w="3175" w14:cap="rnd" w14:cmpd="sng" w14:algn="ctr">
+                  <w14:noFill/>
+                  <w14:prstDash w14:val="solid"/>
+                  <w14:bevel/>
+                </w14:textOutline>
+              </w:rPr>
+              <w:t>{recursos</w:t>
+            </w:r>
+            <w:r>
+              <w:rPr>
+                <w:rFonts w:cstheme="minorHAnsi"/>
+                <w:bCs w:val="0"/>
+                <w:noProof/>
+                <w:sz w:val="28"/>
+                <w:szCs w:val="26"/>
+                <w14:textOutline w14:w="3175" w14:cap="rnd" w14:cmpd="sng" w14:algn="ctr">
+                  <w14:noFill/>
+                  <w14:prstDash w14:val="solid"/>
+                  <w14:bevel/>
+                </w14:textOutline>
+              </w:rPr>
+              <w:t>_totales</w:t>
+            </w:r>
+            <w:r>
+              <w:rPr>
+                <w:rFonts w:cstheme="minorHAnsi"/>
+                <w:bCs w:val="0"/>
+                <w:noProof/>
+                <w:sz w:val="28"/>
+                <w:szCs w:val="26"/>
+                <w14:textOutline w14:w="3175" w14:cap="rnd" w14:cmpd="sng" w14:algn="ctr">
+                  <w14:noFill/>
+                  <w14:prstDash w14:val="solid"/>
+                  <w14:bevel/>
+                </w14:textOutline>
+              </w:rPr>
+              <w:t>}</w:t>
+            </w:r>
+            <w:r>
+              <w:rPr>
+                <w:rFonts w:cstheme="minorHAnsi"/>
+                <w:bCs w:val="0"/>
+                <w:noProof/>
                 <w:sz w:val="28"/>
                 <w:szCs w:val="26"/>
                 <w14:textOutline w14:w="3175" w14:cap="rnd" w14:cmpd="sng" w14:algn="ctr">
@@ -1398,48 +1440,6 @@
               <w:rPr>
                 <w:rFonts w:cstheme="minorHAnsi"/>
                 <w:bCs w:val="0"/>
-                <w:sz w:val="28"/>
-                <w:szCs w:val="26"/>
-                <w14:textOutline w14:w="3175" w14:cap="rnd" w14:cmpd="sng" w14:algn="ctr">
-                  <w14:noFill/>
-                  <w14:prstDash w14:val="solid"/>
-                  <w14:bevel/>
-                </w14:textOutline>
-              </w:rPr>
-              <w:fldChar w:fldCharType="begin"/>
-            </w:r>
-            <w:r>
-              <w:rPr>
-                <w:rFonts w:cstheme="minorHAnsi"/>
-                <w:bCs w:val="0"/>
-                <w:sz w:val="28"/>
-                <w:szCs w:val="26"/>
-                <w14:textOutline w14:w="3175" w14:cap="rnd" w14:cmpd="sng" w14:algn="ctr">
-                  <w14:noFill/>
-                  <w14:prstDash w14:val="solid"/>
-                  <w14:bevel/>
-                </w14:textOutline>
-              </w:rPr>
-              <w:instrText xml:space="preserve"> MERGEFIELD Recurso_material_o_humano_por_solicitar_ </w:instrText>
-            </w:r>
-            <w:r>
-              <w:rPr>
-                <w:rFonts w:cstheme="minorHAnsi"/>
-                <w:bCs w:val="0"/>
-                <w:sz w:val="28"/>
-                <w:szCs w:val="26"/>
-                <w14:textOutline w14:w="3175" w14:cap="rnd" w14:cmpd="sng" w14:algn="ctr">
-                  <w14:noFill/>
-                  <w14:prstDash w14:val="solid"/>
-                  <w14:bevel/>
-                </w14:textOutline>
-              </w:rPr>
-              <w:fldChar w:fldCharType="separate"/>
-            </w:r>
-            <w:r>
-              <w:rPr>
-                <w:rFonts w:cstheme="minorHAnsi"/>
-                <w:bCs w:val="0"/>
                 <w:noProof/>
                 <w:sz w:val="28"/>
                 <w:szCs w:val="26"/>
@@ -1449,27 +1449,11 @@
                   <w14:bevel/>
                 </w14:textOutline>
               </w:rPr>
-              <w:t xml:space="preserve">{recursos} </w:t>
-            </w:r>
-            <w:r>
-              <w:rPr>
-                <w:rFonts w:cstheme="minorHAnsi"/>
-                <w:bCs w:val="0"/>
-                <w:noProof/>
-                <w:sz w:val="28"/>
-                <w:szCs w:val="26"/>
-                <w14:textOutline w14:w="3175" w14:cap="rnd" w14:cmpd="sng" w14:algn="ctr">
-                  <w14:noFill/>
-                  <w14:prstDash w14:val="solid"/>
-                  <w14:bevel/>
-                </w14:textOutline>
-              </w:rPr>
               <w:t>;</w:t>
             </w:r>
             <w:r>
               <w:rPr>
                 <w:rFonts w:cstheme="minorHAnsi"/>
-                <w:bCs w:val="0"/>
                 <w:sz w:val="28"/>
                 <w:szCs w:val="26"/>
                 <w14:textOutline w14:w="3175" w14:cap="rnd" w14:cmpd="sng" w14:algn="ctr">
@@ -1632,6 +1616,7 @@
       <w:pPr>
         <w:rPr>
           <w:rFonts w:cstheme="minorHAnsi"/>
+          <w:u w:val="single"/>
         </w:rPr>
       </w:pPr>
       <w:r>
@@ -2445,6 +2430,7 @@
   <w:style w:type="character" w:default="1" w:styleId="Fuentedeprrafopredeter">
     <w:name w:val="Default Paragraph Font"/>
     <w:uiPriority w:val="1"/>
+    <w:semiHidden/>
     <w:unhideWhenUsed/>
   </w:style>
   <w:style w:type="table" w:default="1" w:styleId="Tablanormal">

--- a/js/Departamento de eventos.docx
+++ b/js/Departamento de eventos.docx
@@ -1657,6 +1657,7 @@
     <w:p/>
     <w:sectPr>
       <w:headerReference w:type="default" r:id="rId6"/>
+      <w:footerReference w:type="default" r:id="rId7"/>
       <w:pgSz w:w="12240" w:h="15840"/>
       <w:pgMar w:top="1417" w:right="1701" w:bottom="1417" w:left="1701" w:header="708" w:footer="708" w:gutter="0"/>
       <w:cols w:space="708"/>
@@ -1689,6 +1690,171 @@
     </w:p>
   </w:endnote>
 </w:endnotes>
+</file>
+
+<file path=word/footer1.xml><?xml version="1.0" encoding="utf-8"?>
+<w:ftr xmlns:wpc="http://schemas.microsoft.com/office/word/2010/wordprocessingCanvas" xmlns:cx="http://schemas.microsoft.com/office/drawing/2014/chartex" xmlns:cx1="http://schemas.microsoft.com/office/drawing/2015/9/8/chartex" xmlns:cx2="http://schemas.microsoft.com/office/drawing/2015/10/21/chartex" xmlns:cx3="http://schemas.microsoft.com/office/drawing/2016/5/9/chartex" xmlns:cx4="http://schemas.microsoft.com/office/drawing/2016/5/10/chartex" xmlns:cx5="http://schemas.microsoft.com/office/drawing/2016/5/11/chartex" xmlns:cx6="http://schemas.microsoft.com/office/drawing/2016/5/12/chartex" xmlns:cx7="http://schemas.microsoft.com/office/drawing/2016/5/13/chartex" xmlns:cx8="http://schemas.microsoft.com/office/drawing/2016/5/14/chartex" xmlns:mc="http://schemas.openxmlformats.org/markup-compatibility/2006" xmlns:aink="http://schemas.microsoft.com/office/drawing/2016/ink" xmlns:am3d="http://schemas.microsoft.com/office/drawing/2017/model3d" xmlns:o="urn:schemas-microsoft-com:office:office" xmlns:oel="http://schemas.microsoft.com/office/2019/extlst" xmlns:r="http://schemas.openxmlformats.org/officeDocument/2006/relationships" xmlns:m="http://schemas.openxmlformats.org/officeDocument/2006/math" xmlns:v="urn:schemas-microsoft-com:vml" xmlns:wp14="http://schemas.microsoft.com/office/word/2010/wordprocessingDrawing" xmlns:wp="http://schemas.openxmlformats.org/drawingml/2006/wordprocessingDrawing" xmlns:w10="urn:schemas-microsoft-com:office:word" xmlns:w="http://schemas.openxmlformats.org/wordprocessingml/2006/main" xmlns:w14="http://schemas.microsoft.com/office/word/2010/wordml" xmlns:w15="http://schemas.microsoft.com/office/word/2012/wordml" xmlns:w16cex="http://schemas.microsoft.com/office/word/2018/wordml/cex" xmlns:w16cid="http://schemas.microsoft.com/office/word/2016/wordml/cid" xmlns:w16="http://schemas.microsoft.com/office/word/2018/wordml" xmlns:w16du="http://schemas.microsoft.com/office/word/2023/wordml/word16du" xmlns:w16sdtdh="http://schemas.microsoft.com/office/word/2020/wordml/sdtdatahash" xmlns:w16sdtfl="http://schemas.microsoft.com/office/word/2024/wordml/sdtformatlock" xmlns:w16se="http://schemas.microsoft.com/office/word/2015/wordml/symex" xmlns:wpg="http://schemas.microsoft.com/office/word/2010/wordprocessingGroup" xmlns:wpi="http://schemas.microsoft.com/office/word/2010/wordprocessingInk" xmlns:wne="http://schemas.microsoft.com/office/word/2006/wordml" xmlns:wps="http://schemas.microsoft.com/office/word/2010/wordprocessingShape" mc:Ignorable="w14 w15 w16se w16cid w16 w16cex w16sdtdh w16sdtfl w16du wp14">
+  <w:p>
+    <w:pPr>
+      <w:pStyle w:val="Piedepgina"/>
+      <w:rPr>
+        <w:rFonts w:ascii="Calibri" w:hAnsi="Calibri" w:cs="Calibri"/>
+        <w:b/>
+        <w:color w:val="808080" w:themeColor="background1" w:themeShade="80"/>
+        <w:sz w:val="26"/>
+        <w:szCs w:val="26"/>
+        <w:lang w:val="es-ES"/>
+      </w:rPr>
+    </w:pPr>
+    <w:r>
+      <w:rPr>
+        <w:rFonts w:ascii="Calibri" w:hAnsi="Calibri" w:cs="Calibri"/>
+        <w:b/>
+        <w:color w:val="808080" w:themeColor="background1" w:themeShade="80"/>
+        <w:sz w:val="26"/>
+        <w:szCs w:val="26"/>
+        <w:lang w:val="es-ES"/>
+      </w:rPr>
+      <w:t>Facultad de Ciencias de la Conducta</w:t>
+    </w:r>
+  </w:p>
+  <w:p>
+    <w:pPr>
+      <w:pStyle w:val="Piedepgina"/>
+      <w:rPr>
+        <w:rFonts w:ascii="Calibri" w:hAnsi="Calibri" w:cs="Calibri"/>
+        <w:color w:val="808080" w:themeColor="background1" w:themeShade="80"/>
+        <w:sz w:val="20"/>
+        <w:szCs w:val="20"/>
+        <w:lang w:val="es-ES"/>
+      </w:rPr>
+    </w:pPr>
+    <w:r>
+      <w:rPr>
+        <w:rFonts w:ascii="Calibri" w:hAnsi="Calibri" w:cs="Calibri"/>
+        <w:color w:val="808080" w:themeColor="background1" w:themeShade="80"/>
+        <w:sz w:val="20"/>
+        <w:szCs w:val="20"/>
+        <w:lang w:val="es-ES"/>
+      </w:rPr>
+      <w:t xml:space="preserve">Filiberto Gómez s/n Barrio de </w:t>
+    </w:r>
+    <w:proofErr w:type="spellStart"/>
+    <w:r>
+      <w:rPr>
+        <w:rFonts w:ascii="Calibri" w:hAnsi="Calibri" w:cs="Calibri"/>
+        <w:color w:val="808080" w:themeColor="background1" w:themeShade="80"/>
+        <w:sz w:val="20"/>
+        <w:szCs w:val="20"/>
+        <w:lang w:val="es-ES"/>
+      </w:rPr>
+      <w:t>Tlacopa</w:t>
+    </w:r>
+    <w:proofErr w:type="spellEnd"/>
+    <w:r>
+      <w:rPr>
+        <w:rFonts w:ascii="Calibri" w:hAnsi="Calibri" w:cs="Calibri"/>
+        <w:color w:val="808080" w:themeColor="background1" w:themeShade="80"/>
+        <w:sz w:val="20"/>
+        <w:szCs w:val="20"/>
+        <w:lang w:val="es-ES"/>
+      </w:rPr>
+      <w:t>, Col. Guadalupe. C.P. 50010. Toluca, Estado de México.</w:t>
+    </w:r>
+  </w:p>
+  <w:p>
+    <w:pPr>
+      <w:pStyle w:val="Piedepgina"/>
+      <w:rPr>
+        <w:rFonts w:ascii="Calibri" w:hAnsi="Calibri" w:cs="Calibri"/>
+        <w:color w:val="808080" w:themeColor="background1" w:themeShade="80"/>
+        <w:sz w:val="20"/>
+        <w:szCs w:val="20"/>
+        <w:lang w:val="es-ES"/>
+      </w:rPr>
+    </w:pPr>
+    <w:r>
+      <w:rPr>
+        <w:rFonts w:ascii="Calibri" w:hAnsi="Calibri" w:cs="Calibri"/>
+        <w:color w:val="808080" w:themeColor="background1" w:themeShade="80"/>
+        <w:sz w:val="20"/>
+        <w:szCs w:val="20"/>
+        <w:lang w:val="es-ES"/>
+      </w:rPr>
+      <w:t>Tel: (722) 2</w:t>
+    </w:r>
+    <w:r>
+      <w:rPr>
+        <w:rFonts w:ascii="Calibri" w:hAnsi="Calibri" w:cs="Calibri"/>
+        <w:color w:val="808080" w:themeColor="background1" w:themeShade="80"/>
+        <w:sz w:val="20"/>
+        <w:szCs w:val="20"/>
+        <w:lang w:val="es-ES"/>
+      </w:rPr>
+      <w:t xml:space="preserve"> </w:t>
+    </w:r>
+    <w:r>
+      <w:rPr>
+        <w:rFonts w:ascii="Calibri" w:hAnsi="Calibri" w:cs="Calibri"/>
+        <w:color w:val="808080" w:themeColor="background1" w:themeShade="80"/>
+        <w:sz w:val="20"/>
+        <w:szCs w:val="20"/>
+        <w:lang w:val="es-ES"/>
+      </w:rPr>
+      <w:t>72</w:t>
+    </w:r>
+    <w:r>
+      <w:rPr>
+        <w:rFonts w:ascii="Calibri" w:hAnsi="Calibri" w:cs="Calibri"/>
+        <w:color w:val="808080" w:themeColor="background1" w:themeShade="80"/>
+        <w:sz w:val="20"/>
+        <w:szCs w:val="20"/>
+        <w:lang w:val="es-ES"/>
+      </w:rPr>
+      <w:t xml:space="preserve"> </w:t>
+    </w:r>
+    <w:r>
+      <w:rPr>
+        <w:rFonts w:ascii="Calibri" w:hAnsi="Calibri" w:cs="Calibri"/>
+        <w:color w:val="808080" w:themeColor="background1" w:themeShade="80"/>
+        <w:sz w:val="20"/>
+        <w:szCs w:val="20"/>
+        <w:lang w:val="es-ES"/>
+      </w:rPr>
+      <w:t>00</w:t>
+    </w:r>
+    <w:r>
+      <w:rPr>
+        <w:rFonts w:ascii="Calibri" w:hAnsi="Calibri" w:cs="Calibri"/>
+        <w:color w:val="808080" w:themeColor="background1" w:themeShade="80"/>
+        <w:sz w:val="20"/>
+        <w:szCs w:val="20"/>
+        <w:lang w:val="es-ES"/>
+      </w:rPr>
+      <w:t xml:space="preserve"> </w:t>
+    </w:r>
+    <w:r>
+      <w:rPr>
+        <w:rFonts w:ascii="Calibri" w:hAnsi="Calibri" w:cs="Calibri"/>
+        <w:color w:val="808080" w:themeColor="background1" w:themeShade="80"/>
+        <w:sz w:val="20"/>
+        <w:szCs w:val="20"/>
+        <w:lang w:val="es-ES"/>
+      </w:rPr>
+      <w:t>76</w:t>
+    </w:r>
+    <w:r>
+      <w:rPr>
+        <w:rFonts w:ascii="Calibri" w:hAnsi="Calibri" w:cs="Calibri"/>
+        <w:color w:val="808080" w:themeColor="background1" w:themeShade="80"/>
+        <w:sz w:val="20"/>
+        <w:szCs w:val="20"/>
+        <w:lang w:val="es-ES"/>
+      </w:rPr>
+      <w:t xml:space="preserve">   Ext. 3820</w:t>
+    </w:r>
+  </w:p>
+</w:ftr>
 </file>
 
 <file path=word/footnotes.xml><?xml version="1.0" encoding="utf-8"?>
@@ -1728,18 +1894,18 @@
         <w:lang w:eastAsia="es-MX"/>
       </w:rPr>
       <w:drawing>
-        <wp:anchor distT="0" distB="0" distL="114300" distR="114300" simplePos="0" relativeHeight="251659264" behindDoc="1" locked="0" layoutInCell="1" allowOverlap="1" wp14:anchorId="59E45E0D" wp14:editId="4271A1CF">
+        <wp:anchor distT="0" distB="0" distL="114300" distR="114300" simplePos="0" relativeHeight="251659264" behindDoc="1" locked="0" layoutInCell="1" allowOverlap="1" wp14:anchorId="286E0928" wp14:editId="34D75E3D">
           <wp:simplePos x="0" y="0"/>
           <wp:positionH relativeFrom="page">
             <wp:align>right</wp:align>
           </wp:positionH>
           <wp:positionV relativeFrom="paragraph">
-            <wp:posOffset>-442595</wp:posOffset>
+            <wp:posOffset>-564515</wp:posOffset>
           </wp:positionV>
-          <wp:extent cx="7764087" cy="10111410"/>
-          <wp:effectExtent l="0" t="0" r="8890" b="4445"/>
+          <wp:extent cx="7772400" cy="10058400"/>
+          <wp:effectExtent l="0" t="0" r="0" b="0"/>
           <wp:wrapNone/>
-          <wp:docPr id="14" name="Imagen 14"/>
+          <wp:docPr id="1" name="Imagen 1"/>
           <wp:cNvGraphicFramePr>
             <a:graphicFrameLocks xmlns:a="http://schemas.openxmlformats.org/drawingml/2006/main" noChangeAspect="1"/>
           </wp:cNvGraphicFramePr>
@@ -1747,7 +1913,7 @@
             <a:graphicData uri="http://schemas.openxmlformats.org/drawingml/2006/picture">
               <pic:pic xmlns:pic="http://schemas.openxmlformats.org/drawingml/2006/picture">
                 <pic:nvPicPr>
-                  <pic:cNvPr id="1" name="Imagen 1"/>
+                  <pic:cNvPr id="1" name="hoja membreteada TC 1.png"/>
                   <pic:cNvPicPr/>
                 </pic:nvPicPr>
                 <pic:blipFill>
@@ -1765,7 +1931,7 @@
                 <pic:spPr>
                   <a:xfrm>
                     <a:off x="0" y="0"/>
-                    <a:ext cx="7764087" cy="10111410"/>
+                    <a:ext cx="7772400" cy="10058400"/>
                   </a:xfrm>
                   <a:prstGeom prst="rect">
                     <a:avLst/>

--- a/js/Departamento de eventos.docx
+++ b/js/Departamento de eventos.docx
@@ -487,6 +487,20 @@
               </w:rPr>
               <w:t xml:space="preserve">Fecha del evento: </w:t>
             </w:r>
+          </w:p>
+          <w:p>
+            <w:pPr>
+              <w:rPr>
+                <w:rFonts w:cstheme="minorHAnsi"/>
+                <w:sz w:val="28"/>
+                <w:szCs w:val="26"/>
+                <w14:textOutline w14:w="3175" w14:cap="rnd" w14:cmpd="sng" w14:algn="ctr">
+                  <w14:noFill/>
+                  <w14:prstDash w14:val="solid"/>
+                  <w14:bevel/>
+                </w14:textOutline>
+              </w:rPr>
+            </w:pPr>
             <w:r>
               <w:rPr>
                 <w:rFonts w:cstheme="minorHAnsi"/>
@@ -605,101 +619,6 @@
                 </w14:textOutline>
               </w:rPr>
             </w:pPr>
-            <w:r>
-              <w:rPr>
-                <w:rFonts w:cstheme="minorHAnsi"/>
-                <w:sz w:val="28"/>
-                <w:szCs w:val="26"/>
-                <w14:textOutline w14:w="3175" w14:cap="rnd" w14:cmpd="sng" w14:algn="ctr">
-                  <w14:noFill/>
-                  <w14:prstDash w14:val="solid"/>
-                  <w14:bevel/>
-                </w14:textOutline>
-              </w:rPr>
-              <w:t>Horario:</w:t>
-            </w:r>
-            <w:r>
-              <w:rPr>
-                <w:rFonts w:cstheme="minorHAnsi"/>
-                <w:sz w:val="28"/>
-                <w:szCs w:val="26"/>
-                <w14:textOutline w14:w="3175" w14:cap="rnd" w14:cmpd="sng" w14:algn="ctr">
-                  <w14:noFill/>
-                  <w14:prstDash w14:val="solid"/>
-                  <w14:bevel/>
-                </w14:textOutline>
-              </w:rPr>
-              <w:t xml:space="preserve"> </w:t>
-            </w:r>
-            <w:r>
-              <w:rPr>
-                <w:rFonts w:cstheme="minorHAnsi"/>
-                <w:sz w:val="28"/>
-                <w:szCs w:val="26"/>
-                <w14:textOutline w14:w="3175" w14:cap="rnd" w14:cmpd="sng" w14:algn="ctr">
-                  <w14:noFill/>
-                  <w14:prstDash w14:val="solid"/>
-                  <w14:bevel/>
-                </w14:textOutline>
-              </w:rPr>
-              <w:t>{</w:t>
-            </w:r>
-            <w:proofErr w:type="spellStart"/>
-            <w:r>
-              <w:rPr>
-                <w:rFonts w:cstheme="minorHAnsi"/>
-                <w:sz w:val="28"/>
-                <w:szCs w:val="26"/>
-                <w14:textOutline w14:w="3175" w14:cap="rnd" w14:cmpd="sng" w14:algn="ctr">
-                  <w14:noFill/>
-                  <w14:prstDash w14:val="solid"/>
-                  <w14:bevel/>
-                </w14:textOutline>
-              </w:rPr>
-              <w:t>hora_inicio</w:t>
-            </w:r>
-            <w:proofErr w:type="spellEnd"/>
-            <w:r>
-              <w:rPr>
-                <w:rFonts w:cstheme="minorHAnsi"/>
-                <w:sz w:val="28"/>
-                <w:szCs w:val="26"/>
-                <w14:textOutline w14:w="3175" w14:cap="rnd" w14:cmpd="sng" w14:algn="ctr">
-                  <w14:noFill/>
-                  <w14:prstDash w14:val="solid"/>
-                  <w14:bevel/>
-                </w14:textOutline>
-              </w:rPr>
-              <w:t>}-{</w:t>
-            </w:r>
-            <w:proofErr w:type="spellStart"/>
-            <w:r>
-              <w:rPr>
-                <w:rFonts w:cstheme="minorHAnsi"/>
-                <w:sz w:val="28"/>
-                <w:szCs w:val="26"/>
-                <w14:textOutline w14:w="3175" w14:cap="rnd" w14:cmpd="sng" w14:algn="ctr">
-                  <w14:noFill/>
-                  <w14:prstDash w14:val="solid"/>
-                  <w14:bevel/>
-                </w14:textOutline>
-              </w:rPr>
-              <w:t>hora_fin</w:t>
-            </w:r>
-            <w:proofErr w:type="spellEnd"/>
-            <w:r>
-              <w:rPr>
-                <w:rFonts w:cstheme="minorHAnsi"/>
-                <w:sz w:val="28"/>
-                <w:szCs w:val="26"/>
-                <w14:textOutline w14:w="3175" w14:cap="rnd" w14:cmpd="sng" w14:algn="ctr">
-                  <w14:noFill/>
-                  <w14:prstDash w14:val="solid"/>
-                  <w14:bevel/>
-                </w14:textOutline>
-              </w:rPr>
-              <w:t>}</w:t>
-            </w:r>
           </w:p>
         </w:tc>
       </w:tr>

--- a/js/Departamento de eventos.docx
+++ b/js/Departamento de eventos.docx
@@ -18,7 +18,7 @@
         <w:spacing w:after="0" w:line="240" w:lineRule="auto"/>
         <w:jc w:val="center"/>
         <w:rPr>
-          <w:rFonts w:cstheme="minorHAnsi"/>
+          <w:rFonts w:ascii="Calibri" w:hAnsi="Calibri" w:cs="Calibri"/>
           <w:sz w:val="28"/>
           <w:szCs w:val="28"/>
         </w:rPr>
@@ -29,36 +29,14 @@
         <w:spacing w:after="0" w:line="240" w:lineRule="auto"/>
         <w:jc w:val="center"/>
         <w:rPr>
-          <w:rFonts w:cstheme="minorHAnsi"/>
-          <w:sz w:val="28"/>
-          <w:szCs w:val="28"/>
-        </w:rPr>
-      </w:pPr>
-    </w:p>
-    <w:p>
-      <w:pPr>
-        <w:spacing w:after="0" w:line="240" w:lineRule="auto"/>
-        <w:jc w:val="center"/>
-        <w:rPr>
-          <w:rFonts w:cstheme="minorHAnsi"/>
-          <w:sz w:val="28"/>
-          <w:szCs w:val="28"/>
-        </w:rPr>
-      </w:pPr>
-    </w:p>
-    <w:p>
-      <w:pPr>
-        <w:spacing w:after="0" w:line="240" w:lineRule="auto"/>
-        <w:jc w:val="center"/>
-        <w:rPr>
-          <w:rFonts w:cstheme="minorHAnsi"/>
+          <w:rFonts w:ascii="Calibri" w:hAnsi="Calibri" w:cs="Calibri"/>
           <w:sz w:val="28"/>
           <w:szCs w:val="28"/>
         </w:rPr>
       </w:pPr>
       <w:r>
         <w:rPr>
-          <w:rFonts w:cstheme="minorHAnsi"/>
+          <w:rFonts w:ascii="Calibri" w:hAnsi="Calibri" w:cs="Calibri"/>
           <w:sz w:val="28"/>
           <w:szCs w:val="28"/>
         </w:rPr>
@@ -70,14 +48,14 @@
         <w:spacing w:after="0" w:line="240" w:lineRule="auto"/>
         <w:jc w:val="center"/>
         <w:rPr>
-          <w:rFonts w:cstheme="minorHAnsi"/>
+          <w:rFonts w:ascii="Calibri" w:hAnsi="Calibri" w:cs="Calibri"/>
           <w:sz w:val="28"/>
           <w:szCs w:val="28"/>
         </w:rPr>
       </w:pPr>
       <w:r>
         <w:rPr>
-          <w:rFonts w:cstheme="minorHAnsi"/>
+          <w:rFonts w:ascii="Calibri" w:hAnsi="Calibri" w:cs="Calibri"/>
           <w:sz w:val="28"/>
           <w:szCs w:val="28"/>
         </w:rPr>
@@ -89,59 +67,70 @@
         <w:spacing w:after="0"/>
         <w:jc w:val="right"/>
         <w:rPr>
-          <w:rFonts w:cstheme="minorHAnsi"/>
-          <w:sz w:val="24"/>
-          <w:szCs w:val="24"/>
+          <w:rFonts w:ascii="Calibri" w:hAnsi="Calibri" w:cs="Calibri"/>
+          <w:sz w:val="28"/>
+          <w:szCs w:val="28"/>
         </w:rPr>
       </w:pPr>
       <w:r>
         <w:rPr>
-          <w:rFonts w:cstheme="minorHAnsi"/>
-          <w:sz w:val="24"/>
-          <w:szCs w:val="24"/>
+          <w:rFonts w:ascii="Calibri" w:hAnsi="Calibri" w:cs="Calibri"/>
+          <w:sz w:val="28"/>
+          <w:szCs w:val="28"/>
         </w:rPr>
         <w:br/>
         <w:t>Fecha:</w:t>
       </w:r>
       <w:r>
         <w:rPr>
-          <w:rFonts w:cstheme="minorHAnsi"/>
-          <w:sz w:val="24"/>
-          <w:szCs w:val="24"/>
+          <w:rFonts w:ascii="Calibri" w:hAnsi="Calibri" w:cs="Calibri"/>
+          <w:sz w:val="28"/>
+          <w:szCs w:val="28"/>
         </w:rPr>
         <w:t xml:space="preserve"> </w:t>
       </w:r>
       <w:r>
         <w:rPr>
-          <w:rFonts w:cstheme="minorHAnsi"/>
-          <w:sz w:val="24"/>
-          <w:szCs w:val="24"/>
+          <w:rFonts w:ascii="Calibri" w:hAnsi="Calibri" w:cs="Calibri"/>
+          <w:sz w:val="28"/>
+          <w:szCs w:val="28"/>
         </w:rPr>
         <w:t>{</w:t>
       </w:r>
       <w:proofErr w:type="spellStart"/>
       <w:r>
         <w:rPr>
-          <w:rFonts w:cstheme="minorHAnsi"/>
-          <w:sz w:val="24"/>
-          <w:szCs w:val="24"/>
+          <w:rFonts w:ascii="Calibri" w:hAnsi="Calibri" w:cs="Calibri"/>
+          <w:sz w:val="28"/>
+          <w:szCs w:val="28"/>
         </w:rPr>
         <w:t>fecha_actual</w:t>
       </w:r>
       <w:proofErr w:type="spellEnd"/>
       <w:r>
         <w:rPr>
-          <w:rFonts w:cstheme="minorHAnsi"/>
-          <w:sz w:val="24"/>
-          <w:szCs w:val="24"/>
+          <w:rFonts w:ascii="Calibri" w:hAnsi="Calibri" w:cs="Calibri"/>
+          <w:sz w:val="28"/>
+          <w:szCs w:val="28"/>
         </w:rPr>
         <w:t>}</w:t>
       </w:r>
+    </w:p>
+    <w:p>
+      <w:pPr>
+        <w:spacing w:after="0"/>
+        <w:jc w:val="right"/>
+        <w:rPr>
+          <w:rFonts w:ascii="Calibri" w:hAnsi="Calibri" w:cs="Calibri"/>
+          <w:sz w:val="28"/>
+          <w:szCs w:val="28"/>
+        </w:rPr>
+      </w:pPr>
       <w:r>
         <w:rPr>
-          <w:rFonts w:cstheme="minorHAnsi"/>
-          <w:sz w:val="24"/>
-          <w:szCs w:val="24"/>
+          <w:rFonts w:ascii="Calibri" w:hAnsi="Calibri" w:cs="Calibri"/>
+          <w:sz w:val="28"/>
+          <w:szCs w:val="28"/>
         </w:rPr>
         <w:tab/>
       </w:r>
@@ -172,11 +161,11 @@
           <w:p>
             <w:pPr>
               <w:rPr>
-                <w:rFonts w:cstheme="minorHAnsi"/>
+                <w:rFonts w:ascii="Calibri" w:hAnsi="Calibri" w:cs="Calibri"/>
                 <w:b w:val="0"/>
                 <w:bCs w:val="0"/>
                 <w:sz w:val="28"/>
-                <w:szCs w:val="26"/>
+                <w:szCs w:val="28"/>
                 <w14:textOutline w14:w="3175" w14:cap="rnd" w14:cmpd="sng" w14:algn="ctr">
                   <w14:noFill/>
                   <w14:prstDash w14:val="solid"/>
@@ -186,11 +175,11 @@
             </w:pPr>
             <w:r>
               <w:rPr>
-                <w:rFonts w:cstheme="minorHAnsi"/>
+                <w:rFonts w:ascii="Calibri" w:hAnsi="Calibri" w:cs="Calibri"/>
                 <w:b w:val="0"/>
                 <w:bCs w:val="0"/>
                 <w:sz w:val="28"/>
-                <w:szCs w:val="26"/>
+                <w:szCs w:val="28"/>
                 <w14:textOutline w14:w="3175" w14:cap="rnd" w14:cmpd="sng" w14:algn="ctr">
                   <w14:noFill/>
                   <w14:prstDash w14:val="solid"/>
@@ -201,11 +190,11 @@
             </w:r>
             <w:r>
               <w:rPr>
-                <w:rFonts w:cstheme="minorHAnsi"/>
+                <w:rFonts w:ascii="Calibri" w:hAnsi="Calibri" w:cs="Calibri"/>
                 <w:b w:val="0"/>
                 <w:bCs w:val="0"/>
                 <w:sz w:val="28"/>
-                <w:szCs w:val="26"/>
+                <w:szCs w:val="28"/>
                 <w14:textOutline w14:w="3175" w14:cap="rnd" w14:cmpd="sng" w14:algn="ctr">
                   <w14:noFill/>
                   <w14:prstDash w14:val="solid"/>
@@ -216,9 +205,9 @@
             </w:r>
             <w:r>
               <w:rPr>
-                <w:rFonts w:cstheme="minorHAnsi"/>
-                <w:sz w:val="28"/>
-                <w:szCs w:val="26"/>
+                <w:rFonts w:ascii="Calibri" w:hAnsi="Calibri" w:cs="Calibri"/>
+                <w:sz w:val="28"/>
+                <w:szCs w:val="28"/>
                 <w14:textOutline w14:w="3175" w14:cap="rnd" w14:cmpd="sng" w14:algn="ctr">
                   <w14:noFill/>
                   <w14:prstDash w14:val="solid"/>
@@ -230,9 +219,9 @@
             <w:proofErr w:type="spellStart"/>
             <w:r>
               <w:rPr>
-                <w:rFonts w:cstheme="minorHAnsi"/>
-                <w:sz w:val="28"/>
-                <w:szCs w:val="26"/>
+                <w:rFonts w:ascii="Calibri" w:hAnsi="Calibri" w:cs="Calibri"/>
+                <w:sz w:val="28"/>
+                <w:szCs w:val="28"/>
                 <w14:textOutline w14:w="3175" w14:cap="rnd" w14:cmpd="sng" w14:algn="ctr">
                   <w14:noFill/>
                   <w14:prstDash w14:val="solid"/>
@@ -244,9 +233,9 @@
             <w:proofErr w:type="spellEnd"/>
             <w:r>
               <w:rPr>
-                <w:rFonts w:cstheme="minorHAnsi"/>
-                <w:sz w:val="28"/>
-                <w:szCs w:val="26"/>
+                <w:rFonts w:ascii="Calibri" w:hAnsi="Calibri" w:cs="Calibri"/>
+                <w:sz w:val="28"/>
+                <w:szCs w:val="28"/>
                 <w14:textOutline w14:w="3175" w14:cap="rnd" w14:cmpd="sng" w14:algn="ctr">
                   <w14:noFill/>
                   <w14:prstDash w14:val="solid"/>
@@ -272,11 +261,11 @@
           <w:p>
             <w:pPr>
               <w:rPr>
-                <w:rFonts w:cstheme="minorHAnsi"/>
+                <w:rFonts w:ascii="Calibri" w:hAnsi="Calibri" w:cs="Calibri"/>
                 <w:b w:val="0"/>
                 <w:bCs w:val="0"/>
                 <w:sz w:val="28"/>
-                <w:szCs w:val="26"/>
+                <w:szCs w:val="28"/>
                 <w14:textOutline w14:w="3175" w14:cap="rnd" w14:cmpd="sng" w14:algn="ctr">
                   <w14:noFill/>
                   <w14:prstDash w14:val="solid"/>
@@ -286,146 +275,86 @@
             </w:pPr>
             <w:r>
               <w:rPr>
-                <w:rFonts w:cstheme="minorHAnsi"/>
+                <w:rFonts w:ascii="Calibri" w:hAnsi="Calibri" w:cs="Calibri"/>
                 <w:b w:val="0"/>
                 <w:bCs w:val="0"/>
                 <w:sz w:val="28"/>
-                <w:szCs w:val="26"/>
-                <w14:textOutline w14:w="3175" w14:cap="rnd" w14:cmpd="sng" w14:algn="ctr">
-                  <w14:noFill/>
-                  <w14:prstDash w14:val="solid"/>
-                  <w14:bevel/>
-                </w14:textOutline>
-              </w:rPr>
-              <w:t>Fecha de autorización de los H</w:t>
-            </w:r>
-            <w:r>
-              <w:rPr>
-                <w:rFonts w:cstheme="minorHAnsi"/>
+                <w:szCs w:val="28"/>
+                <w14:textOutline w14:w="3175" w14:cap="rnd" w14:cmpd="sng" w14:algn="ctr">
+                  <w14:noFill/>
+                  <w14:prstDash w14:val="solid"/>
+                  <w14:bevel/>
+                </w14:textOutline>
+              </w:rPr>
+              <w:t xml:space="preserve">Fecha de autorización de los H.H. Consejos: </w:t>
+            </w:r>
+            <w:r>
+              <w:rPr>
+                <w:rFonts w:ascii="Calibri" w:hAnsi="Calibri" w:cs="Calibri"/>
                 <w:b w:val="0"/>
                 <w:bCs w:val="0"/>
                 <w:sz w:val="28"/>
-                <w:szCs w:val="26"/>
-                <w14:textOutline w14:w="3175" w14:cap="rnd" w14:cmpd="sng" w14:algn="ctr">
-                  <w14:noFill/>
-                  <w14:prstDash w14:val="solid"/>
-                  <w14:bevel/>
-                </w14:textOutline>
-              </w:rPr>
-              <w:t>.</w:t>
-            </w:r>
-            <w:r>
-              <w:rPr>
-                <w:rFonts w:cstheme="minorHAnsi"/>
+                <w:szCs w:val="28"/>
+                <w14:textOutline w14:w="3175" w14:cap="rnd" w14:cmpd="sng" w14:algn="ctr">
+                  <w14:noFill/>
+                  <w14:prstDash w14:val="solid"/>
+                  <w14:bevel/>
+                </w14:textOutline>
+              </w:rPr>
+              <w:t>{</w:t>
+            </w:r>
+            <w:proofErr w:type="spellStart"/>
+            <w:r>
+              <w:rPr>
+                <w:rFonts w:ascii="Calibri" w:hAnsi="Calibri" w:cs="Calibri"/>
                 <w:b w:val="0"/>
                 <w:bCs w:val="0"/>
                 <w:sz w:val="28"/>
-                <w:szCs w:val="26"/>
-                <w14:textOutline w14:w="3175" w14:cap="rnd" w14:cmpd="sng" w14:algn="ctr">
-                  <w14:noFill/>
-                  <w14:prstDash w14:val="solid"/>
-                  <w14:bevel/>
-                </w14:textOutline>
-              </w:rPr>
-              <w:t>H.</w:t>
-            </w:r>
-            <w:r>
-              <w:rPr>
-                <w:rFonts w:cstheme="minorHAnsi"/>
+                <w:szCs w:val="28"/>
+                <w14:textOutline w14:w="3175" w14:cap="rnd" w14:cmpd="sng" w14:algn="ctr">
+                  <w14:noFill/>
+                  <w14:prstDash w14:val="solid"/>
+                  <w14:bevel/>
+                </w14:textOutline>
+              </w:rPr>
+              <w:t>fecha_aprobacion</w:t>
+            </w:r>
+            <w:proofErr w:type="spellEnd"/>
+            <w:r>
+              <w:rPr>
+                <w:rFonts w:ascii="Calibri" w:hAnsi="Calibri" w:cs="Calibri"/>
                 <w:b w:val="0"/>
                 <w:bCs w:val="0"/>
                 <w:sz w:val="28"/>
-                <w:szCs w:val="26"/>
-                <w14:textOutline w14:w="3175" w14:cap="rnd" w14:cmpd="sng" w14:algn="ctr">
-                  <w14:noFill/>
-                  <w14:prstDash w14:val="solid"/>
-                  <w14:bevel/>
-                </w14:textOutline>
-              </w:rPr>
-              <w:t xml:space="preserve"> </w:t>
-            </w:r>
-            <w:r>
-              <w:rPr>
-                <w:rFonts w:cstheme="minorHAnsi"/>
+                <w:szCs w:val="28"/>
+                <w14:textOutline w14:w="3175" w14:cap="rnd" w14:cmpd="sng" w14:algn="ctr">
+                  <w14:noFill/>
+                  <w14:prstDash w14:val="solid"/>
+                  <w14:bevel/>
+                </w14:textOutline>
+              </w:rPr>
+              <w:t>}</w:t>
+            </w:r>
+            <w:r>
+              <w:rPr>
+                <w:rFonts w:ascii="Calibri" w:hAnsi="Calibri" w:cs="Calibri"/>
+                <w:sz w:val="28"/>
+                <w:szCs w:val="28"/>
+                <w14:textOutline w14:w="3175" w14:cap="rnd" w14:cmpd="sng" w14:algn="ctr">
+                  <w14:noFill/>
+                  <w14:prstDash w14:val="solid"/>
+                  <w14:bevel/>
+                </w14:textOutline>
+              </w:rPr>
+              <w:fldChar w:fldCharType="begin"/>
+            </w:r>
+            <w:r>
+              <w:rPr>
+                <w:rFonts w:ascii="Calibri" w:hAnsi="Calibri" w:cs="Calibri"/>
                 <w:b w:val="0"/>
                 <w:bCs w:val="0"/>
                 <w:sz w:val="28"/>
-                <w:szCs w:val="26"/>
-                <w14:textOutline w14:w="3175" w14:cap="rnd" w14:cmpd="sng" w14:algn="ctr">
-                  <w14:noFill/>
-                  <w14:prstDash w14:val="solid"/>
-                  <w14:bevel/>
-                </w14:textOutline>
-              </w:rPr>
-              <w:t xml:space="preserve">Consejos: </w:t>
-            </w:r>
-            <w:r>
-              <w:rPr>
-                <w:rFonts w:cstheme="minorHAnsi"/>
-                <w:b w:val="0"/>
-                <w:bCs w:val="0"/>
-                <w:sz w:val="28"/>
-                <w:szCs w:val="26"/>
-                <w14:textOutline w14:w="3175" w14:cap="rnd" w14:cmpd="sng" w14:algn="ctr">
-                  <w14:noFill/>
-                  <w14:prstDash w14:val="solid"/>
-                  <w14:bevel/>
-                </w14:textOutline>
-              </w:rPr>
-              <w:t>{</w:t>
-            </w:r>
-            <w:proofErr w:type="spellStart"/>
-            <w:r>
-              <w:rPr>
-                <w:rFonts w:cstheme="minorHAnsi"/>
-                <w:b w:val="0"/>
-                <w:bCs w:val="0"/>
-                <w:sz w:val="28"/>
-                <w:szCs w:val="26"/>
-                <w14:textOutline w14:w="3175" w14:cap="rnd" w14:cmpd="sng" w14:algn="ctr">
-                  <w14:noFill/>
-                  <w14:prstDash w14:val="solid"/>
-                  <w14:bevel/>
-                </w14:textOutline>
-              </w:rPr>
-              <w:t>fecha_aprobacion</w:t>
-            </w:r>
-            <w:proofErr w:type="spellEnd"/>
-            <w:r>
-              <w:rPr>
-                <w:rFonts w:cstheme="minorHAnsi"/>
-                <w:b w:val="0"/>
-                <w:bCs w:val="0"/>
-                <w:sz w:val="28"/>
-                <w:szCs w:val="26"/>
-                <w14:textOutline w14:w="3175" w14:cap="rnd" w14:cmpd="sng" w14:algn="ctr">
-                  <w14:noFill/>
-                  <w14:prstDash w14:val="solid"/>
-                  <w14:bevel/>
-                </w14:textOutline>
-              </w:rPr>
-              <w:t>}</w:t>
-            </w:r>
-            <w:r>
-              <w:rPr>
-                <w:rFonts w:cstheme="minorHAnsi"/>
-                <w:sz w:val="28"/>
-                <w:szCs w:val="26"/>
-                <w14:textOutline w14:w="3175" w14:cap="rnd" w14:cmpd="sng" w14:algn="ctr">
-                  <w14:noFill/>
-                  <w14:prstDash w14:val="solid"/>
-                  <w14:bevel/>
-                </w14:textOutline>
-              </w:rPr>
-              <w:fldChar w:fldCharType="begin"/>
-            </w:r>
-            <w:r>
-              <w:rPr>
-                <w:rFonts w:cstheme="minorHAnsi"/>
-                <w:b w:val="0"/>
-                <w:bCs w:val="0"/>
-                <w:sz w:val="28"/>
-                <w:szCs w:val="26"/>
+                <w:szCs w:val="28"/>
                 <w14:textOutline w14:w="3175" w14:cap="rnd" w14:cmpd="sng" w14:algn="ctr">
                   <w14:noFill/>
                   <w14:prstDash w14:val="solid"/>
@@ -436,9 +365,9 @@
             </w:r>
             <w:r>
               <w:rPr>
-                <w:rFonts w:cstheme="minorHAnsi"/>
-                <w:sz w:val="28"/>
-                <w:szCs w:val="26"/>
+                <w:rFonts w:ascii="Calibri" w:hAnsi="Calibri" w:cs="Calibri"/>
+                <w:sz w:val="28"/>
+                <w:szCs w:val="28"/>
                 <w14:textOutline w14:w="3175" w14:cap="rnd" w14:cmpd="sng" w14:algn="ctr">
                   <w14:noFill/>
                   <w14:prstDash w14:val="solid"/>
@@ -462,9 +391,9 @@
           <w:p>
             <w:pPr>
               <w:rPr>
-                <w:rFonts w:cstheme="minorHAnsi"/>
-                <w:sz w:val="28"/>
-                <w:szCs w:val="26"/>
+                <w:rFonts w:ascii="Calibri" w:hAnsi="Calibri" w:cs="Calibri"/>
+                <w:sz w:val="28"/>
+                <w:szCs w:val="28"/>
                 <w14:textOutline w14:w="3175" w14:cap="rnd" w14:cmpd="sng" w14:algn="ctr">
                   <w14:noFill/>
                   <w14:prstDash w14:val="solid"/>
@@ -474,11 +403,11 @@
             </w:pPr>
             <w:r>
               <w:rPr>
-                <w:rFonts w:cstheme="minorHAnsi"/>
+                <w:rFonts w:ascii="Calibri" w:hAnsi="Calibri" w:cs="Calibri"/>
                 <w:b w:val="0"/>
                 <w:bCs w:val="0"/>
                 <w:sz w:val="28"/>
-                <w:szCs w:val="26"/>
+                <w:szCs w:val="28"/>
                 <w14:textOutline w14:w="3175" w14:cap="rnd" w14:cmpd="sng" w14:algn="ctr">
                   <w14:noFill/>
                   <w14:prstDash w14:val="solid"/>
@@ -491,9 +420,9 @@
           <w:p>
             <w:pPr>
               <w:rPr>
-                <w:rFonts w:cstheme="minorHAnsi"/>
-                <w:sz w:val="28"/>
-                <w:szCs w:val="26"/>
+                <w:rFonts w:ascii="Calibri" w:hAnsi="Calibri" w:cs="Calibri"/>
+                <w:sz w:val="28"/>
+                <w:szCs w:val="28"/>
                 <w14:textOutline w14:w="3175" w14:cap="rnd" w14:cmpd="sng" w14:algn="ctr">
                   <w14:noFill/>
                   <w14:prstDash w14:val="solid"/>
@@ -503,9 +432,9 @@
             </w:pPr>
             <w:r>
               <w:rPr>
-                <w:rFonts w:cstheme="minorHAnsi"/>
-                <w:sz w:val="28"/>
-                <w:szCs w:val="26"/>
+                <w:rFonts w:ascii="Calibri" w:hAnsi="Calibri" w:cs="Calibri"/>
+                <w:sz w:val="28"/>
+                <w:szCs w:val="28"/>
                 <w14:textOutline w14:w="3175" w14:cap="rnd" w14:cmpd="sng" w14:algn="ctr">
                   <w14:noFill/>
                   <w14:prstDash w14:val="solid"/>
@@ -517,9 +446,9 @@
             <w:proofErr w:type="spellStart"/>
             <w:r>
               <w:rPr>
-                <w:rFonts w:cstheme="minorHAnsi"/>
-                <w:sz w:val="28"/>
-                <w:szCs w:val="26"/>
+                <w:rFonts w:ascii="Calibri" w:hAnsi="Calibri" w:cs="Calibri"/>
+                <w:sz w:val="28"/>
+                <w:szCs w:val="28"/>
                 <w14:textOutline w14:w="3175" w14:cap="rnd" w14:cmpd="sng" w14:algn="ctr">
                   <w14:noFill/>
                   <w14:prstDash w14:val="solid"/>
@@ -531,9 +460,9 @@
             <w:proofErr w:type="spellEnd"/>
             <w:r>
               <w:rPr>
-                <w:rFonts w:cstheme="minorHAnsi"/>
-                <w:sz w:val="28"/>
-                <w:szCs w:val="26"/>
+                <w:rFonts w:ascii="Calibri" w:hAnsi="Calibri" w:cs="Calibri"/>
+                <w:sz w:val="28"/>
+                <w:szCs w:val="28"/>
                 <w14:textOutline w14:w="3175" w14:cap="rnd" w14:cmpd="sng" w14:algn="ctr">
                   <w14:noFill/>
                   <w14:prstDash w14:val="solid"/>
@@ -546,11 +475,11 @@
           <w:p>
             <w:pPr>
               <w:rPr>
-                <w:rFonts w:cstheme="minorHAnsi"/>
+                <w:rFonts w:ascii="Calibri" w:hAnsi="Calibri" w:cs="Calibri"/>
                 <w:b w:val="0"/>
                 <w:bCs w:val="0"/>
                 <w:sz w:val="28"/>
-                <w:szCs w:val="26"/>
+                <w:szCs w:val="28"/>
                 <w14:textOutline w14:w="3175" w14:cap="rnd" w14:cmpd="sng" w14:algn="ctr">
                   <w14:noFill/>
                   <w14:prstDash w14:val="solid"/>
@@ -560,9 +489,9 @@
             </w:pPr>
             <w:r>
               <w:rPr>
-                <w:rFonts w:cstheme="minorHAnsi"/>
-                <w:sz w:val="28"/>
-                <w:szCs w:val="26"/>
+                <w:rFonts w:ascii="Calibri" w:hAnsi="Calibri" w:cs="Calibri"/>
+                <w:sz w:val="28"/>
+                <w:szCs w:val="28"/>
                 <w14:textOutline w14:w="3175" w14:cap="rnd" w14:cmpd="sng" w14:algn="ctr">
                   <w14:noFill/>
                   <w14:prstDash w14:val="solid"/>
@@ -573,11 +502,11 @@
             </w:r>
             <w:r>
               <w:rPr>
-                <w:rFonts w:cstheme="minorHAnsi"/>
+                <w:rFonts w:ascii="Calibri" w:hAnsi="Calibri" w:cs="Calibri"/>
                 <w:b w:val="0"/>
                 <w:bCs w:val="0"/>
                 <w:sz w:val="28"/>
-                <w:szCs w:val="26"/>
+                <w:szCs w:val="28"/>
                 <w14:textOutline w14:w="3175" w14:cap="rnd" w14:cmpd="sng" w14:algn="ctr">
                   <w14:noFill/>
                   <w14:prstDash w14:val="solid"/>
@@ -588,9 +517,9 @@
             </w:r>
             <w:r>
               <w:rPr>
-                <w:rFonts w:cstheme="minorHAnsi"/>
-                <w:sz w:val="28"/>
-                <w:szCs w:val="26"/>
+                <w:rFonts w:ascii="Calibri" w:hAnsi="Calibri" w:cs="Calibri"/>
+                <w:sz w:val="28"/>
+                <w:szCs w:val="28"/>
                 <w14:textOutline w14:w="3175" w14:cap="rnd" w14:cmpd="sng" w14:algn="ctr">
                   <w14:noFill/>
                   <w14:prstDash w14:val="solid"/>
@@ -609,9 +538,9 @@
             <w:pPr>
               <w:cnfStyle w:val="000000000000" w:firstRow="0" w:lastRow="0" w:firstColumn="0" w:lastColumn="0" w:oddVBand="0" w:evenVBand="0" w:oddHBand="0" w:evenHBand="0" w:firstRowFirstColumn="0" w:firstRowLastColumn="0" w:lastRowFirstColumn="0" w:lastRowLastColumn="0"/>
               <w:rPr>
-                <w:rFonts w:cstheme="minorHAnsi"/>
-                <w:sz w:val="28"/>
-                <w:szCs w:val="26"/>
+                <w:rFonts w:ascii="Calibri" w:hAnsi="Calibri" w:cs="Calibri"/>
+                <w:sz w:val="28"/>
+                <w:szCs w:val="28"/>
                 <w14:textOutline w14:w="3175" w14:cap="rnd" w14:cmpd="sng" w14:algn="ctr">
                   <w14:noFill/>
                   <w14:prstDash w14:val="solid"/>
@@ -636,11 +565,11 @@
           <w:p>
             <w:pPr>
               <w:rPr>
-                <w:rFonts w:cstheme="minorHAnsi"/>
+                <w:rFonts w:ascii="Calibri" w:hAnsi="Calibri" w:cs="Calibri"/>
                 <w:b w:val="0"/>
                 <w:bCs w:val="0"/>
                 <w:sz w:val="28"/>
-                <w:szCs w:val="26"/>
+                <w:szCs w:val="28"/>
                 <w14:textOutline w14:w="3175" w14:cap="rnd" w14:cmpd="sng" w14:algn="ctr">
                   <w14:noFill/>
                   <w14:prstDash w14:val="solid"/>
@@ -650,11 +579,11 @@
             </w:pPr>
             <w:r>
               <w:rPr>
-                <w:rFonts w:cstheme="minorHAnsi"/>
+                <w:rFonts w:ascii="Calibri" w:hAnsi="Calibri" w:cs="Calibri"/>
                 <w:b w:val="0"/>
                 <w:bCs w:val="0"/>
                 <w:sz w:val="28"/>
-                <w:szCs w:val="26"/>
+                <w:szCs w:val="28"/>
                 <w14:textOutline w14:w="3175" w14:cap="rnd" w14:cmpd="sng" w14:algn="ctr">
                   <w14:noFill/>
                   <w14:prstDash w14:val="solid"/>
@@ -665,9 +594,9 @@
             </w:r>
             <w:r>
               <w:rPr>
-                <w:rFonts w:cstheme="minorHAnsi"/>
-                <w:sz w:val="28"/>
-                <w:szCs w:val="26"/>
+                <w:rFonts w:ascii="Calibri" w:hAnsi="Calibri" w:cs="Calibri"/>
+                <w:sz w:val="28"/>
+                <w:szCs w:val="28"/>
                 <w14:textOutline w14:w="3175" w14:cap="rnd" w14:cmpd="sng" w14:algn="ctr">
                   <w14:noFill/>
                   <w14:prstDash w14:val="solid"/>
@@ -692,9 +621,9 @@
           <w:p>
             <w:pPr>
               <w:rPr>
-                <w:rFonts w:cstheme="minorHAnsi"/>
-                <w:sz w:val="28"/>
-                <w:szCs w:val="26"/>
+                <w:rFonts w:ascii="Calibri" w:hAnsi="Calibri" w:cs="Calibri"/>
+                <w:sz w:val="28"/>
+                <w:szCs w:val="28"/>
                 <w14:textOutline w14:w="3175" w14:cap="rnd" w14:cmpd="sng" w14:algn="ctr">
                   <w14:noFill/>
                   <w14:prstDash w14:val="solid"/>
@@ -704,10 +633,10 @@
             </w:pPr>
             <w:r>
               <w:rPr>
-                <w:rFonts w:cstheme="minorHAnsi"/>
+                <w:rFonts w:ascii="Calibri" w:hAnsi="Calibri" w:cs="Calibri"/>
                 <w:b w:val="0"/>
                 <w:sz w:val="28"/>
-                <w:szCs w:val="26"/>
+                <w:szCs w:val="28"/>
                 <w14:textOutline w14:w="3175" w14:cap="rnd" w14:cmpd="sng" w14:algn="ctr">
                   <w14:noFill/>
                   <w14:prstDash w14:val="solid"/>
@@ -718,9 +647,9 @@
             </w:r>
             <w:r>
               <w:rPr>
-                <w:rFonts w:cstheme="minorHAnsi"/>
-                <w:sz w:val="28"/>
-                <w:szCs w:val="26"/>
+                <w:rFonts w:ascii="Calibri" w:hAnsi="Calibri" w:cs="Calibri"/>
+                <w:sz w:val="28"/>
+                <w:szCs w:val="28"/>
                 <w14:textOutline w14:w="3175" w14:cap="rnd" w14:cmpd="sng" w14:algn="ctr">
                   <w14:noFill/>
                   <w14:prstDash w14:val="solid"/>
@@ -731,9 +660,9 @@
             </w:r>
             <w:r>
               <w:rPr>
-                <w:rFonts w:cstheme="minorHAnsi"/>
-                <w:sz w:val="28"/>
-                <w:szCs w:val="26"/>
+                <w:rFonts w:ascii="Calibri" w:hAnsi="Calibri" w:cs="Calibri"/>
+                <w:sz w:val="28"/>
+                <w:szCs w:val="28"/>
                 <w14:textOutline w14:w="3175" w14:cap="rnd" w14:cmpd="sng" w14:algn="ctr">
                   <w14:noFill/>
                   <w14:prstDash w14:val="solid"/>
@@ -745,9 +674,9 @@
             <w:proofErr w:type="spellStart"/>
             <w:r>
               <w:rPr>
-                <w:rFonts w:cstheme="minorHAnsi"/>
-                <w:sz w:val="28"/>
-                <w:szCs w:val="26"/>
+                <w:rFonts w:ascii="Calibri" w:hAnsi="Calibri" w:cs="Calibri"/>
+                <w:sz w:val="28"/>
+                <w:szCs w:val="28"/>
                 <w14:textOutline w14:w="3175" w14:cap="rnd" w14:cmpd="sng" w14:algn="ctr">
                   <w14:noFill/>
                   <w14:prstDash w14:val="solid"/>
@@ -759,9 +688,9 @@
             <w:proofErr w:type="spellEnd"/>
             <w:r>
               <w:rPr>
-                <w:rFonts w:cstheme="minorHAnsi"/>
-                <w:sz w:val="28"/>
-                <w:szCs w:val="26"/>
+                <w:rFonts w:ascii="Calibri" w:hAnsi="Calibri" w:cs="Calibri"/>
+                <w:sz w:val="28"/>
+                <w:szCs w:val="28"/>
                 <w14:textOutline w14:w="3175" w14:cap="rnd" w14:cmpd="sng" w14:algn="ctr">
                   <w14:noFill/>
                   <w14:prstDash w14:val="solid"/>
@@ -786,11 +715,11 @@
           <w:p>
             <w:pPr>
               <w:rPr>
-                <w:rFonts w:cstheme="minorHAnsi"/>
+                <w:rFonts w:ascii="Calibri" w:hAnsi="Calibri" w:cs="Calibri"/>
                 <w:b w:val="0"/>
                 <w:bCs w:val="0"/>
                 <w:sz w:val="28"/>
-                <w:szCs w:val="26"/>
+                <w:szCs w:val="28"/>
                 <w14:textOutline w14:w="3175" w14:cap="rnd" w14:cmpd="sng" w14:algn="ctr">
                   <w14:noFill/>
                   <w14:prstDash w14:val="solid"/>
@@ -800,11 +729,11 @@
             </w:pPr>
             <w:r>
               <w:rPr>
-                <w:rFonts w:cstheme="minorHAnsi"/>
+                <w:rFonts w:ascii="Calibri" w:hAnsi="Calibri" w:cs="Calibri"/>
                 <w:b w:val="0"/>
                 <w:bCs w:val="0"/>
                 <w:sz w:val="28"/>
-                <w:szCs w:val="26"/>
+                <w:szCs w:val="28"/>
                 <w14:textOutline w14:w="3175" w14:cap="rnd" w14:cmpd="sng" w14:algn="ctr">
                   <w14:noFill/>
                   <w14:prstDash w14:val="solid"/>
@@ -815,9 +744,9 @@
             </w:r>
             <w:r>
               <w:rPr>
-                <w:rFonts w:cstheme="minorHAnsi"/>
-                <w:sz w:val="28"/>
-                <w:szCs w:val="26"/>
+                <w:rFonts w:ascii="Calibri" w:hAnsi="Calibri" w:cs="Calibri"/>
+                <w:sz w:val="28"/>
+                <w:szCs w:val="28"/>
                 <w14:textOutline w14:w="3175" w14:cap="rnd" w14:cmpd="sng" w14:algn="ctr">
                   <w14:noFill/>
                   <w14:prstDash w14:val="solid"/>
@@ -828,11 +757,11 @@
             </w:r>
             <w:r>
               <w:rPr>
-                <w:rFonts w:cstheme="minorHAnsi"/>
+                <w:rFonts w:ascii="Calibri" w:hAnsi="Calibri" w:cs="Calibri"/>
                 <w:b w:val="0"/>
                 <w:bCs w:val="0"/>
                 <w:sz w:val="28"/>
-                <w:szCs w:val="26"/>
+                <w:szCs w:val="28"/>
                 <w14:textOutline w14:w="3175" w14:cap="rnd" w14:cmpd="sng" w14:algn="ctr">
                   <w14:noFill/>
                   <w14:prstDash w14:val="solid"/>
@@ -843,9 +772,9 @@
             </w:r>
             <w:r>
               <w:rPr>
-                <w:rFonts w:cstheme="minorHAnsi"/>
-                <w:sz w:val="28"/>
-                <w:szCs w:val="26"/>
+                <w:rFonts w:ascii="Calibri" w:hAnsi="Calibri" w:cs="Calibri"/>
+                <w:sz w:val="28"/>
+                <w:szCs w:val="28"/>
                 <w14:textOutline w14:w="3175" w14:cap="rnd" w14:cmpd="sng" w14:algn="ctr">
                   <w14:noFill/>
                   <w14:prstDash w14:val="solid"/>
@@ -856,10 +785,10 @@
             </w:r>
             <w:r>
               <w:rPr>
-                <w:rFonts w:cstheme="minorHAnsi"/>
+                <w:rFonts w:ascii="Calibri" w:hAnsi="Calibri" w:cs="Calibri"/>
                 <w:noProof/>
                 <w:sz w:val="28"/>
-                <w:szCs w:val="26"/>
+                <w:szCs w:val="28"/>
                 <w14:textOutline w14:w="3175" w14:cap="rnd" w14:cmpd="sng" w14:algn="ctr">
                   <w14:noFill/>
                   <w14:prstDash w14:val="solid"/>
@@ -870,9 +799,9 @@
             </w:r>
             <w:r>
               <w:rPr>
-                <w:rFonts w:cstheme="minorHAnsi"/>
-                <w:sz w:val="28"/>
-                <w:szCs w:val="26"/>
+                <w:rFonts w:ascii="Calibri" w:hAnsi="Calibri" w:cs="Calibri"/>
+                <w:sz w:val="28"/>
+                <w:szCs w:val="28"/>
                 <w14:textOutline w14:w="3175" w14:cap="rnd" w14:cmpd="sng" w14:algn="ctr">
                   <w14:noFill/>
                   <w14:prstDash w14:val="solid"/>
@@ -891,9 +820,9 @@
             <w:pPr>
               <w:cnfStyle w:val="000000100000" w:firstRow="0" w:lastRow="0" w:firstColumn="0" w:lastColumn="0" w:oddVBand="0" w:evenVBand="0" w:oddHBand="1" w:evenHBand="0" w:firstRowFirstColumn="0" w:firstRowLastColumn="0" w:lastRowFirstColumn="0" w:lastRowLastColumn="0"/>
               <w:rPr>
-                <w:rFonts w:cstheme="minorHAnsi"/>
-                <w:sz w:val="28"/>
-                <w:szCs w:val="26"/>
+                <w:rFonts w:ascii="Calibri" w:hAnsi="Calibri" w:cs="Calibri"/>
+                <w:sz w:val="28"/>
+                <w:szCs w:val="28"/>
                 <w14:textOutline w14:w="3175" w14:cap="rnd" w14:cmpd="sng" w14:algn="ctr">
                   <w14:noFill/>
                   <w14:prstDash w14:val="solid"/>
@@ -903,9 +832,9 @@
             </w:pPr>
             <w:r>
               <w:rPr>
-                <w:rFonts w:cstheme="minorHAnsi"/>
-                <w:sz w:val="28"/>
-                <w:szCs w:val="26"/>
+                <w:rFonts w:ascii="Calibri" w:hAnsi="Calibri" w:cs="Calibri"/>
+                <w:sz w:val="28"/>
+                <w:szCs w:val="28"/>
                 <w14:textOutline w14:w="3175" w14:cap="rnd" w14:cmpd="sng" w14:algn="ctr">
                   <w14:noFill/>
                   <w14:prstDash w14:val="solid"/>
@@ -916,9 +845,9 @@
             </w:r>
             <w:r>
               <w:rPr>
-                <w:rFonts w:cstheme="minorHAnsi"/>
-                <w:sz w:val="28"/>
-                <w:szCs w:val="26"/>
+                <w:rFonts w:ascii="Calibri" w:hAnsi="Calibri" w:cs="Calibri"/>
+                <w:sz w:val="28"/>
+                <w:szCs w:val="28"/>
                 <w14:textOutline w14:w="3175" w14:cap="rnd" w14:cmpd="sng" w14:algn="ctr">
                   <w14:noFill/>
                   <w14:prstDash w14:val="solid"/>
@@ -943,11 +872,11 @@
           <w:p>
             <w:pPr>
               <w:rPr>
-                <w:rFonts w:cstheme="minorHAnsi"/>
+                <w:rFonts w:ascii="Calibri" w:hAnsi="Calibri" w:cs="Calibri"/>
                 <w:b w:val="0"/>
                 <w:bCs w:val="0"/>
                 <w:sz w:val="28"/>
-                <w:szCs w:val="26"/>
+                <w:szCs w:val="28"/>
                 <w14:textOutline w14:w="3175" w14:cap="rnd" w14:cmpd="sng" w14:algn="ctr">
                   <w14:noFill/>
                   <w14:prstDash w14:val="solid"/>
@@ -957,11 +886,11 @@
             </w:pPr>
             <w:r>
               <w:rPr>
-                <w:rFonts w:cstheme="minorHAnsi"/>
+                <w:rFonts w:ascii="Calibri" w:hAnsi="Calibri" w:cs="Calibri"/>
                 <w:b w:val="0"/>
                 <w:bCs w:val="0"/>
                 <w:sz w:val="28"/>
-                <w:szCs w:val="26"/>
+                <w:szCs w:val="28"/>
                 <w14:textOutline w14:w="3175" w14:cap="rnd" w14:cmpd="sng" w14:algn="ctr">
                   <w14:noFill/>
                   <w14:prstDash w14:val="solid"/>
@@ -972,9 +901,9 @@
             </w:r>
             <w:r>
               <w:rPr>
-                <w:rFonts w:cstheme="minorHAnsi"/>
-                <w:sz w:val="28"/>
-                <w:szCs w:val="26"/>
+                <w:rFonts w:ascii="Calibri" w:hAnsi="Calibri" w:cs="Calibri"/>
+                <w:sz w:val="28"/>
+                <w:szCs w:val="28"/>
                 <w14:textOutline w14:w="3175" w14:cap="rnd" w14:cmpd="sng" w14:algn="ctr">
                   <w14:noFill/>
                   <w14:prstDash w14:val="solid"/>
@@ -1000,11 +929,11 @@
           <w:p>
             <w:pPr>
               <w:rPr>
-                <w:rFonts w:cstheme="minorHAnsi"/>
+                <w:rFonts w:ascii="Calibri" w:hAnsi="Calibri" w:cs="Calibri"/>
                 <w:b w:val="0"/>
                 <w:bCs w:val="0"/>
                 <w:sz w:val="28"/>
-                <w:szCs w:val="26"/>
+                <w:szCs w:val="28"/>
                 <w14:textOutline w14:w="3175" w14:cap="rnd" w14:cmpd="sng" w14:algn="ctr">
                   <w14:noFill/>
                   <w14:prstDash w14:val="solid"/>
@@ -1014,11 +943,11 @@
             </w:pPr>
             <w:r>
               <w:rPr>
-                <w:rFonts w:cstheme="minorHAnsi"/>
+                <w:rFonts w:ascii="Calibri" w:hAnsi="Calibri" w:cs="Calibri"/>
                 <w:b w:val="0"/>
                 <w:bCs w:val="0"/>
                 <w:sz w:val="28"/>
-                <w:szCs w:val="26"/>
+                <w:szCs w:val="28"/>
                 <w14:textOutline w14:w="3175" w14:cap="rnd" w14:cmpd="sng" w14:algn="ctr">
                   <w14:noFill/>
                   <w14:prstDash w14:val="solid"/>
@@ -1029,9 +958,9 @@
             </w:r>
             <w:r>
               <w:rPr>
-                <w:rFonts w:cstheme="minorHAnsi"/>
-                <w:sz w:val="28"/>
-                <w:szCs w:val="26"/>
+                <w:rFonts w:ascii="Calibri" w:hAnsi="Calibri" w:cs="Calibri"/>
+                <w:sz w:val="28"/>
+                <w:szCs w:val="28"/>
                 <w14:textOutline w14:w="3175" w14:cap="rnd" w14:cmpd="sng" w14:algn="ctr">
                   <w14:noFill/>
                   <w14:prstDash w14:val="solid"/>
@@ -1056,9 +985,9 @@
           <w:p>
             <w:pPr>
               <w:rPr>
-                <w:rFonts w:cstheme="minorHAnsi"/>
-                <w:sz w:val="28"/>
-                <w:szCs w:val="26"/>
+                <w:rFonts w:ascii="Calibri" w:hAnsi="Calibri" w:cs="Calibri"/>
+                <w:sz w:val="28"/>
+                <w:szCs w:val="28"/>
                 <w14:textOutline w14:w="3175" w14:cap="rnd" w14:cmpd="sng" w14:algn="ctr">
                   <w14:noFill/>
                   <w14:prstDash w14:val="solid"/>
@@ -1068,11 +997,11 @@
             </w:pPr>
             <w:r>
               <w:rPr>
-                <w:rFonts w:cstheme="minorHAnsi"/>
+                <w:rFonts w:ascii="Calibri" w:hAnsi="Calibri" w:cs="Calibri"/>
                 <w:b w:val="0"/>
                 <w:bCs w:val="0"/>
                 <w:sz w:val="28"/>
-                <w:szCs w:val="26"/>
+                <w:szCs w:val="28"/>
                 <w14:textOutline w14:w="3175" w14:cap="rnd" w14:cmpd="sng" w14:algn="ctr">
                   <w14:noFill/>
                   <w14:prstDash w14:val="solid"/>
@@ -1083,18 +1012,21 @@
             </w:r>
             <w:r>
               <w:rPr>
+                <w:rFonts w:ascii="Calibri" w:hAnsi="Calibri" w:cs="Calibri"/>
                 <w:b w:val="0"/>
                 <w:bCs w:val="0"/>
+                <w:sz w:val="28"/>
+                <w:szCs w:val="28"/>
               </w:rPr>
               <w:t xml:space="preserve"> </w:t>
             </w:r>
             <w:r>
               <w:rPr>
-                <w:rFonts w:cstheme="minorHAnsi"/>
+                <w:rFonts w:ascii="Calibri" w:hAnsi="Calibri" w:cs="Calibri"/>
                 <w:b w:val="0"/>
                 <w:bCs w:val="0"/>
                 <w:sz w:val="28"/>
-                <w:szCs w:val="26"/>
+                <w:szCs w:val="28"/>
                 <w14:textOutline w14:w="3175" w14:cap="rnd" w14:cmpd="sng" w14:algn="ctr">
                   <w14:noFill/>
                   <w14:prstDash w14:val="solid"/>
@@ -1105,9 +1037,9 @@
             </w:r>
             <w:r>
               <w:rPr>
-                <w:rFonts w:cstheme="minorHAnsi"/>
-                <w:sz w:val="28"/>
-                <w:szCs w:val="26"/>
+                <w:rFonts w:ascii="Calibri" w:hAnsi="Calibri" w:cs="Calibri"/>
+                <w:sz w:val="28"/>
+                <w:szCs w:val="28"/>
                 <w14:textOutline w14:w="3175" w14:cap="rnd" w14:cmpd="sng" w14:algn="ctr">
                   <w14:noFill/>
                   <w14:prstDash w14:val="solid"/>
@@ -1118,11 +1050,11 @@
             </w:r>
             <w:r>
               <w:rPr>
-                <w:rFonts w:cstheme="minorHAnsi"/>
+                <w:rFonts w:ascii="Calibri" w:hAnsi="Calibri" w:cs="Calibri"/>
                 <w:b w:val="0"/>
                 <w:bCs w:val="0"/>
                 <w:sz w:val="28"/>
-                <w:szCs w:val="26"/>
+                <w:szCs w:val="28"/>
                 <w14:textOutline w14:w="3175" w14:cap="rnd" w14:cmpd="sng" w14:algn="ctr">
                   <w14:noFill/>
                   <w14:prstDash w14:val="solid"/>
@@ -1133,9 +1065,9 @@
             </w:r>
             <w:r>
               <w:rPr>
-                <w:rFonts w:cstheme="minorHAnsi"/>
-                <w:sz w:val="28"/>
-                <w:szCs w:val="26"/>
+                <w:rFonts w:ascii="Calibri" w:hAnsi="Calibri" w:cs="Calibri"/>
+                <w:sz w:val="28"/>
+                <w:szCs w:val="28"/>
                 <w14:textOutline w14:w="3175" w14:cap="rnd" w14:cmpd="sng" w14:algn="ctr">
                   <w14:noFill/>
                   <w14:prstDash w14:val="solid"/>
@@ -1146,10 +1078,10 @@
             </w:r>
             <w:r>
               <w:rPr>
-                <w:rFonts w:cstheme="minorHAnsi"/>
+                <w:rFonts w:ascii="Calibri" w:hAnsi="Calibri" w:cs="Calibri"/>
                 <w:noProof/>
                 <w:sz w:val="28"/>
-                <w:szCs w:val="26"/>
+                <w:szCs w:val="28"/>
                 <w14:textOutline w14:w="3175" w14:cap="rnd" w14:cmpd="sng" w14:algn="ctr">
                   <w14:noFill/>
                   <w14:prstDash w14:val="solid"/>
@@ -1160,9 +1092,9 @@
             </w:r>
             <w:r>
               <w:rPr>
-                <w:rFonts w:cstheme="minorHAnsi"/>
-                <w:sz w:val="28"/>
-                <w:szCs w:val="26"/>
+                <w:rFonts w:ascii="Calibri" w:hAnsi="Calibri" w:cs="Calibri"/>
+                <w:sz w:val="28"/>
+                <w:szCs w:val="28"/>
                 <w14:textOutline w14:w="3175" w14:cap="rnd" w14:cmpd="sng" w14:algn="ctr">
                   <w14:noFill/>
                   <w14:prstDash w14:val="solid"/>
@@ -1173,9 +1105,9 @@
             </w:r>
             <w:r>
               <w:rPr>
-                <w:rFonts w:cstheme="minorHAnsi"/>
-                <w:sz w:val="28"/>
-                <w:szCs w:val="26"/>
+                <w:rFonts w:ascii="Calibri" w:hAnsi="Calibri" w:cs="Calibri"/>
+                <w:sz w:val="28"/>
+                <w:szCs w:val="28"/>
                 <w14:textOutline w14:w="3175" w14:cap="rnd" w14:cmpd="sng" w14:algn="ctr">
                   <w14:noFill/>
                   <w14:prstDash w14:val="solid"/>
@@ -1188,11 +1120,11 @@
           <w:p>
             <w:pPr>
               <w:rPr>
-                <w:rFonts w:cstheme="minorHAnsi"/>
+                <w:rFonts w:ascii="Calibri" w:hAnsi="Calibri" w:cs="Calibri"/>
                 <w:b w:val="0"/>
                 <w:bCs w:val="0"/>
                 <w:sz w:val="28"/>
-                <w:szCs w:val="26"/>
+                <w:szCs w:val="28"/>
                 <w14:textOutline w14:w="3175" w14:cap="rnd" w14:cmpd="sng" w14:algn="ctr">
                   <w14:noFill/>
                   <w14:prstDash w14:val="solid"/>
@@ -1217,9 +1149,9 @@
           <w:p>
             <w:pPr>
               <w:rPr>
-                <w:rFonts w:cstheme="minorHAnsi"/>
-                <w:sz w:val="28"/>
-                <w:szCs w:val="26"/>
+                <w:rFonts w:ascii="Calibri" w:hAnsi="Calibri" w:cs="Calibri"/>
+                <w:sz w:val="28"/>
+                <w:szCs w:val="28"/>
                 <w14:textOutline w14:w="3175" w14:cap="rnd" w14:cmpd="sng" w14:algn="ctr">
                   <w14:noFill/>
                   <w14:prstDash w14:val="solid"/>
@@ -1229,10 +1161,10 @@
             </w:pPr>
             <w:r>
               <w:rPr>
-                <w:rFonts w:cstheme="minorHAnsi"/>
+                <w:rFonts w:ascii="Calibri" w:hAnsi="Calibri" w:cs="Calibri"/>
                 <w:b w:val="0"/>
                 <w:sz w:val="28"/>
-                <w:szCs w:val="26"/>
+                <w:szCs w:val="28"/>
                 <w14:textOutline w14:w="3175" w14:cap="rnd" w14:cmpd="sng" w14:algn="ctr">
                   <w14:noFill/>
                   <w14:prstDash w14:val="solid"/>
@@ -1243,10 +1175,10 @@
             </w:r>
             <w:r>
               <w:rPr>
-                <w:rFonts w:cstheme="minorHAnsi"/>
-                <w:bCs w:val="0"/>
-                <w:sz w:val="28"/>
-                <w:szCs w:val="26"/>
+                <w:rFonts w:ascii="Calibri" w:hAnsi="Calibri" w:cs="Calibri"/>
+                <w:bCs w:val="0"/>
+                <w:sz w:val="28"/>
+                <w:szCs w:val="28"/>
                 <w14:textOutline w14:w="3175" w14:cap="rnd" w14:cmpd="sng" w14:algn="ctr">
                   <w14:noFill/>
                   <w14:prstDash w14:val="solid"/>
@@ -1257,9 +1189,9 @@
             </w:r>
             <w:r>
               <w:rPr>
-                <w:rFonts w:cstheme="minorHAnsi"/>
-                <w:sz w:val="28"/>
-                <w:szCs w:val="26"/>
+                <w:rFonts w:ascii="Calibri" w:hAnsi="Calibri" w:cs="Calibri"/>
+                <w:sz w:val="28"/>
+                <w:szCs w:val="28"/>
                 <w14:textOutline w14:w="3175" w14:cap="rnd" w14:cmpd="sng" w14:algn="ctr">
                   <w14:noFill/>
                   <w14:prstDash w14:val="solid"/>
@@ -1270,10 +1202,10 @@
             </w:r>
             <w:r>
               <w:rPr>
-                <w:rFonts w:cstheme="minorHAnsi"/>
-                <w:bCs w:val="0"/>
-                <w:sz w:val="28"/>
-                <w:szCs w:val="26"/>
+                <w:rFonts w:ascii="Calibri" w:hAnsi="Calibri" w:cs="Calibri"/>
+                <w:bCs w:val="0"/>
+                <w:sz w:val="28"/>
+                <w:szCs w:val="28"/>
                 <w14:textOutline w14:w="3175" w14:cap="rnd" w14:cmpd="sng" w14:algn="ctr">
                   <w14:noFill/>
                   <w14:prstDash w14:val="solid"/>
@@ -1284,9 +1216,9 @@
             </w:r>
             <w:r>
               <w:rPr>
-                <w:rFonts w:cstheme="minorHAnsi"/>
-                <w:sz w:val="28"/>
-                <w:szCs w:val="26"/>
+                <w:rFonts w:ascii="Calibri" w:hAnsi="Calibri" w:cs="Calibri"/>
+                <w:sz w:val="28"/>
+                <w:szCs w:val="28"/>
                 <w14:textOutline w14:w="3175" w14:cap="rnd" w14:cmpd="sng" w14:algn="ctr">
                   <w14:noFill/>
                   <w14:prstDash w14:val="solid"/>
@@ -1297,11 +1229,11 @@
             </w:r>
             <w:r>
               <w:rPr>
-                <w:rFonts w:cstheme="minorHAnsi"/>
+                <w:rFonts w:ascii="Calibri" w:hAnsi="Calibri" w:cs="Calibri"/>
                 <w:bCs w:val="0"/>
                 <w:noProof/>
                 <w:sz w:val="28"/>
-                <w:szCs w:val="26"/>
+                <w:szCs w:val="28"/>
                 <w14:textOutline w14:w="3175" w14:cap="rnd" w14:cmpd="sng" w14:algn="ctr">
                   <w14:noFill/>
                   <w14:prstDash w14:val="solid"/>
@@ -1312,11 +1244,11 @@
             </w:r>
             <w:r>
               <w:rPr>
-                <w:rFonts w:cstheme="minorHAnsi"/>
+                <w:rFonts w:ascii="Calibri" w:hAnsi="Calibri" w:cs="Calibri"/>
                 <w:bCs w:val="0"/>
                 <w:noProof/>
                 <w:sz w:val="28"/>
-                <w:szCs w:val="26"/>
+                <w:szCs w:val="28"/>
                 <w14:textOutline w14:w="3175" w14:cap="rnd" w14:cmpd="sng" w14:algn="ctr">
                   <w14:noFill/>
                   <w14:prstDash w14:val="solid"/>
@@ -1327,11 +1259,11 @@
             </w:r>
             <w:r>
               <w:rPr>
-                <w:rFonts w:cstheme="minorHAnsi"/>
+                <w:rFonts w:ascii="Calibri" w:hAnsi="Calibri" w:cs="Calibri"/>
                 <w:bCs w:val="0"/>
                 <w:noProof/>
                 <w:sz w:val="28"/>
-                <w:szCs w:val="26"/>
+                <w:szCs w:val="28"/>
                 <w14:textOutline w14:w="3175" w14:cap="rnd" w14:cmpd="sng" w14:algn="ctr">
                   <w14:noFill/>
                   <w14:prstDash w14:val="solid"/>
@@ -1342,11 +1274,11 @@
             </w:r>
             <w:r>
               <w:rPr>
-                <w:rFonts w:cstheme="minorHAnsi"/>
+                <w:rFonts w:ascii="Calibri" w:hAnsi="Calibri" w:cs="Calibri"/>
                 <w:bCs w:val="0"/>
                 <w:noProof/>
                 <w:sz w:val="28"/>
-                <w:szCs w:val="26"/>
+                <w:szCs w:val="28"/>
                 <w14:textOutline w14:w="3175" w14:cap="rnd" w14:cmpd="sng" w14:algn="ctr">
                   <w14:noFill/>
                   <w14:prstDash w14:val="solid"/>
@@ -1357,11 +1289,11 @@
             </w:r>
             <w:r>
               <w:rPr>
-                <w:rFonts w:cstheme="minorHAnsi"/>
+                <w:rFonts w:ascii="Calibri" w:hAnsi="Calibri" w:cs="Calibri"/>
                 <w:bCs w:val="0"/>
                 <w:noProof/>
                 <w:sz w:val="28"/>
-                <w:szCs w:val="26"/>
+                <w:szCs w:val="28"/>
                 <w14:textOutline w14:w="3175" w14:cap="rnd" w14:cmpd="sng" w14:algn="ctr">
                   <w14:noFill/>
                   <w14:prstDash w14:val="solid"/>
@@ -1372,9 +1304,9 @@
             </w:r>
             <w:r>
               <w:rPr>
-                <w:rFonts w:cstheme="minorHAnsi"/>
-                <w:sz w:val="28"/>
-                <w:szCs w:val="26"/>
+                <w:rFonts w:ascii="Calibri" w:hAnsi="Calibri" w:cs="Calibri"/>
+                <w:sz w:val="28"/>
+                <w:szCs w:val="28"/>
                 <w14:textOutline w14:w="3175" w14:cap="rnd" w14:cmpd="sng" w14:algn="ctr">
                   <w14:noFill/>
                   <w14:prstDash w14:val="solid"/>
@@ -1399,9 +1331,9 @@
           <w:p>
             <w:pPr>
               <w:rPr>
-                <w:rFonts w:cstheme="minorHAnsi"/>
-                <w:sz w:val="28"/>
-                <w:szCs w:val="26"/>
+                <w:rFonts w:ascii="Calibri" w:hAnsi="Calibri" w:cs="Calibri"/>
+                <w:sz w:val="28"/>
+                <w:szCs w:val="28"/>
                 <w14:textOutline w14:w="3175" w14:cap="rnd" w14:cmpd="sng" w14:algn="ctr">
                   <w14:noFill/>
                   <w14:prstDash w14:val="solid"/>
@@ -1411,11 +1343,11 @@
             </w:pPr>
             <w:r>
               <w:rPr>
-                <w:rFonts w:cstheme="minorHAnsi"/>
+                <w:rFonts w:ascii="Calibri" w:hAnsi="Calibri" w:cs="Calibri"/>
                 <w:b w:val="0"/>
                 <w:bCs w:val="0"/>
                 <w:sz w:val="28"/>
-                <w:szCs w:val="26"/>
+                <w:szCs w:val="28"/>
                 <w14:textOutline w14:w="3175" w14:cap="rnd" w14:cmpd="sng" w14:algn="ctr">
                   <w14:noFill/>
                   <w14:prstDash w14:val="solid"/>
@@ -1426,58 +1358,43 @@
             </w:r>
             <w:r>
               <w:rPr>
-                <w:rFonts w:cstheme="minorHAnsi"/>
+                <w:rFonts w:ascii="Calibri" w:hAnsi="Calibri" w:cs="Calibri"/>
                 <w:b w:val="0"/>
                 <w:bCs w:val="0"/>
                 <w:sz w:val="28"/>
-                <w:szCs w:val="26"/>
-                <w14:textOutline w14:w="3175" w14:cap="rnd" w14:cmpd="sng" w14:algn="ctr">
-                  <w14:noFill/>
-                  <w14:prstDash w14:val="solid"/>
-                  <w14:bevel/>
-                </w14:textOutline>
-              </w:rPr>
-              <w:t xml:space="preserve"> </w:t>
-            </w:r>
-            <w:r>
-              <w:rPr>
-                <w:rFonts w:cstheme="minorHAnsi"/>
+                <w:szCs w:val="28"/>
+                <w14:textOutline w14:w="3175" w14:cap="rnd" w14:cmpd="sng" w14:algn="ctr">
+                  <w14:noFill/>
+                  <w14:prstDash w14:val="solid"/>
+                  <w14:bevel/>
+                </w14:textOutline>
+              </w:rPr>
+              <w:t xml:space="preserve"> {</w:t>
+            </w:r>
+            <w:proofErr w:type="spellStart"/>
+            <w:r>
+              <w:rPr>
+                <w:rFonts w:ascii="Calibri" w:hAnsi="Calibri" w:cs="Calibri"/>
                 <w:b w:val="0"/>
                 <w:bCs w:val="0"/>
                 <w:sz w:val="28"/>
-                <w:szCs w:val="26"/>
-                <w14:textOutline w14:w="3175" w14:cap="rnd" w14:cmpd="sng" w14:algn="ctr">
-                  <w14:noFill/>
-                  <w14:prstDash w14:val="solid"/>
-                  <w14:bevel/>
-                </w14:textOutline>
-              </w:rPr>
-              <w:t>{</w:t>
-            </w:r>
-            <w:proofErr w:type="spellStart"/>
-            <w:r>
-              <w:rPr>
-                <w:rFonts w:cstheme="minorHAnsi"/>
+                <w:szCs w:val="28"/>
+                <w14:textOutline w14:w="3175" w14:cap="rnd" w14:cmpd="sng" w14:algn="ctr">
+                  <w14:noFill/>
+                  <w14:prstDash w14:val="solid"/>
+                  <w14:bevel/>
+                </w14:textOutline>
+              </w:rPr>
+              <w:t>descripcion</w:t>
+            </w:r>
+            <w:proofErr w:type="spellEnd"/>
+            <w:r>
+              <w:rPr>
+                <w:rFonts w:ascii="Calibri" w:hAnsi="Calibri" w:cs="Calibri"/>
                 <w:b w:val="0"/>
                 <w:bCs w:val="0"/>
                 <w:sz w:val="28"/>
-                <w:szCs w:val="26"/>
-                <w14:textOutline w14:w="3175" w14:cap="rnd" w14:cmpd="sng" w14:algn="ctr">
-                  <w14:noFill/>
-                  <w14:prstDash w14:val="solid"/>
-                  <w14:bevel/>
-                </w14:textOutline>
-              </w:rPr>
-              <w:t>descripcion</w:t>
-            </w:r>
-            <w:proofErr w:type="spellEnd"/>
-            <w:r>
-              <w:rPr>
-                <w:rFonts w:cstheme="minorHAnsi"/>
-                <w:b w:val="0"/>
-                <w:bCs w:val="0"/>
-                <w:sz w:val="28"/>
-                <w:szCs w:val="26"/>
+                <w:szCs w:val="28"/>
                 <w14:textOutline w14:w="3175" w14:cap="rnd" w14:cmpd="sng" w14:algn="ctr">
                   <w14:noFill/>
                   <w14:prstDash w14:val="solid"/>
@@ -1488,9 +1405,9 @@
             </w:r>
             <w:r>
               <w:rPr>
-                <w:rFonts w:cstheme="minorHAnsi"/>
-                <w:sz w:val="28"/>
-                <w:szCs w:val="26"/>
+                <w:rFonts w:ascii="Calibri" w:hAnsi="Calibri" w:cs="Calibri"/>
+                <w:sz w:val="28"/>
+                <w:szCs w:val="28"/>
                 <w14:textOutline w14:w="3175" w14:cap="rnd" w14:cmpd="sng" w14:algn="ctr">
                   <w14:noFill/>
                   <w14:prstDash w14:val="solid"/>
@@ -1503,9 +1420,9 @@
           <w:p>
             <w:pPr>
               <w:rPr>
-                <w:rFonts w:cstheme="minorHAnsi"/>
-                <w:sz w:val="28"/>
-                <w:szCs w:val="26"/>
+                <w:rFonts w:ascii="Calibri" w:hAnsi="Calibri" w:cs="Calibri"/>
+                <w:sz w:val="28"/>
+                <w:szCs w:val="28"/>
                 <w14:textOutline w14:w="3175" w14:cap="rnd" w14:cmpd="sng" w14:algn="ctr">
                   <w14:noFill/>
                   <w14:prstDash w14:val="solid"/>
@@ -1517,9 +1434,9 @@
           <w:p>
             <w:pPr>
               <w:rPr>
-                <w:rFonts w:cstheme="minorHAnsi"/>
-                <w:sz w:val="28"/>
-                <w:szCs w:val="26"/>
+                <w:rFonts w:ascii="Calibri" w:hAnsi="Calibri" w:cs="Calibri"/>
+                <w:sz w:val="28"/>
+                <w:szCs w:val="28"/>
                 <w14:textOutline w14:w="3175" w14:cap="rnd" w14:cmpd="sng" w14:algn="ctr">
                   <w14:noFill/>
                   <w14:prstDash w14:val="solid"/>
@@ -1534,46 +1451,53 @@
     <w:p>
       <w:pPr>
         <w:rPr>
-          <w:rFonts w:cstheme="minorHAnsi"/>
+          <w:rFonts w:ascii="Calibri" w:hAnsi="Calibri" w:cs="Calibri"/>
           <w:u w:val="single"/>
         </w:rPr>
       </w:pPr>
       <w:r>
         <w:rPr>
-          <w:rFonts w:cstheme="minorHAnsi"/>
+          <w:rFonts w:ascii="Calibri" w:hAnsi="Calibri" w:cs="Calibri"/>
         </w:rPr>
         <w:t xml:space="preserve">*Los espacios deberán solicitarse con anticipación (48 </w:t>
       </w:r>
       <w:proofErr w:type="spellStart"/>
       <w:r>
         <w:rPr>
-          <w:rFonts w:cstheme="minorHAnsi"/>
+          <w:rFonts w:ascii="Calibri" w:hAnsi="Calibri" w:cs="Calibri"/>
         </w:rPr>
         <w:t>hrs</w:t>
       </w:r>
       <w:proofErr w:type="spellEnd"/>
       <w:r>
         <w:rPr>
-          <w:rFonts w:cstheme="minorHAnsi"/>
+          <w:rFonts w:ascii="Calibri" w:hAnsi="Calibri" w:cs="Calibri"/>
         </w:rPr>
         <w:t xml:space="preserve"> antes, con la finalidad de cubrir las necesidades </w:t>
       </w:r>
       <w:proofErr w:type="gramStart"/>
       <w:r>
         <w:rPr>
-          <w:rFonts w:cstheme="minorHAnsi"/>
+          <w:rFonts w:ascii="Calibri" w:hAnsi="Calibri" w:cs="Calibri"/>
         </w:rPr>
         <w:t>del mismo</w:t>
       </w:r>
       <w:proofErr w:type="gramEnd"/>
       <w:r>
         <w:rPr>
-          <w:rFonts w:cstheme="minorHAnsi"/>
+          <w:rFonts w:ascii="Calibri" w:hAnsi="Calibri" w:cs="Calibri"/>
         </w:rPr>
         <w:t>).</w:t>
       </w:r>
     </w:p>
-    <w:p/>
+    <w:p>
+      <w:pPr>
+        <w:rPr>
+          <w:sz w:val="28"/>
+          <w:szCs w:val="28"/>
+        </w:rPr>
+      </w:pPr>
+    </w:p>
     <w:sectPr>
       <w:headerReference w:type="default" r:id="rId6"/>
       <w:footerReference w:type="default" r:id="rId7"/>

--- a/js/Departamento de eventos.docx
+++ b/js/Departamento de eventos.docx
@@ -1,6 +1,6 @@
 
 <file path=word/document.xml><?xml version="1.0" encoding="utf-8"?>
-<w:document xmlns:wpc="http://schemas.microsoft.com/office/word/2010/wordprocessingCanvas" xmlns:cx="http://schemas.microsoft.com/office/drawing/2014/chartex" xmlns:cx1="http://schemas.microsoft.com/office/drawing/2015/9/8/chartex" xmlns:cx2="http://schemas.microsoft.com/office/drawing/2015/10/21/chartex" xmlns:cx3="http://schemas.microsoft.com/office/drawing/2016/5/9/chartex" xmlns:cx4="http://schemas.microsoft.com/office/drawing/2016/5/10/chartex" xmlns:cx5="http://schemas.microsoft.com/office/drawing/2016/5/11/chartex" xmlns:cx6="http://schemas.microsoft.com/office/drawing/2016/5/12/chartex" xmlns:cx7="http://schemas.microsoft.com/office/drawing/2016/5/13/chartex" xmlns:cx8="http://schemas.microsoft.com/office/drawing/2016/5/14/chartex" xmlns:mc="http://schemas.openxmlformats.org/markup-compatibility/2006" xmlns:aink="http://schemas.microsoft.com/office/drawing/2016/ink" xmlns:am3d="http://schemas.microsoft.com/office/drawing/2017/model3d" xmlns:o="urn:schemas-microsoft-com:office:office" xmlns:oel="http://schemas.microsoft.com/office/2019/extlst" xmlns:r="http://schemas.openxmlformats.org/officeDocument/2006/relationships" xmlns:m="http://schemas.openxmlformats.org/officeDocument/2006/math" xmlns:v="urn:schemas-microsoft-com:vml" xmlns:wp14="http://schemas.microsoft.com/office/word/2010/wordprocessingDrawing" xmlns:wp="http://schemas.openxmlformats.org/drawingml/2006/wordprocessingDrawing" xmlns:w10="urn:schemas-microsoft-com:office:word" xmlns:w="http://schemas.openxmlformats.org/wordprocessingml/2006/main" xmlns:w14="http://schemas.microsoft.com/office/word/2010/wordml" xmlns:w15="http://schemas.microsoft.com/office/word/2012/wordml" xmlns:w16cex="http://schemas.microsoft.com/office/word/2018/wordml/cex" xmlns:w16cid="http://schemas.microsoft.com/office/word/2016/wordml/cid" xmlns:w16="http://schemas.microsoft.com/office/word/2018/wordml" xmlns:w16du="http://schemas.microsoft.com/office/word/2023/wordml/word16du" xmlns:w16sdtdh="http://schemas.microsoft.com/office/word/2020/wordml/sdtdatahash" xmlns:w16sdtfl="http://schemas.microsoft.com/office/word/2024/wordml/sdtformatlock" xmlns:w16se="http://schemas.microsoft.com/office/word/2015/wordml/symex" xmlns:wpg="http://schemas.microsoft.com/office/word/2010/wordprocessingGroup" xmlns:wpi="http://schemas.microsoft.com/office/word/2010/wordprocessingInk" xmlns:wne="http://schemas.microsoft.com/office/word/2006/wordml" xmlns:wps="http://schemas.microsoft.com/office/word/2010/wordprocessingShape" mc:Ignorable="w14 w15 w16se w16cid w16 w16cex w16sdtdh w16sdtfl w16du wp14">
+<w:document xmlns:wpc="http://schemas.microsoft.com/office/word/2010/wordprocessingCanvas" xmlns:cx="http://schemas.microsoft.com/office/drawing/2014/chartex" xmlns:cx1="http://schemas.microsoft.com/office/drawing/2015/9/8/chartex" xmlns:cx2="http://schemas.microsoft.com/office/drawing/2015/10/21/chartex" xmlns:cx3="http://schemas.microsoft.com/office/drawing/2016/5/9/chartex" xmlns:cx4="http://schemas.microsoft.com/office/drawing/2016/5/10/chartex" xmlns:cx5="http://schemas.microsoft.com/office/drawing/2016/5/11/chartex" xmlns:cx6="http://schemas.microsoft.com/office/drawing/2016/5/12/chartex" xmlns:cx7="http://schemas.microsoft.com/office/drawing/2016/5/13/chartex" xmlns:cx8="http://schemas.microsoft.com/office/drawing/2016/5/14/chartex" xmlns:mc="http://schemas.openxmlformats.org/markup-compatibility/2006" xmlns:aink="http://schemas.microsoft.com/office/drawing/2016/ink" xmlns:am3d="http://schemas.microsoft.com/office/drawing/2017/model3d" xmlns:o="urn:schemas-microsoft-com:office:office" xmlns:r="http://schemas.openxmlformats.org/officeDocument/2006/relationships" xmlns:m="http://schemas.openxmlformats.org/officeDocument/2006/math" xmlns:v="urn:schemas-microsoft-com:vml" xmlns:wp14="http://schemas.microsoft.com/office/word/2010/wordprocessingDrawing" xmlns:wp="http://schemas.openxmlformats.org/drawingml/2006/wordprocessingDrawing" xmlns:w10="urn:schemas-microsoft-com:office:word" xmlns:w="http://schemas.openxmlformats.org/wordprocessingml/2006/main" xmlns:w14="http://schemas.microsoft.com/office/word/2010/wordml" xmlns:w15="http://schemas.microsoft.com/office/word/2012/wordml" xmlns:w16cex="http://schemas.microsoft.com/office/word/2018/wordml/cex" xmlns:w16cid="http://schemas.microsoft.com/office/word/2016/wordml/cid" xmlns:w16="http://schemas.microsoft.com/office/word/2018/wordml" xmlns:w16sdtdh="http://schemas.microsoft.com/office/word/2020/wordml/sdtdatahash" xmlns:w16se="http://schemas.microsoft.com/office/word/2015/wordml/symex" xmlns:wpg="http://schemas.microsoft.com/office/word/2010/wordprocessingGroup" xmlns:wpi="http://schemas.microsoft.com/office/word/2010/wordprocessingInk" xmlns:wne="http://schemas.microsoft.com/office/word/2006/wordml" xmlns:wps="http://schemas.microsoft.com/office/word/2010/wordprocessingShape" mc:Ignorable="w14 w15 w16se w16cid w16 w16cex w16sdtdh wp14">
   <w:body>
     <w:p>
       <w:pPr>
@@ -1473,21 +1473,7 @@
         <w:rPr>
           <w:rFonts w:ascii="Calibri" w:hAnsi="Calibri" w:cs="Calibri"/>
         </w:rPr>
-        <w:t xml:space="preserve"> antes, con la finalidad de cubrir las necesidades </w:t>
-      </w:r>
-      <w:proofErr w:type="gramStart"/>
-      <w:r>
-        <w:rPr>
-          <w:rFonts w:ascii="Calibri" w:hAnsi="Calibri" w:cs="Calibri"/>
-        </w:rPr>
-        <w:t>del mismo</w:t>
-      </w:r>
-      <w:proofErr w:type="gramEnd"/>
-      <w:r>
-        <w:rPr>
-          <w:rFonts w:ascii="Calibri" w:hAnsi="Calibri" w:cs="Calibri"/>
-        </w:rPr>
-        <w:t>).</w:t>
+        <w:t xml:space="preserve"> antes, con la finalidad de cubrir las necesidades del mismo).</w:t>
       </w:r>
     </w:p>
     <w:p>
@@ -1499,10 +1485,14 @@
       </w:pPr>
     </w:p>
     <w:sectPr>
-      <w:headerReference w:type="default" r:id="rId6"/>
-      <w:footerReference w:type="default" r:id="rId7"/>
+      <w:headerReference w:type="even" r:id="rId6"/>
+      <w:headerReference w:type="default" r:id="rId7"/>
+      <w:footerReference w:type="even" r:id="rId8"/>
+      <w:footerReference w:type="default" r:id="rId9"/>
+      <w:headerReference w:type="first" r:id="rId10"/>
+      <w:footerReference w:type="first" r:id="rId11"/>
       <w:pgSz w:w="12240" w:h="15840"/>
-      <w:pgMar w:top="1417" w:right="1701" w:bottom="1417" w:left="1701" w:header="708" w:footer="708" w:gutter="0"/>
+      <w:pgMar w:top="1417" w:right="1701" w:bottom="1417" w:left="1701" w:header="708" w:footer="567" w:gutter="0"/>
       <w:cols w:space="708"/>
       <w:docGrid w:linePitch="360"/>
     </w:sectPr>
@@ -1511,7 +1501,7 @@
 </file>
 
 <file path=word/endnotes.xml><?xml version="1.0" encoding="utf-8"?>
-<w:endnotes xmlns:wpc="http://schemas.microsoft.com/office/word/2010/wordprocessingCanvas" xmlns:cx="http://schemas.microsoft.com/office/drawing/2014/chartex" xmlns:cx1="http://schemas.microsoft.com/office/drawing/2015/9/8/chartex" xmlns:cx2="http://schemas.microsoft.com/office/drawing/2015/10/21/chartex" xmlns:cx3="http://schemas.microsoft.com/office/drawing/2016/5/9/chartex" xmlns:cx4="http://schemas.microsoft.com/office/drawing/2016/5/10/chartex" xmlns:cx5="http://schemas.microsoft.com/office/drawing/2016/5/11/chartex" xmlns:cx6="http://schemas.microsoft.com/office/drawing/2016/5/12/chartex" xmlns:cx7="http://schemas.microsoft.com/office/drawing/2016/5/13/chartex" xmlns:cx8="http://schemas.microsoft.com/office/drawing/2016/5/14/chartex" xmlns:mc="http://schemas.openxmlformats.org/markup-compatibility/2006" xmlns:aink="http://schemas.microsoft.com/office/drawing/2016/ink" xmlns:am3d="http://schemas.microsoft.com/office/drawing/2017/model3d" xmlns:o="urn:schemas-microsoft-com:office:office" xmlns:oel="http://schemas.microsoft.com/office/2019/extlst" xmlns:r="http://schemas.openxmlformats.org/officeDocument/2006/relationships" xmlns:m="http://schemas.openxmlformats.org/officeDocument/2006/math" xmlns:v="urn:schemas-microsoft-com:vml" xmlns:wp14="http://schemas.microsoft.com/office/word/2010/wordprocessingDrawing" xmlns:wp="http://schemas.openxmlformats.org/drawingml/2006/wordprocessingDrawing" xmlns:w10="urn:schemas-microsoft-com:office:word" xmlns:w="http://schemas.openxmlformats.org/wordprocessingml/2006/main" xmlns:w14="http://schemas.microsoft.com/office/word/2010/wordml" xmlns:w15="http://schemas.microsoft.com/office/word/2012/wordml" xmlns:w16cex="http://schemas.microsoft.com/office/word/2018/wordml/cex" xmlns:w16cid="http://schemas.microsoft.com/office/word/2016/wordml/cid" xmlns:w16="http://schemas.microsoft.com/office/word/2018/wordml" xmlns:w16du="http://schemas.microsoft.com/office/word/2023/wordml/word16du" xmlns:w16sdtdh="http://schemas.microsoft.com/office/word/2020/wordml/sdtdatahash" xmlns:w16sdtfl="http://schemas.microsoft.com/office/word/2024/wordml/sdtformatlock" xmlns:w16se="http://schemas.microsoft.com/office/word/2015/wordml/symex" xmlns:wpg="http://schemas.microsoft.com/office/word/2010/wordprocessingGroup" xmlns:wpi="http://schemas.microsoft.com/office/word/2010/wordprocessingInk" xmlns:wne="http://schemas.microsoft.com/office/word/2006/wordml" xmlns:wps="http://schemas.microsoft.com/office/word/2010/wordprocessingShape" mc:Ignorable="w14 w15 w16se w16cid w16 w16cex w16sdtdh w16sdtfl w16du wp14">
+<w:endnotes xmlns:wpc="http://schemas.microsoft.com/office/word/2010/wordprocessingCanvas" xmlns:cx="http://schemas.microsoft.com/office/drawing/2014/chartex" xmlns:cx1="http://schemas.microsoft.com/office/drawing/2015/9/8/chartex" xmlns:cx2="http://schemas.microsoft.com/office/drawing/2015/10/21/chartex" xmlns:cx3="http://schemas.microsoft.com/office/drawing/2016/5/9/chartex" xmlns:cx4="http://schemas.microsoft.com/office/drawing/2016/5/10/chartex" xmlns:cx5="http://schemas.microsoft.com/office/drawing/2016/5/11/chartex" xmlns:cx6="http://schemas.microsoft.com/office/drawing/2016/5/12/chartex" xmlns:cx7="http://schemas.microsoft.com/office/drawing/2016/5/13/chartex" xmlns:cx8="http://schemas.microsoft.com/office/drawing/2016/5/14/chartex" xmlns:mc="http://schemas.openxmlformats.org/markup-compatibility/2006" xmlns:aink="http://schemas.microsoft.com/office/drawing/2016/ink" xmlns:am3d="http://schemas.microsoft.com/office/drawing/2017/model3d" xmlns:o="urn:schemas-microsoft-com:office:office" xmlns:r="http://schemas.openxmlformats.org/officeDocument/2006/relationships" xmlns:m="http://schemas.openxmlformats.org/officeDocument/2006/math" xmlns:v="urn:schemas-microsoft-com:vml" xmlns:wp14="http://schemas.microsoft.com/office/word/2010/wordprocessingDrawing" xmlns:wp="http://schemas.openxmlformats.org/drawingml/2006/wordprocessingDrawing" xmlns:w10="urn:schemas-microsoft-com:office:word" xmlns:w="http://schemas.openxmlformats.org/wordprocessingml/2006/main" xmlns:w14="http://schemas.microsoft.com/office/word/2010/wordml" xmlns:w15="http://schemas.microsoft.com/office/word/2012/wordml" xmlns:w16cex="http://schemas.microsoft.com/office/word/2018/wordml/cex" xmlns:w16cid="http://schemas.microsoft.com/office/word/2016/wordml/cid" xmlns:w16="http://schemas.microsoft.com/office/word/2018/wordml" xmlns:w16sdtdh="http://schemas.microsoft.com/office/word/2020/wordml/sdtdatahash" xmlns:w16se="http://schemas.microsoft.com/office/word/2015/wordml/symex" xmlns:wpg="http://schemas.microsoft.com/office/word/2010/wordprocessingGroup" xmlns:wpi="http://schemas.microsoft.com/office/word/2010/wordprocessingInk" xmlns:wne="http://schemas.microsoft.com/office/word/2006/wordml" xmlns:wps="http://schemas.microsoft.com/office/word/2010/wordprocessingShape" mc:Ignorable="w14 w15 w16se w16cid w16 w16cex w16sdtdh wp14">
   <w:endnote w:type="separator" w:id="-1">
     <w:p>
       <w:pPr>
@@ -1536,7 +1526,17 @@
 </file>
 
 <file path=word/footer1.xml><?xml version="1.0" encoding="utf-8"?>
-<w:ftr xmlns:wpc="http://schemas.microsoft.com/office/word/2010/wordprocessingCanvas" xmlns:cx="http://schemas.microsoft.com/office/drawing/2014/chartex" xmlns:cx1="http://schemas.microsoft.com/office/drawing/2015/9/8/chartex" xmlns:cx2="http://schemas.microsoft.com/office/drawing/2015/10/21/chartex" xmlns:cx3="http://schemas.microsoft.com/office/drawing/2016/5/9/chartex" xmlns:cx4="http://schemas.microsoft.com/office/drawing/2016/5/10/chartex" xmlns:cx5="http://schemas.microsoft.com/office/drawing/2016/5/11/chartex" xmlns:cx6="http://schemas.microsoft.com/office/drawing/2016/5/12/chartex" xmlns:cx7="http://schemas.microsoft.com/office/drawing/2016/5/13/chartex" xmlns:cx8="http://schemas.microsoft.com/office/drawing/2016/5/14/chartex" xmlns:mc="http://schemas.openxmlformats.org/markup-compatibility/2006" xmlns:aink="http://schemas.microsoft.com/office/drawing/2016/ink" xmlns:am3d="http://schemas.microsoft.com/office/drawing/2017/model3d" xmlns:o="urn:schemas-microsoft-com:office:office" xmlns:oel="http://schemas.microsoft.com/office/2019/extlst" xmlns:r="http://schemas.openxmlformats.org/officeDocument/2006/relationships" xmlns:m="http://schemas.openxmlformats.org/officeDocument/2006/math" xmlns:v="urn:schemas-microsoft-com:vml" xmlns:wp14="http://schemas.microsoft.com/office/word/2010/wordprocessingDrawing" xmlns:wp="http://schemas.openxmlformats.org/drawingml/2006/wordprocessingDrawing" xmlns:w10="urn:schemas-microsoft-com:office:word" xmlns:w="http://schemas.openxmlformats.org/wordprocessingml/2006/main" xmlns:w14="http://schemas.microsoft.com/office/word/2010/wordml" xmlns:w15="http://schemas.microsoft.com/office/word/2012/wordml" xmlns:w16cex="http://schemas.microsoft.com/office/word/2018/wordml/cex" xmlns:w16cid="http://schemas.microsoft.com/office/word/2016/wordml/cid" xmlns:w16="http://schemas.microsoft.com/office/word/2018/wordml" xmlns:w16du="http://schemas.microsoft.com/office/word/2023/wordml/word16du" xmlns:w16sdtdh="http://schemas.microsoft.com/office/word/2020/wordml/sdtdatahash" xmlns:w16sdtfl="http://schemas.microsoft.com/office/word/2024/wordml/sdtformatlock" xmlns:w16se="http://schemas.microsoft.com/office/word/2015/wordml/symex" xmlns:wpg="http://schemas.microsoft.com/office/word/2010/wordprocessingGroup" xmlns:wpi="http://schemas.microsoft.com/office/word/2010/wordprocessingInk" xmlns:wne="http://schemas.microsoft.com/office/word/2006/wordml" xmlns:wps="http://schemas.microsoft.com/office/word/2010/wordprocessingShape" mc:Ignorable="w14 w15 w16se w16cid w16 w16cex w16sdtdh w16sdtfl w16du wp14">
+<w:ftr xmlns:wpc="http://schemas.microsoft.com/office/word/2010/wordprocessingCanvas" xmlns:cx="http://schemas.microsoft.com/office/drawing/2014/chartex" xmlns:cx1="http://schemas.microsoft.com/office/drawing/2015/9/8/chartex" xmlns:cx2="http://schemas.microsoft.com/office/drawing/2015/10/21/chartex" xmlns:cx3="http://schemas.microsoft.com/office/drawing/2016/5/9/chartex" xmlns:cx4="http://schemas.microsoft.com/office/drawing/2016/5/10/chartex" xmlns:cx5="http://schemas.microsoft.com/office/drawing/2016/5/11/chartex" xmlns:cx6="http://schemas.microsoft.com/office/drawing/2016/5/12/chartex" xmlns:cx7="http://schemas.microsoft.com/office/drawing/2016/5/13/chartex" xmlns:cx8="http://schemas.microsoft.com/office/drawing/2016/5/14/chartex" xmlns:mc="http://schemas.openxmlformats.org/markup-compatibility/2006" xmlns:aink="http://schemas.microsoft.com/office/drawing/2016/ink" xmlns:am3d="http://schemas.microsoft.com/office/drawing/2017/model3d" xmlns:o="urn:schemas-microsoft-com:office:office" xmlns:r="http://schemas.openxmlformats.org/officeDocument/2006/relationships" xmlns:m="http://schemas.openxmlformats.org/officeDocument/2006/math" xmlns:v="urn:schemas-microsoft-com:vml" xmlns:wp14="http://schemas.microsoft.com/office/word/2010/wordprocessingDrawing" xmlns:wp="http://schemas.openxmlformats.org/drawingml/2006/wordprocessingDrawing" xmlns:w10="urn:schemas-microsoft-com:office:word" xmlns:w="http://schemas.openxmlformats.org/wordprocessingml/2006/main" xmlns:w14="http://schemas.microsoft.com/office/word/2010/wordml" xmlns:w15="http://schemas.microsoft.com/office/word/2012/wordml" xmlns:w16cex="http://schemas.microsoft.com/office/word/2018/wordml/cex" xmlns:w16cid="http://schemas.microsoft.com/office/word/2016/wordml/cid" xmlns:w16="http://schemas.microsoft.com/office/word/2018/wordml" xmlns:w16sdtdh="http://schemas.microsoft.com/office/word/2020/wordml/sdtdatahash" xmlns:w16se="http://schemas.microsoft.com/office/word/2015/wordml/symex" xmlns:wpg="http://schemas.microsoft.com/office/word/2010/wordprocessingGroup" xmlns:wpi="http://schemas.microsoft.com/office/word/2010/wordprocessingInk" xmlns:wne="http://schemas.microsoft.com/office/word/2006/wordml" xmlns:wps="http://schemas.microsoft.com/office/word/2010/wordprocessingShape" mc:Ignorable="w14 w15 w16se w16cid w16 w16cex w16sdtdh wp14">
+  <w:p>
+    <w:pPr>
+      <w:pStyle w:val="Piedepgina"/>
+    </w:pPr>
+  </w:p>
+</w:ftr>
+</file>
+
+<file path=word/footer2.xml><?xml version="1.0" encoding="utf-8"?>
+<w:ftr xmlns:wpc="http://schemas.microsoft.com/office/word/2010/wordprocessingCanvas" xmlns:cx="http://schemas.microsoft.com/office/drawing/2014/chartex" xmlns:cx1="http://schemas.microsoft.com/office/drawing/2015/9/8/chartex" xmlns:cx2="http://schemas.microsoft.com/office/drawing/2015/10/21/chartex" xmlns:cx3="http://schemas.microsoft.com/office/drawing/2016/5/9/chartex" xmlns:cx4="http://schemas.microsoft.com/office/drawing/2016/5/10/chartex" xmlns:cx5="http://schemas.microsoft.com/office/drawing/2016/5/11/chartex" xmlns:cx6="http://schemas.microsoft.com/office/drawing/2016/5/12/chartex" xmlns:cx7="http://schemas.microsoft.com/office/drawing/2016/5/13/chartex" xmlns:cx8="http://schemas.microsoft.com/office/drawing/2016/5/14/chartex" xmlns:mc="http://schemas.openxmlformats.org/markup-compatibility/2006" xmlns:aink="http://schemas.microsoft.com/office/drawing/2016/ink" xmlns:am3d="http://schemas.microsoft.com/office/drawing/2017/model3d" xmlns:o="urn:schemas-microsoft-com:office:office" xmlns:r="http://schemas.openxmlformats.org/officeDocument/2006/relationships" xmlns:m="http://schemas.openxmlformats.org/officeDocument/2006/math" xmlns:v="urn:schemas-microsoft-com:vml" xmlns:wp14="http://schemas.microsoft.com/office/word/2010/wordprocessingDrawing" xmlns:wp="http://schemas.openxmlformats.org/drawingml/2006/wordprocessingDrawing" xmlns:w10="urn:schemas-microsoft-com:office:word" xmlns:w="http://schemas.openxmlformats.org/wordprocessingml/2006/main" xmlns:w14="http://schemas.microsoft.com/office/word/2010/wordml" xmlns:w15="http://schemas.microsoft.com/office/word/2012/wordml" xmlns:w16cex="http://schemas.microsoft.com/office/word/2018/wordml/cex" xmlns:w16cid="http://schemas.microsoft.com/office/word/2016/wordml/cid" xmlns:w16="http://schemas.microsoft.com/office/word/2018/wordml" xmlns:w16sdtdh="http://schemas.microsoft.com/office/word/2020/wordml/sdtdatahash" xmlns:w16se="http://schemas.microsoft.com/office/word/2015/wordml/symex" xmlns:wpg="http://schemas.microsoft.com/office/word/2010/wordprocessingGroup" xmlns:wpi="http://schemas.microsoft.com/office/word/2010/wordprocessingInk" xmlns:wne="http://schemas.microsoft.com/office/word/2006/wordml" xmlns:wps="http://schemas.microsoft.com/office/word/2010/wordprocessingShape" mc:Ignorable="w14 w15 w16se w16cid w16 w16cex w16sdtdh wp14">
   <w:p>
     <w:pPr>
       <w:pStyle w:val="Piedepgina"/>
@@ -1544,8 +1544,7 @@
         <w:rFonts w:ascii="Calibri" w:hAnsi="Calibri" w:cs="Calibri"/>
         <w:b/>
         <w:color w:val="808080" w:themeColor="background1" w:themeShade="80"/>
-        <w:sz w:val="26"/>
-        <w:szCs w:val="26"/>
+        <w:sz w:val="28"/>
         <w:lang w:val="es-ES"/>
       </w:rPr>
     </w:pPr>
@@ -1553,9 +1552,152 @@
       <w:rPr>
         <w:rFonts w:ascii="Calibri" w:hAnsi="Calibri" w:cs="Calibri"/>
         <w:b/>
+        <w:noProof/>
         <w:color w:val="808080" w:themeColor="background1" w:themeShade="80"/>
-        <w:sz w:val="26"/>
-        <w:szCs w:val="26"/>
+        <w:sz w:val="28"/>
+        <w:lang w:eastAsia="es-MX"/>
+      </w:rPr>
+      <w:drawing>
+        <wp:anchor distT="0" distB="0" distL="114300" distR="114300" simplePos="0" relativeHeight="251661312" behindDoc="1" locked="0" layoutInCell="1" allowOverlap="1" wp14:anchorId="7642180A" wp14:editId="60A11C7C">
+          <wp:simplePos x="0" y="0"/>
+          <wp:positionH relativeFrom="column">
+            <wp:posOffset>5835015</wp:posOffset>
+          </wp:positionH>
+          <wp:positionV relativeFrom="paragraph">
+            <wp:posOffset>-17780</wp:posOffset>
+          </wp:positionV>
+          <wp:extent cx="510393" cy="468000"/>
+          <wp:effectExtent l="0" t="0" r="4445" b="8255"/>
+          <wp:wrapNone/>
+          <wp:docPr id="8" name="Imagen 8" descr="C:\Users\Mtro. Juan Viquez\Documents\2025-B\LOGOTIPO FACICO 2-01.jpg"/>
+          <wp:cNvGraphicFramePr>
+            <a:graphicFrameLocks xmlns:a="http://schemas.openxmlformats.org/drawingml/2006/main" noChangeAspect="1"/>
+          </wp:cNvGraphicFramePr>
+          <a:graphic xmlns:a="http://schemas.openxmlformats.org/drawingml/2006/main">
+            <a:graphicData uri="http://schemas.openxmlformats.org/drawingml/2006/picture">
+              <pic:pic xmlns:pic="http://schemas.openxmlformats.org/drawingml/2006/picture">
+                <pic:nvPicPr>
+                  <pic:cNvPr id="0" name="Picture 3" descr="C:\Users\Mtro. Juan Viquez\Documents\2025-B\LOGOTIPO FACICO 2-01.jpg"/>
+                  <pic:cNvPicPr>
+                    <a:picLocks noChangeAspect="1" noChangeArrowheads="1"/>
+                  </pic:cNvPicPr>
+                </pic:nvPicPr>
+                <pic:blipFill>
+                  <a:blip r:embed="rId1" cstate="print">
+                    <a:extLst>
+                      <a:ext uri="{28A0092B-C50C-407E-A947-70E740481C1C}">
+                        <a14:useLocalDpi xmlns:a14="http://schemas.microsoft.com/office/drawing/2010/main" val="0"/>
+                      </a:ext>
+                    </a:extLst>
+                  </a:blip>
+                  <a:srcRect/>
+                  <a:stretch>
+                    <a:fillRect/>
+                  </a:stretch>
+                </pic:blipFill>
+                <pic:spPr bwMode="auto">
+                  <a:xfrm>
+                    <a:off x="0" y="0"/>
+                    <a:ext cx="510393" cy="468000"/>
+                  </a:xfrm>
+                  <a:prstGeom prst="rect">
+                    <a:avLst/>
+                  </a:prstGeom>
+                  <a:noFill/>
+                  <a:ln>
+                    <a:noFill/>
+                  </a:ln>
+                </pic:spPr>
+              </pic:pic>
+            </a:graphicData>
+          </a:graphic>
+          <wp14:sizeRelH relativeFrom="page">
+            <wp14:pctWidth>0</wp14:pctWidth>
+          </wp14:sizeRelH>
+          <wp14:sizeRelV relativeFrom="page">
+            <wp14:pctHeight>0</wp14:pctHeight>
+          </wp14:sizeRelV>
+        </wp:anchor>
+      </w:drawing>
+    </w:r>
+    <w:r>
+      <w:rPr>
+        <w:rFonts w:ascii="Calibri" w:hAnsi="Calibri" w:cs="Calibri"/>
+        <w:b/>
+        <w:noProof/>
+        <w:color w:val="808080" w:themeColor="background1" w:themeShade="80"/>
+        <w:sz w:val="28"/>
+        <w:lang w:eastAsia="es-MX"/>
+      </w:rPr>
+      <w:drawing>
+        <wp:anchor distT="0" distB="0" distL="114300" distR="114300" simplePos="0" relativeHeight="251662336" behindDoc="1" locked="0" layoutInCell="1" allowOverlap="1" wp14:anchorId="1FCEADC5" wp14:editId="56ED278C">
+          <wp:simplePos x="0" y="0"/>
+          <wp:positionH relativeFrom="column">
+            <wp:posOffset>5213985</wp:posOffset>
+          </wp:positionH>
+          <wp:positionV relativeFrom="paragraph">
+            <wp:posOffset>10795</wp:posOffset>
+          </wp:positionV>
+          <wp:extent cx="468000" cy="468000"/>
+          <wp:effectExtent l="0" t="0" r="8255" b="8255"/>
+          <wp:wrapNone/>
+          <wp:docPr id="9" name="Imagen 9" descr="C:\Users\Mtro. Juan Viquez\Documents\2026-A\ADMINISTRACIÓN 2026 - 2030 LOGO\ADMINISTRACIÓN 2026 - 2030 LOGO\LOGO SIN FONDO\Untitled-8-01.png"/>
+          <wp:cNvGraphicFramePr>
+            <a:graphicFrameLocks xmlns:a="http://schemas.openxmlformats.org/drawingml/2006/main" noChangeAspect="1"/>
+          </wp:cNvGraphicFramePr>
+          <a:graphic xmlns:a="http://schemas.openxmlformats.org/drawingml/2006/main">
+            <a:graphicData uri="http://schemas.openxmlformats.org/drawingml/2006/picture">
+              <pic:pic xmlns:pic="http://schemas.openxmlformats.org/drawingml/2006/picture">
+                <pic:nvPicPr>
+                  <pic:cNvPr id="0" name="Picture 4" descr="C:\Users\Mtro. Juan Viquez\Documents\2026-A\ADMINISTRACIÓN 2026 - 2030 LOGO\ADMINISTRACIÓN 2026 - 2030 LOGO\LOGO SIN FONDO\Untitled-8-01.png"/>
+                  <pic:cNvPicPr>
+                    <a:picLocks noChangeAspect="1" noChangeArrowheads="1"/>
+                  </pic:cNvPicPr>
+                </pic:nvPicPr>
+                <pic:blipFill>
+                  <a:blip r:embed="rId2" cstate="print">
+                    <a:extLst>
+                      <a:ext uri="{28A0092B-C50C-407E-A947-70E740481C1C}">
+                        <a14:useLocalDpi xmlns:a14="http://schemas.microsoft.com/office/drawing/2010/main" val="0"/>
+                      </a:ext>
+                    </a:extLst>
+                  </a:blip>
+                  <a:srcRect/>
+                  <a:stretch>
+                    <a:fillRect/>
+                  </a:stretch>
+                </pic:blipFill>
+                <pic:spPr bwMode="auto">
+                  <a:xfrm>
+                    <a:off x="0" y="0"/>
+                    <a:ext cx="468000" cy="468000"/>
+                  </a:xfrm>
+                  <a:prstGeom prst="rect">
+                    <a:avLst/>
+                  </a:prstGeom>
+                  <a:noFill/>
+                  <a:ln>
+                    <a:noFill/>
+                  </a:ln>
+                </pic:spPr>
+              </pic:pic>
+            </a:graphicData>
+          </a:graphic>
+          <wp14:sizeRelH relativeFrom="margin">
+            <wp14:pctWidth>0</wp14:pctWidth>
+          </wp14:sizeRelH>
+          <wp14:sizeRelV relativeFrom="margin">
+            <wp14:pctHeight>0</wp14:pctHeight>
+          </wp14:sizeRelV>
+        </wp:anchor>
+      </w:drawing>
+    </w:r>
+    <w:r>
+      <w:rPr>
+        <w:rFonts w:ascii="Calibri" w:hAnsi="Calibri" w:cs="Calibri"/>
+        <w:b/>
+        <w:color w:val="808080" w:themeColor="background1" w:themeShade="80"/>
+        <w:sz w:val="28"/>
         <w:lang w:val="es-ES"/>
       </w:rPr>
       <w:t>Facultad de Ciencias de la Conducta</w:t>
@@ -1565,19 +1707,19 @@
     <w:pPr>
       <w:pStyle w:val="Piedepgina"/>
       <w:rPr>
-        <w:rFonts w:ascii="Calibri" w:hAnsi="Calibri" w:cs="Calibri"/>
+        <w:rFonts w:cstheme="minorHAnsi"/>
         <w:color w:val="808080" w:themeColor="background1" w:themeShade="80"/>
         <w:sz w:val="20"/>
-        <w:szCs w:val="20"/>
+        <w:szCs w:val="18"/>
         <w:lang w:val="es-ES"/>
       </w:rPr>
     </w:pPr>
     <w:r>
       <w:rPr>
-        <w:rFonts w:ascii="Calibri" w:hAnsi="Calibri" w:cs="Calibri"/>
+        <w:rFonts w:cstheme="minorHAnsi"/>
         <w:color w:val="808080" w:themeColor="background1" w:themeShade="80"/>
         <w:sz w:val="20"/>
-        <w:szCs w:val="20"/>
+        <w:szCs w:val="18"/>
         <w:lang w:val="es-ES"/>
       </w:rPr>
       <w:t xml:space="preserve">Filiberto Gómez s/n Barrio de </w:t>
@@ -1585,10 +1727,10 @@
     <w:proofErr w:type="spellStart"/>
     <w:r>
       <w:rPr>
-        <w:rFonts w:ascii="Calibri" w:hAnsi="Calibri" w:cs="Calibri"/>
+        <w:rFonts w:cstheme="minorHAnsi"/>
         <w:color w:val="808080" w:themeColor="background1" w:themeShade="80"/>
         <w:sz w:val="20"/>
-        <w:szCs w:val="20"/>
+        <w:szCs w:val="18"/>
         <w:lang w:val="es-ES"/>
       </w:rPr>
       <w:t>Tlacopa</w:t>
@@ -1596,112 +1738,52 @@
     <w:proofErr w:type="spellEnd"/>
     <w:r>
       <w:rPr>
-        <w:rFonts w:ascii="Calibri" w:hAnsi="Calibri" w:cs="Calibri"/>
+        <w:rFonts w:cstheme="minorHAnsi"/>
         <w:color w:val="808080" w:themeColor="background1" w:themeShade="80"/>
         <w:sz w:val="20"/>
-        <w:szCs w:val="20"/>
+        <w:szCs w:val="18"/>
         <w:lang w:val="es-ES"/>
       </w:rPr>
-      <w:t>, Col. Guadalupe. C.P. 50010. Toluca, Estado de México.</w:t>
+      <w:t>, Col. Guadalupe, C.P. 50010. Toluca, Estado de México</w:t>
     </w:r>
   </w:p>
   <w:p>
     <w:pPr>
       <w:pStyle w:val="Piedepgina"/>
       <w:rPr>
-        <w:rFonts w:ascii="Calibri" w:hAnsi="Calibri" w:cs="Calibri"/>
+        <w:rFonts w:cstheme="minorHAnsi"/>
         <w:color w:val="808080" w:themeColor="background1" w:themeShade="80"/>
         <w:sz w:val="20"/>
-        <w:szCs w:val="20"/>
+        <w:szCs w:val="18"/>
         <w:lang w:val="es-ES"/>
       </w:rPr>
     </w:pPr>
     <w:r>
       <w:rPr>
-        <w:rFonts w:ascii="Calibri" w:hAnsi="Calibri" w:cs="Calibri"/>
+        <w:rFonts w:cstheme="minorHAnsi"/>
         <w:color w:val="808080" w:themeColor="background1" w:themeShade="80"/>
         <w:sz w:val="20"/>
-        <w:szCs w:val="20"/>
+        <w:szCs w:val="18"/>
         <w:lang w:val="es-ES"/>
       </w:rPr>
-      <w:t>Tel: (722) 2</w:t>
-    </w:r>
-    <w:r>
-      <w:rPr>
-        <w:rFonts w:ascii="Calibri" w:hAnsi="Calibri" w:cs="Calibri"/>
-        <w:color w:val="808080" w:themeColor="background1" w:themeShade="80"/>
-        <w:sz w:val="20"/>
-        <w:szCs w:val="20"/>
-        <w:lang w:val="es-ES"/>
-      </w:rPr>
-      <w:t xml:space="preserve"> </w:t>
-    </w:r>
-    <w:r>
-      <w:rPr>
-        <w:rFonts w:ascii="Calibri" w:hAnsi="Calibri" w:cs="Calibri"/>
-        <w:color w:val="808080" w:themeColor="background1" w:themeShade="80"/>
-        <w:sz w:val="20"/>
-        <w:szCs w:val="20"/>
-        <w:lang w:val="es-ES"/>
-      </w:rPr>
-      <w:t>72</w:t>
-    </w:r>
-    <w:r>
-      <w:rPr>
-        <w:rFonts w:ascii="Calibri" w:hAnsi="Calibri" w:cs="Calibri"/>
-        <w:color w:val="808080" w:themeColor="background1" w:themeShade="80"/>
-        <w:sz w:val="20"/>
-        <w:szCs w:val="20"/>
-        <w:lang w:val="es-ES"/>
-      </w:rPr>
-      <w:t xml:space="preserve"> </w:t>
-    </w:r>
-    <w:r>
-      <w:rPr>
-        <w:rFonts w:ascii="Calibri" w:hAnsi="Calibri" w:cs="Calibri"/>
-        <w:color w:val="808080" w:themeColor="background1" w:themeShade="80"/>
-        <w:sz w:val="20"/>
-        <w:szCs w:val="20"/>
-        <w:lang w:val="es-ES"/>
-      </w:rPr>
-      <w:t>00</w:t>
-    </w:r>
-    <w:r>
-      <w:rPr>
-        <w:rFonts w:ascii="Calibri" w:hAnsi="Calibri" w:cs="Calibri"/>
-        <w:color w:val="808080" w:themeColor="background1" w:themeShade="80"/>
-        <w:sz w:val="20"/>
-        <w:szCs w:val="20"/>
-        <w:lang w:val="es-ES"/>
-      </w:rPr>
-      <w:t xml:space="preserve"> </w:t>
-    </w:r>
-    <w:r>
-      <w:rPr>
-        <w:rFonts w:ascii="Calibri" w:hAnsi="Calibri" w:cs="Calibri"/>
-        <w:color w:val="808080" w:themeColor="background1" w:themeShade="80"/>
-        <w:sz w:val="20"/>
-        <w:szCs w:val="20"/>
-        <w:lang w:val="es-ES"/>
-      </w:rPr>
-      <w:t>76</w:t>
-    </w:r>
-    <w:r>
-      <w:rPr>
-        <w:rFonts w:ascii="Calibri" w:hAnsi="Calibri" w:cs="Calibri"/>
-        <w:color w:val="808080" w:themeColor="background1" w:themeShade="80"/>
-        <w:sz w:val="20"/>
-        <w:szCs w:val="20"/>
-        <w:lang w:val="es-ES"/>
-      </w:rPr>
-      <w:t xml:space="preserve">   Ext. 3820</w:t>
+      <w:t>Tel: (722) 2720076</w:t>
     </w:r>
   </w:p>
 </w:ftr>
 </file>
 
+<file path=word/footer3.xml><?xml version="1.0" encoding="utf-8"?>
+<w:ftr xmlns:wpc="http://schemas.microsoft.com/office/word/2010/wordprocessingCanvas" xmlns:cx="http://schemas.microsoft.com/office/drawing/2014/chartex" xmlns:cx1="http://schemas.microsoft.com/office/drawing/2015/9/8/chartex" xmlns:cx2="http://schemas.microsoft.com/office/drawing/2015/10/21/chartex" xmlns:cx3="http://schemas.microsoft.com/office/drawing/2016/5/9/chartex" xmlns:cx4="http://schemas.microsoft.com/office/drawing/2016/5/10/chartex" xmlns:cx5="http://schemas.microsoft.com/office/drawing/2016/5/11/chartex" xmlns:cx6="http://schemas.microsoft.com/office/drawing/2016/5/12/chartex" xmlns:cx7="http://schemas.microsoft.com/office/drawing/2016/5/13/chartex" xmlns:cx8="http://schemas.microsoft.com/office/drawing/2016/5/14/chartex" xmlns:mc="http://schemas.openxmlformats.org/markup-compatibility/2006" xmlns:aink="http://schemas.microsoft.com/office/drawing/2016/ink" xmlns:am3d="http://schemas.microsoft.com/office/drawing/2017/model3d" xmlns:o="urn:schemas-microsoft-com:office:office" xmlns:r="http://schemas.openxmlformats.org/officeDocument/2006/relationships" xmlns:m="http://schemas.openxmlformats.org/officeDocument/2006/math" xmlns:v="urn:schemas-microsoft-com:vml" xmlns:wp14="http://schemas.microsoft.com/office/word/2010/wordprocessingDrawing" xmlns:wp="http://schemas.openxmlformats.org/drawingml/2006/wordprocessingDrawing" xmlns:w10="urn:schemas-microsoft-com:office:word" xmlns:w="http://schemas.openxmlformats.org/wordprocessingml/2006/main" xmlns:w14="http://schemas.microsoft.com/office/word/2010/wordml" xmlns:w15="http://schemas.microsoft.com/office/word/2012/wordml" xmlns:w16cex="http://schemas.microsoft.com/office/word/2018/wordml/cex" xmlns:w16cid="http://schemas.microsoft.com/office/word/2016/wordml/cid" xmlns:w16="http://schemas.microsoft.com/office/word/2018/wordml" xmlns:w16sdtdh="http://schemas.microsoft.com/office/word/2020/wordml/sdtdatahash" xmlns:w16se="http://schemas.microsoft.com/office/word/2015/wordml/symex" xmlns:wpg="http://schemas.microsoft.com/office/word/2010/wordprocessingGroup" xmlns:wpi="http://schemas.microsoft.com/office/word/2010/wordprocessingInk" xmlns:wne="http://schemas.microsoft.com/office/word/2006/wordml" xmlns:wps="http://schemas.microsoft.com/office/word/2010/wordprocessingShape" mc:Ignorable="w14 w15 w16se w16cid w16 w16cex w16sdtdh wp14">
+  <w:p>
+    <w:pPr>
+      <w:pStyle w:val="Piedepgina"/>
+    </w:pPr>
+  </w:p>
+</w:ftr>
+</file>
+
 <file path=word/footnotes.xml><?xml version="1.0" encoding="utf-8"?>
-<w:footnotes xmlns:wpc="http://schemas.microsoft.com/office/word/2010/wordprocessingCanvas" xmlns:cx="http://schemas.microsoft.com/office/drawing/2014/chartex" xmlns:cx1="http://schemas.microsoft.com/office/drawing/2015/9/8/chartex" xmlns:cx2="http://schemas.microsoft.com/office/drawing/2015/10/21/chartex" xmlns:cx3="http://schemas.microsoft.com/office/drawing/2016/5/9/chartex" xmlns:cx4="http://schemas.microsoft.com/office/drawing/2016/5/10/chartex" xmlns:cx5="http://schemas.microsoft.com/office/drawing/2016/5/11/chartex" xmlns:cx6="http://schemas.microsoft.com/office/drawing/2016/5/12/chartex" xmlns:cx7="http://schemas.microsoft.com/office/drawing/2016/5/13/chartex" xmlns:cx8="http://schemas.microsoft.com/office/drawing/2016/5/14/chartex" xmlns:mc="http://schemas.openxmlformats.org/markup-compatibility/2006" xmlns:aink="http://schemas.microsoft.com/office/drawing/2016/ink" xmlns:am3d="http://schemas.microsoft.com/office/drawing/2017/model3d" xmlns:o="urn:schemas-microsoft-com:office:office" xmlns:oel="http://schemas.microsoft.com/office/2019/extlst" xmlns:r="http://schemas.openxmlformats.org/officeDocument/2006/relationships" xmlns:m="http://schemas.openxmlformats.org/officeDocument/2006/math" xmlns:v="urn:schemas-microsoft-com:vml" xmlns:wp14="http://schemas.microsoft.com/office/word/2010/wordprocessingDrawing" xmlns:wp="http://schemas.openxmlformats.org/drawingml/2006/wordprocessingDrawing" xmlns:w10="urn:schemas-microsoft-com:office:word" xmlns:w="http://schemas.openxmlformats.org/wordprocessingml/2006/main" xmlns:w14="http://schemas.microsoft.com/office/word/2010/wordml" xmlns:w15="http://schemas.microsoft.com/office/word/2012/wordml" xmlns:w16cex="http://schemas.microsoft.com/office/word/2018/wordml/cex" xmlns:w16cid="http://schemas.microsoft.com/office/word/2016/wordml/cid" xmlns:w16="http://schemas.microsoft.com/office/word/2018/wordml" xmlns:w16du="http://schemas.microsoft.com/office/word/2023/wordml/word16du" xmlns:w16sdtdh="http://schemas.microsoft.com/office/word/2020/wordml/sdtdatahash" xmlns:w16sdtfl="http://schemas.microsoft.com/office/word/2024/wordml/sdtformatlock" xmlns:w16se="http://schemas.microsoft.com/office/word/2015/wordml/symex" xmlns:wpg="http://schemas.microsoft.com/office/word/2010/wordprocessingGroup" xmlns:wpi="http://schemas.microsoft.com/office/word/2010/wordprocessingInk" xmlns:wne="http://schemas.microsoft.com/office/word/2006/wordml" xmlns:wps="http://schemas.microsoft.com/office/word/2010/wordprocessingShape" mc:Ignorable="w14 w15 w16se w16cid w16 w16cex w16sdtdh w16sdtfl w16du wp14">
+<w:footnotes xmlns:wpc="http://schemas.microsoft.com/office/word/2010/wordprocessingCanvas" xmlns:cx="http://schemas.microsoft.com/office/drawing/2014/chartex" xmlns:cx1="http://schemas.microsoft.com/office/drawing/2015/9/8/chartex" xmlns:cx2="http://schemas.microsoft.com/office/drawing/2015/10/21/chartex" xmlns:cx3="http://schemas.microsoft.com/office/drawing/2016/5/9/chartex" xmlns:cx4="http://schemas.microsoft.com/office/drawing/2016/5/10/chartex" xmlns:cx5="http://schemas.microsoft.com/office/drawing/2016/5/11/chartex" xmlns:cx6="http://schemas.microsoft.com/office/drawing/2016/5/12/chartex" xmlns:cx7="http://schemas.microsoft.com/office/drawing/2016/5/13/chartex" xmlns:cx8="http://schemas.microsoft.com/office/drawing/2016/5/14/chartex" xmlns:mc="http://schemas.openxmlformats.org/markup-compatibility/2006" xmlns:aink="http://schemas.microsoft.com/office/drawing/2016/ink" xmlns:am3d="http://schemas.microsoft.com/office/drawing/2017/model3d" xmlns:o="urn:schemas-microsoft-com:office:office" xmlns:r="http://schemas.openxmlformats.org/officeDocument/2006/relationships" xmlns:m="http://schemas.openxmlformats.org/officeDocument/2006/math" xmlns:v="urn:schemas-microsoft-com:vml" xmlns:wp14="http://schemas.microsoft.com/office/word/2010/wordprocessingDrawing" xmlns:wp="http://schemas.openxmlformats.org/drawingml/2006/wordprocessingDrawing" xmlns:w10="urn:schemas-microsoft-com:office:word" xmlns:w="http://schemas.openxmlformats.org/wordprocessingml/2006/main" xmlns:w14="http://schemas.microsoft.com/office/word/2010/wordml" xmlns:w15="http://schemas.microsoft.com/office/word/2012/wordml" xmlns:w16cex="http://schemas.microsoft.com/office/word/2018/wordml/cex" xmlns:w16cid="http://schemas.microsoft.com/office/word/2016/wordml/cid" xmlns:w16="http://schemas.microsoft.com/office/word/2018/wordml" xmlns:w16sdtdh="http://schemas.microsoft.com/office/word/2020/wordml/sdtdatahash" xmlns:w16se="http://schemas.microsoft.com/office/word/2015/wordml/symex" xmlns:wpg="http://schemas.microsoft.com/office/word/2010/wordprocessingGroup" xmlns:wpi="http://schemas.microsoft.com/office/word/2010/wordprocessingInk" xmlns:wne="http://schemas.microsoft.com/office/word/2006/wordml" xmlns:wps="http://schemas.microsoft.com/office/word/2010/wordprocessingShape" mc:Ignorable="w14 w15 w16se w16cid w16 w16cex w16sdtdh wp14">
   <w:footnote w:type="separator" w:id="-1">
     <w:p>
       <w:pPr>
@@ -1726,7 +1808,17 @@
 </file>
 
 <file path=word/header1.xml><?xml version="1.0" encoding="utf-8"?>
-<w:hdr xmlns:wpc="http://schemas.microsoft.com/office/word/2010/wordprocessingCanvas" xmlns:cx="http://schemas.microsoft.com/office/drawing/2014/chartex" xmlns:cx1="http://schemas.microsoft.com/office/drawing/2015/9/8/chartex" xmlns:cx2="http://schemas.microsoft.com/office/drawing/2015/10/21/chartex" xmlns:cx3="http://schemas.microsoft.com/office/drawing/2016/5/9/chartex" xmlns:cx4="http://schemas.microsoft.com/office/drawing/2016/5/10/chartex" xmlns:cx5="http://schemas.microsoft.com/office/drawing/2016/5/11/chartex" xmlns:cx6="http://schemas.microsoft.com/office/drawing/2016/5/12/chartex" xmlns:cx7="http://schemas.microsoft.com/office/drawing/2016/5/13/chartex" xmlns:cx8="http://schemas.microsoft.com/office/drawing/2016/5/14/chartex" xmlns:mc="http://schemas.openxmlformats.org/markup-compatibility/2006" xmlns:aink="http://schemas.microsoft.com/office/drawing/2016/ink" xmlns:am3d="http://schemas.microsoft.com/office/drawing/2017/model3d" xmlns:o="urn:schemas-microsoft-com:office:office" xmlns:oel="http://schemas.microsoft.com/office/2019/extlst" xmlns:r="http://schemas.openxmlformats.org/officeDocument/2006/relationships" xmlns:m="http://schemas.openxmlformats.org/officeDocument/2006/math" xmlns:v="urn:schemas-microsoft-com:vml" xmlns:wp14="http://schemas.microsoft.com/office/word/2010/wordprocessingDrawing" xmlns:wp="http://schemas.openxmlformats.org/drawingml/2006/wordprocessingDrawing" xmlns:w10="urn:schemas-microsoft-com:office:word" xmlns:w="http://schemas.openxmlformats.org/wordprocessingml/2006/main" xmlns:w14="http://schemas.microsoft.com/office/word/2010/wordml" xmlns:w15="http://schemas.microsoft.com/office/word/2012/wordml" xmlns:w16cex="http://schemas.microsoft.com/office/word/2018/wordml/cex" xmlns:w16cid="http://schemas.microsoft.com/office/word/2016/wordml/cid" xmlns:w16="http://schemas.microsoft.com/office/word/2018/wordml" xmlns:w16du="http://schemas.microsoft.com/office/word/2023/wordml/word16du" xmlns:w16sdtdh="http://schemas.microsoft.com/office/word/2020/wordml/sdtdatahash" xmlns:w16sdtfl="http://schemas.microsoft.com/office/word/2024/wordml/sdtformatlock" xmlns:w16se="http://schemas.microsoft.com/office/word/2015/wordml/symex" xmlns:wpg="http://schemas.microsoft.com/office/word/2010/wordprocessingGroup" xmlns:wpi="http://schemas.microsoft.com/office/word/2010/wordprocessingInk" xmlns:wne="http://schemas.microsoft.com/office/word/2006/wordml" xmlns:wps="http://schemas.microsoft.com/office/word/2010/wordprocessingShape" mc:Ignorable="w14 w15 w16se w16cid w16 w16cex w16sdtdh w16sdtfl w16du wp14">
+<w:hdr xmlns:wpc="http://schemas.microsoft.com/office/word/2010/wordprocessingCanvas" xmlns:cx="http://schemas.microsoft.com/office/drawing/2014/chartex" xmlns:cx1="http://schemas.microsoft.com/office/drawing/2015/9/8/chartex" xmlns:cx2="http://schemas.microsoft.com/office/drawing/2015/10/21/chartex" xmlns:cx3="http://schemas.microsoft.com/office/drawing/2016/5/9/chartex" xmlns:cx4="http://schemas.microsoft.com/office/drawing/2016/5/10/chartex" xmlns:cx5="http://schemas.microsoft.com/office/drawing/2016/5/11/chartex" xmlns:cx6="http://schemas.microsoft.com/office/drawing/2016/5/12/chartex" xmlns:cx7="http://schemas.microsoft.com/office/drawing/2016/5/13/chartex" xmlns:cx8="http://schemas.microsoft.com/office/drawing/2016/5/14/chartex" xmlns:mc="http://schemas.openxmlformats.org/markup-compatibility/2006" xmlns:aink="http://schemas.microsoft.com/office/drawing/2016/ink" xmlns:am3d="http://schemas.microsoft.com/office/drawing/2017/model3d" xmlns:o="urn:schemas-microsoft-com:office:office" xmlns:r="http://schemas.openxmlformats.org/officeDocument/2006/relationships" xmlns:m="http://schemas.openxmlformats.org/officeDocument/2006/math" xmlns:v="urn:schemas-microsoft-com:vml" xmlns:wp14="http://schemas.microsoft.com/office/word/2010/wordprocessingDrawing" xmlns:wp="http://schemas.openxmlformats.org/drawingml/2006/wordprocessingDrawing" xmlns:w10="urn:schemas-microsoft-com:office:word" xmlns:w="http://schemas.openxmlformats.org/wordprocessingml/2006/main" xmlns:w14="http://schemas.microsoft.com/office/word/2010/wordml" xmlns:w15="http://schemas.microsoft.com/office/word/2012/wordml" xmlns:w16cex="http://schemas.microsoft.com/office/word/2018/wordml/cex" xmlns:w16cid="http://schemas.microsoft.com/office/word/2016/wordml/cid" xmlns:w16="http://schemas.microsoft.com/office/word/2018/wordml" xmlns:w16sdtdh="http://schemas.microsoft.com/office/word/2020/wordml/sdtdatahash" xmlns:w16se="http://schemas.microsoft.com/office/word/2015/wordml/symex" xmlns:wpg="http://schemas.microsoft.com/office/word/2010/wordprocessingGroup" xmlns:wpi="http://schemas.microsoft.com/office/word/2010/wordprocessingInk" xmlns:wne="http://schemas.microsoft.com/office/word/2006/wordml" xmlns:wps="http://schemas.microsoft.com/office/word/2010/wordprocessingShape" mc:Ignorable="w14 w15 w16se w16cid w16 w16cex w16sdtdh wp14">
+  <w:p>
+    <w:pPr>
+      <w:pStyle w:val="Encabezado"/>
+    </w:pPr>
+  </w:p>
+</w:hdr>
+</file>
+
+<file path=word/header2.xml><?xml version="1.0" encoding="utf-8"?>
+<w:hdr xmlns:wpc="http://schemas.microsoft.com/office/word/2010/wordprocessingCanvas" xmlns:cx="http://schemas.microsoft.com/office/drawing/2014/chartex" xmlns:cx1="http://schemas.microsoft.com/office/drawing/2015/9/8/chartex" xmlns:cx2="http://schemas.microsoft.com/office/drawing/2015/10/21/chartex" xmlns:cx3="http://schemas.microsoft.com/office/drawing/2016/5/9/chartex" xmlns:cx4="http://schemas.microsoft.com/office/drawing/2016/5/10/chartex" xmlns:cx5="http://schemas.microsoft.com/office/drawing/2016/5/11/chartex" xmlns:cx6="http://schemas.microsoft.com/office/drawing/2016/5/12/chartex" xmlns:cx7="http://schemas.microsoft.com/office/drawing/2016/5/13/chartex" xmlns:cx8="http://schemas.microsoft.com/office/drawing/2016/5/14/chartex" xmlns:mc="http://schemas.openxmlformats.org/markup-compatibility/2006" xmlns:aink="http://schemas.microsoft.com/office/drawing/2016/ink" xmlns:am3d="http://schemas.microsoft.com/office/drawing/2017/model3d" xmlns:o="urn:schemas-microsoft-com:office:office" xmlns:r="http://schemas.openxmlformats.org/officeDocument/2006/relationships" xmlns:m="http://schemas.openxmlformats.org/officeDocument/2006/math" xmlns:v="urn:schemas-microsoft-com:vml" xmlns:wp14="http://schemas.microsoft.com/office/word/2010/wordprocessingDrawing" xmlns:wp="http://schemas.openxmlformats.org/drawingml/2006/wordprocessingDrawing" xmlns:w10="urn:schemas-microsoft-com:office:word" xmlns:w="http://schemas.openxmlformats.org/wordprocessingml/2006/main" xmlns:w14="http://schemas.microsoft.com/office/word/2010/wordml" xmlns:w15="http://schemas.microsoft.com/office/word/2012/wordml" xmlns:w16cex="http://schemas.microsoft.com/office/word/2018/wordml/cex" xmlns:w16cid="http://schemas.microsoft.com/office/word/2016/wordml/cid" xmlns:w16="http://schemas.microsoft.com/office/word/2018/wordml" xmlns:w16sdtdh="http://schemas.microsoft.com/office/word/2020/wordml/sdtdatahash" xmlns:w16se="http://schemas.microsoft.com/office/word/2015/wordml/symex" xmlns:wpg="http://schemas.microsoft.com/office/word/2010/wordprocessingGroup" xmlns:wpi="http://schemas.microsoft.com/office/word/2010/wordprocessingInk" xmlns:wne="http://schemas.microsoft.com/office/word/2006/wordml" xmlns:wps="http://schemas.microsoft.com/office/word/2010/wordprocessingShape" mc:Ignorable="w14 w15 w16se w16cid w16 w16cex w16sdtdh wp14">
   <w:p>
     <w:pPr>
       <w:pStyle w:val="Encabezado"/>
@@ -1737,18 +1829,18 @@
         <w:lang w:eastAsia="es-MX"/>
       </w:rPr>
       <w:drawing>
-        <wp:anchor distT="0" distB="0" distL="114300" distR="114300" simplePos="0" relativeHeight="251659264" behindDoc="1" locked="0" layoutInCell="1" allowOverlap="1" wp14:anchorId="286E0928" wp14:editId="34D75E3D">
+        <wp:anchor distT="0" distB="0" distL="114300" distR="114300" simplePos="0" relativeHeight="251659264" behindDoc="1" locked="0" layoutInCell="1" allowOverlap="1" wp14:anchorId="3AE32153" wp14:editId="4492689F">
           <wp:simplePos x="0" y="0"/>
           <wp:positionH relativeFrom="page">
             <wp:align>right</wp:align>
           </wp:positionH>
           <wp:positionV relativeFrom="paragraph">
-            <wp:posOffset>-564515</wp:posOffset>
+            <wp:posOffset>-450215</wp:posOffset>
           </wp:positionV>
           <wp:extent cx="7772400" cy="10058400"/>
           <wp:effectExtent l="0" t="0" r="0" b="0"/>
           <wp:wrapNone/>
-          <wp:docPr id="1" name="Imagen 1"/>
+          <wp:docPr id="10" name="Imagen 10"/>
           <wp:cNvGraphicFramePr>
             <a:graphicFrameLocks xmlns:a="http://schemas.openxmlformats.org/drawingml/2006/main" noChangeAspect="1"/>
           </wp:cNvGraphicFramePr>
@@ -1796,8 +1888,18 @@
 </w:hdr>
 </file>
 
+<file path=word/header3.xml><?xml version="1.0" encoding="utf-8"?>
+<w:hdr xmlns:wpc="http://schemas.microsoft.com/office/word/2010/wordprocessingCanvas" xmlns:cx="http://schemas.microsoft.com/office/drawing/2014/chartex" xmlns:cx1="http://schemas.microsoft.com/office/drawing/2015/9/8/chartex" xmlns:cx2="http://schemas.microsoft.com/office/drawing/2015/10/21/chartex" xmlns:cx3="http://schemas.microsoft.com/office/drawing/2016/5/9/chartex" xmlns:cx4="http://schemas.microsoft.com/office/drawing/2016/5/10/chartex" xmlns:cx5="http://schemas.microsoft.com/office/drawing/2016/5/11/chartex" xmlns:cx6="http://schemas.microsoft.com/office/drawing/2016/5/12/chartex" xmlns:cx7="http://schemas.microsoft.com/office/drawing/2016/5/13/chartex" xmlns:cx8="http://schemas.microsoft.com/office/drawing/2016/5/14/chartex" xmlns:mc="http://schemas.openxmlformats.org/markup-compatibility/2006" xmlns:aink="http://schemas.microsoft.com/office/drawing/2016/ink" xmlns:am3d="http://schemas.microsoft.com/office/drawing/2017/model3d" xmlns:o="urn:schemas-microsoft-com:office:office" xmlns:r="http://schemas.openxmlformats.org/officeDocument/2006/relationships" xmlns:m="http://schemas.openxmlformats.org/officeDocument/2006/math" xmlns:v="urn:schemas-microsoft-com:vml" xmlns:wp14="http://schemas.microsoft.com/office/word/2010/wordprocessingDrawing" xmlns:wp="http://schemas.openxmlformats.org/drawingml/2006/wordprocessingDrawing" xmlns:w10="urn:schemas-microsoft-com:office:word" xmlns:w="http://schemas.openxmlformats.org/wordprocessingml/2006/main" xmlns:w14="http://schemas.microsoft.com/office/word/2010/wordml" xmlns:w15="http://schemas.microsoft.com/office/word/2012/wordml" xmlns:w16cex="http://schemas.microsoft.com/office/word/2018/wordml/cex" xmlns:w16cid="http://schemas.microsoft.com/office/word/2016/wordml/cid" xmlns:w16="http://schemas.microsoft.com/office/word/2018/wordml" xmlns:w16sdtdh="http://schemas.microsoft.com/office/word/2020/wordml/sdtdatahash" xmlns:w16se="http://schemas.microsoft.com/office/word/2015/wordml/symex" xmlns:wpg="http://schemas.microsoft.com/office/word/2010/wordprocessingGroup" xmlns:wpi="http://schemas.microsoft.com/office/word/2010/wordprocessingInk" xmlns:wne="http://schemas.microsoft.com/office/word/2006/wordml" xmlns:wps="http://schemas.microsoft.com/office/word/2010/wordprocessingShape" mc:Ignorable="w14 w15 w16se w16cid w16 w16cex w16sdtdh wp14">
+  <w:p>
+    <w:pPr>
+      <w:pStyle w:val="Encabezado"/>
+    </w:pPr>
+  </w:p>
+</w:hdr>
+</file>
+
 <file path=word/styles.xml><?xml version="1.0" encoding="utf-8"?>
-<w:styles xmlns:mc="http://schemas.openxmlformats.org/markup-compatibility/2006" xmlns:r="http://schemas.openxmlformats.org/officeDocument/2006/relationships" xmlns:w="http://schemas.openxmlformats.org/wordprocessingml/2006/main" xmlns:w14="http://schemas.microsoft.com/office/word/2010/wordml" xmlns:w15="http://schemas.microsoft.com/office/word/2012/wordml" xmlns:w16cex="http://schemas.microsoft.com/office/word/2018/wordml/cex" xmlns:w16cid="http://schemas.microsoft.com/office/word/2016/wordml/cid" xmlns:w16="http://schemas.microsoft.com/office/word/2018/wordml" xmlns:w16du="http://schemas.microsoft.com/office/word/2023/wordml/word16du" xmlns:w16sdtdh="http://schemas.microsoft.com/office/word/2020/wordml/sdtdatahash" xmlns:w16sdtfl="http://schemas.microsoft.com/office/word/2024/wordml/sdtformatlock" xmlns:w16se="http://schemas.microsoft.com/office/word/2015/wordml/symex" mc:Ignorable="w14 w15 w16se w16cid w16 w16cex w16sdtdh w16sdtfl w16du">
+<w:styles xmlns:mc="http://schemas.openxmlformats.org/markup-compatibility/2006" xmlns:r="http://schemas.openxmlformats.org/officeDocument/2006/relationships" xmlns:w="http://schemas.openxmlformats.org/wordprocessingml/2006/main" xmlns:w14="http://schemas.microsoft.com/office/word/2010/wordml" xmlns:w15="http://schemas.microsoft.com/office/word/2012/wordml" xmlns:w16cex="http://schemas.microsoft.com/office/word/2018/wordml/cex" xmlns:w16cid="http://schemas.microsoft.com/office/word/2016/wordml/cid" xmlns:w16="http://schemas.microsoft.com/office/word/2018/wordml" xmlns:w16sdtdh="http://schemas.microsoft.com/office/word/2020/wordml/sdtdatahash" xmlns:w16se="http://schemas.microsoft.com/office/word/2015/wordml/symex" mc:Ignorable="w14 w15 w16se w16cid w16 w16cex w16sdtdh">
   <w:docDefaults>
     <w:rPrDefault>
       <w:rPr>

--- a/js/Departamento de eventos.docx
+++ b/js/Departamento de eventos.docx
@@ -986,6 +986,8 @@
             <w:pPr>
               <w:rPr>
                 <w:rFonts w:ascii="Calibri" w:hAnsi="Calibri" w:cs="Calibri"/>
+                <w:b w:val="0"/>
+                <w:bCs w:val="0"/>
                 <w:sz w:val="28"/>
                 <w:szCs w:val="28"/>
                 <w14:textOutline w14:w="3175" w14:cap="rnd" w14:cmpd="sng" w14:algn="ctr">
@@ -1115,6 +1117,80 @@
                 </w14:textOutline>
               </w:rPr>
               <w:t xml:space="preserve"> </w:t>
+            </w:r>
+          </w:p>
+          <w:p>
+            <w:pPr>
+              <w:rPr>
+                <w:rFonts w:ascii="Calibri" w:hAnsi="Calibri" w:cs="Calibri"/>
+                <w:sz w:val="28"/>
+                <w:szCs w:val="28"/>
+                <w14:textOutline w14:w="3175" w14:cap="rnd" w14:cmpd="sng" w14:algn="ctr">
+                  <w14:noFill/>
+                  <w14:prstDash w14:val="solid"/>
+                  <w14:bevel/>
+                </w14:textOutline>
+              </w:rPr>
+            </w:pPr>
+            <w:r>
+              <w:rPr>
+                <w:rFonts w:ascii="Calibri" w:hAnsi="Calibri" w:cs="Calibri"/>
+                <w:b w:val="0"/>
+                <w:bCs w:val="0"/>
+                <w:sz w:val="28"/>
+                <w:szCs w:val="28"/>
+                <w14:textOutline w14:w="3175" w14:cap="rnd" w14:cmpd="sng" w14:algn="ctr">
+                  <w14:noFill/>
+                  <w14:prstDash w14:val="solid"/>
+                  <w14:bevel/>
+                </w14:textOutline>
+              </w:rPr>
+              <w:t xml:space="preserve">Curules </w:t>
+            </w:r>
+            <w:proofErr w:type="spellStart"/>
+            <w:r>
+              <w:rPr>
+                <w:rFonts w:ascii="Calibri" w:hAnsi="Calibri" w:cs="Calibri"/>
+                <w:b w:val="0"/>
+                <w:bCs w:val="0"/>
+                <w:sz w:val="28"/>
+                <w:szCs w:val="28"/>
+                <w14:textOutline w14:w="3175" w14:cap="rnd" w14:cmpd="sng" w14:algn="ctr">
+                  <w14:noFill/>
+                  <w14:prstDash w14:val="solid"/>
+                  <w14:bevel/>
+                </w14:textOutline>
+              </w:rPr>
+              <w:t>Presidium</w:t>
+            </w:r>
+            <w:proofErr w:type="spellEnd"/>
+            <w:r>
+              <w:rPr>
+                <w:rFonts w:ascii="Calibri" w:hAnsi="Calibri" w:cs="Calibri"/>
+                <w:b w:val="0"/>
+                <w:bCs w:val="0"/>
+                <w:sz w:val="28"/>
+                <w:szCs w:val="28"/>
+                <w14:textOutline w14:w="3175" w14:cap="rnd" w14:cmpd="sng" w14:algn="ctr">
+                  <w14:noFill/>
+                  <w14:prstDash w14:val="solid"/>
+                  <w14:bevel/>
+                </w14:textOutline>
+              </w:rPr>
+              <w:t xml:space="preserve">: </w:t>
+            </w:r>
+            <w:r>
+              <w:rPr>
+                <w:rFonts w:ascii="Calibri" w:hAnsi="Calibri" w:cs="Calibri"/>
+                <w:sz w:val="28"/>
+                <w:szCs w:val="28"/>
+                <w14:textOutline w14:w="3175" w14:cap="rnd" w14:cmpd="sng" w14:algn="ctr">
+                  <w14:noFill/>
+                  <w14:prstDash w14:val="solid"/>
+                  <w14:bevel/>
+                </w14:textOutline>
+              </w:rPr>
+              <w:t>{{curules}}</w:t>
             </w:r>
           </w:p>
           <w:p>

--- a/js/Departamento de eventos.docx
+++ b/js/Departamento de eventos.docx
@@ -1190,7 +1190,7 @@
                   <w14:bevel/>
                 </w14:textOutline>
               </w:rPr>
-              <w:t>{{curules}}</w:t>
+              <w:t>{curules}</w:t>
             </w:r>
           </w:p>
           <w:p>

--- a/js/Departamento de eventos.docx
+++ b/js/Departamento de eventos.docx
@@ -1177,20 +1177,7 @@
                   <w14:bevel/>
                 </w14:textOutline>
               </w:rPr>
-              <w:t xml:space="preserve">: </w:t>
-            </w:r>
-            <w:r>
-              <w:rPr>
-                <w:rFonts w:ascii="Calibri" w:hAnsi="Calibri" w:cs="Calibri"/>
-                <w:sz w:val="28"/>
-                <w:szCs w:val="28"/>
-                <w14:textOutline w14:w="3175" w14:cap="rnd" w14:cmpd="sng" w14:algn="ctr">
-                  <w14:noFill/>
-                  <w14:prstDash w14:val="solid"/>
-                  <w14:bevel/>
-                </w14:textOutline>
-              </w:rPr>
-              <w:t>{curules}</w:t>
+              <w:t>: {{curules}}</w:t>
             </w:r>
           </w:p>
           <w:p>

--- a/js/Departamento de eventos.docx
+++ b/js/Departamento de eventos.docx
@@ -95,25 +95,7 @@
           <w:sz w:val="28"/>
           <w:szCs w:val="28"/>
         </w:rPr>
-        <w:t>{</w:t>
-      </w:r>
-      <w:proofErr w:type="spellStart"/>
-      <w:r>
-        <w:rPr>
-          <w:rFonts w:ascii="Calibri" w:hAnsi="Calibri" w:cs="Calibri"/>
-          <w:sz w:val="28"/>
-          <w:szCs w:val="28"/>
-        </w:rPr>
-        <w:t>fecha_actual</w:t>
-      </w:r>
-      <w:proofErr w:type="spellEnd"/>
-      <w:r>
-        <w:rPr>
-          <w:rFonts w:ascii="Calibri" w:hAnsi="Calibri" w:cs="Calibri"/>
-          <w:sz w:val="28"/>
-          <w:szCs w:val="28"/>
-        </w:rPr>
-        <w:t>}</w:t>
+        <w:t>{fecha_actual}</w:t>
       </w:r>
     </w:p>
     <w:p>
@@ -214,35 +196,7 @@
                   <w14:bevel/>
                 </w14:textOutline>
               </w:rPr>
-              <w:t>{</w:t>
-            </w:r>
-            <w:proofErr w:type="spellStart"/>
-            <w:r>
-              <w:rPr>
-                <w:rFonts w:ascii="Calibri" w:hAnsi="Calibri" w:cs="Calibri"/>
-                <w:sz w:val="28"/>
-                <w:szCs w:val="28"/>
-                <w14:textOutline w14:w="3175" w14:cap="rnd" w14:cmpd="sng" w14:algn="ctr">
-                  <w14:noFill/>
-                  <w14:prstDash w14:val="solid"/>
-                  <w14:bevel/>
-                </w14:textOutline>
-              </w:rPr>
-              <w:t>nombre_evento</w:t>
-            </w:r>
-            <w:proofErr w:type="spellEnd"/>
-            <w:r>
-              <w:rPr>
-                <w:rFonts w:ascii="Calibri" w:hAnsi="Calibri" w:cs="Calibri"/>
-                <w:sz w:val="28"/>
-                <w:szCs w:val="28"/>
-                <w14:textOutline w14:w="3175" w14:cap="rnd" w14:cmpd="sng" w14:algn="ctr">
-                  <w14:noFill/>
-                  <w14:prstDash w14:val="solid"/>
-                  <w14:bevel/>
-                </w14:textOutline>
-              </w:rPr>
-              <w:t>}</w:t>
+              <w:t>{nombre_evento}</w:t>
             </w:r>
           </w:p>
         </w:tc>
@@ -301,39 +255,7 @@
                   <w14:bevel/>
                 </w14:textOutline>
               </w:rPr>
-              <w:t>{</w:t>
-            </w:r>
-            <w:proofErr w:type="spellStart"/>
-            <w:r>
-              <w:rPr>
-                <w:rFonts w:ascii="Calibri" w:hAnsi="Calibri" w:cs="Calibri"/>
-                <w:b w:val="0"/>
-                <w:bCs w:val="0"/>
-                <w:sz w:val="28"/>
-                <w:szCs w:val="28"/>
-                <w14:textOutline w14:w="3175" w14:cap="rnd" w14:cmpd="sng" w14:algn="ctr">
-                  <w14:noFill/>
-                  <w14:prstDash w14:val="solid"/>
-                  <w14:bevel/>
-                </w14:textOutline>
-              </w:rPr>
-              <w:t>fecha_aprobacion</w:t>
-            </w:r>
-            <w:proofErr w:type="spellEnd"/>
-            <w:r>
-              <w:rPr>
-                <w:rFonts w:ascii="Calibri" w:hAnsi="Calibri" w:cs="Calibri"/>
-                <w:b w:val="0"/>
-                <w:bCs w:val="0"/>
-                <w:sz w:val="28"/>
-                <w:szCs w:val="28"/>
-                <w14:textOutline w14:w="3175" w14:cap="rnd" w14:cmpd="sng" w14:algn="ctr">
-                  <w14:noFill/>
-                  <w14:prstDash w14:val="solid"/>
-                  <w14:bevel/>
-                </w14:textOutline>
-              </w:rPr>
-              <w:t>}</w:t>
+              <w:t>{fecha_aprobacion}</w:t>
             </w:r>
             <w:r>
               <w:rPr>
@@ -441,35 +363,7 @@
                   <w14:bevel/>
                 </w14:textOutline>
               </w:rPr>
-              <w:t>{</w:t>
-            </w:r>
-            <w:proofErr w:type="spellStart"/>
-            <w:r>
-              <w:rPr>
-                <w:rFonts w:ascii="Calibri" w:hAnsi="Calibri" w:cs="Calibri"/>
-                <w:sz w:val="28"/>
-                <w:szCs w:val="28"/>
-                <w14:textOutline w14:w="3175" w14:cap="rnd" w14:cmpd="sng" w14:algn="ctr">
-                  <w14:noFill/>
-                  <w14:prstDash w14:val="solid"/>
-                  <w14:bevel/>
-                </w14:textOutline>
-              </w:rPr>
-              <w:t>fecha_evento</w:t>
-            </w:r>
-            <w:proofErr w:type="spellEnd"/>
-            <w:r>
-              <w:rPr>
-                <w:rFonts w:ascii="Calibri" w:hAnsi="Calibri" w:cs="Calibri"/>
-                <w:sz w:val="28"/>
-                <w:szCs w:val="28"/>
-                <w14:textOutline w14:w="3175" w14:cap="rnd" w14:cmpd="sng" w14:algn="ctr">
-                  <w14:noFill/>
-                  <w14:prstDash w14:val="solid"/>
-                  <w14:bevel/>
-                </w14:textOutline>
-              </w:rPr>
-              <w:t>}</w:t>
+              <w:t>{fecha_evento}</w:t>
             </w:r>
           </w:p>
           <w:p>
@@ -669,35 +563,7 @@
                   <w14:bevel/>
                 </w14:textOutline>
               </w:rPr>
-              <w:t>{</w:t>
-            </w:r>
-            <w:proofErr w:type="spellStart"/>
-            <w:r>
-              <w:rPr>
-                <w:rFonts w:ascii="Calibri" w:hAnsi="Calibri" w:cs="Calibri"/>
-                <w:sz w:val="28"/>
-                <w:szCs w:val="28"/>
-                <w14:textOutline w14:w="3175" w14:cap="rnd" w14:cmpd="sng" w14:algn="ctr">
-                  <w14:noFill/>
-                  <w14:prstDash w14:val="solid"/>
-                  <w14:bevel/>
-                </w14:textOutline>
-              </w:rPr>
-              <w:t>unidad_cargo</w:t>
-            </w:r>
-            <w:proofErr w:type="spellEnd"/>
-            <w:r>
-              <w:rPr>
-                <w:rFonts w:ascii="Calibri" w:hAnsi="Calibri" w:cs="Calibri"/>
-                <w:sz w:val="28"/>
-                <w:szCs w:val="28"/>
-                <w14:textOutline w14:w="3175" w14:cap="rnd" w14:cmpd="sng" w14:algn="ctr">
-                  <w14:noFill/>
-                  <w14:prstDash w14:val="solid"/>
-                  <w14:bevel/>
-                </w14:textOutline>
-              </w:rPr>
-              <w:t>}</w:t>
+              <w:t>{unidad_cargo}</w:t>
             </w:r>
           </w:p>
         </w:tc>
@@ -1145,39 +1011,7 @@
                   <w14:bevel/>
                 </w14:textOutline>
               </w:rPr>
-              <w:t xml:space="preserve">Curules </w:t>
-            </w:r>
-            <w:proofErr w:type="spellStart"/>
-            <w:r>
-              <w:rPr>
-                <w:rFonts w:ascii="Calibri" w:hAnsi="Calibri" w:cs="Calibri"/>
-                <w:b w:val="0"/>
-                <w:bCs w:val="0"/>
-                <w:sz w:val="28"/>
-                <w:szCs w:val="28"/>
-                <w14:textOutline w14:w="3175" w14:cap="rnd" w14:cmpd="sng" w14:algn="ctr">
-                  <w14:noFill/>
-                  <w14:prstDash w14:val="solid"/>
-                  <w14:bevel/>
-                </w14:textOutline>
-              </w:rPr>
-              <w:t>Presidium</w:t>
-            </w:r>
-            <w:proofErr w:type="spellEnd"/>
-            <w:r>
-              <w:rPr>
-                <w:rFonts w:ascii="Calibri" w:hAnsi="Calibri" w:cs="Calibri"/>
-                <w:b w:val="0"/>
-                <w:bCs w:val="0"/>
-                <w:sz w:val="28"/>
-                <w:szCs w:val="28"/>
-                <w14:textOutline w14:w="3175" w14:cap="rnd" w14:cmpd="sng" w14:algn="ctr">
-                  <w14:noFill/>
-                  <w14:prstDash w14:val="solid"/>
-                  <w14:bevel/>
-                </w14:textOutline>
-              </w:rPr>
-              <w:t>: {{curules}}</w:t>
+              <w:t>Curules Presidium: {curules}</w:t>
             </w:r>
           </w:p>
           <w:p>
@@ -1432,39 +1266,7 @@
                   <w14:bevel/>
                 </w14:textOutline>
               </w:rPr>
-              <w:t xml:space="preserve"> {</w:t>
-            </w:r>
-            <w:proofErr w:type="spellStart"/>
-            <w:r>
-              <w:rPr>
-                <w:rFonts w:ascii="Calibri" w:hAnsi="Calibri" w:cs="Calibri"/>
-                <w:b w:val="0"/>
-                <w:bCs w:val="0"/>
-                <w:sz w:val="28"/>
-                <w:szCs w:val="28"/>
-                <w14:textOutline w14:w="3175" w14:cap="rnd" w14:cmpd="sng" w14:algn="ctr">
-                  <w14:noFill/>
-                  <w14:prstDash w14:val="solid"/>
-                  <w14:bevel/>
-                </w14:textOutline>
-              </w:rPr>
-              <w:t>descripcion</w:t>
-            </w:r>
-            <w:proofErr w:type="spellEnd"/>
-            <w:r>
-              <w:rPr>
-                <w:rFonts w:ascii="Calibri" w:hAnsi="Calibri" w:cs="Calibri"/>
-                <w:b w:val="0"/>
-                <w:bCs w:val="0"/>
-                <w:sz w:val="28"/>
-                <w:szCs w:val="28"/>
-                <w14:textOutline w14:w="3175" w14:cap="rnd" w14:cmpd="sng" w14:algn="ctr">
-                  <w14:noFill/>
-                  <w14:prstDash w14:val="solid"/>
-                  <w14:bevel/>
-                </w14:textOutline>
-              </w:rPr>
-              <w:t>}</w:t>
+              <w:t xml:space="preserve"> {descripcion}</w:t>
             </w:r>
             <w:r>
               <w:rPr>
@@ -1522,21 +1324,7 @@
         <w:rPr>
           <w:rFonts w:ascii="Calibri" w:hAnsi="Calibri" w:cs="Calibri"/>
         </w:rPr>
-        <w:t xml:space="preserve">*Los espacios deberán solicitarse con anticipación (48 </w:t>
-      </w:r>
-      <w:proofErr w:type="spellStart"/>
-      <w:r>
-        <w:rPr>
-          <w:rFonts w:ascii="Calibri" w:hAnsi="Calibri" w:cs="Calibri"/>
-        </w:rPr>
-        <w:t>hrs</w:t>
-      </w:r>
-      <w:proofErr w:type="spellEnd"/>
-      <w:r>
-        <w:rPr>
-          <w:rFonts w:ascii="Calibri" w:hAnsi="Calibri" w:cs="Calibri"/>
-        </w:rPr>
-        <w:t xml:space="preserve"> antes, con la finalidad de cubrir las necesidades del mismo).</w:t>
+        <w:t>*Los espacios deberán solicitarse con anticipación (48 hrs antes, con la finalidad de cubrir las necesidades del mismo).</w:t>
       </w:r>
     </w:p>
     <w:p>
@@ -1785,29 +1573,7 @@
         <w:szCs w:val="18"/>
         <w:lang w:val="es-ES"/>
       </w:rPr>
-      <w:t xml:space="preserve">Filiberto Gómez s/n Barrio de </w:t>
-    </w:r>
-    <w:proofErr w:type="spellStart"/>
-    <w:r>
-      <w:rPr>
-        <w:rFonts w:cstheme="minorHAnsi"/>
-        <w:color w:val="808080" w:themeColor="background1" w:themeShade="80"/>
-        <w:sz w:val="20"/>
-        <w:szCs w:val="18"/>
-        <w:lang w:val="es-ES"/>
-      </w:rPr>
-      <w:t>Tlacopa</w:t>
-    </w:r>
-    <w:proofErr w:type="spellEnd"/>
-    <w:r>
-      <w:rPr>
-        <w:rFonts w:cstheme="minorHAnsi"/>
-        <w:color w:val="808080" w:themeColor="background1" w:themeShade="80"/>
-        <w:sz w:val="20"/>
-        <w:szCs w:val="18"/>
-        <w:lang w:val="es-ES"/>
-      </w:rPr>
-      <w:t>, Col. Guadalupe, C.P. 50010. Toluca, Estado de México</w:t>
+      <w:t>Filiberto Gómez s/n Barrio de Tlacopa, Col. Guadalupe, C.P. 50010. Toluca, Estado de México</w:t>
     </w:r>
   </w:p>
   <w:p>

--- a/js/Departamento de eventos.docx
+++ b/js/Departamento de eventos.docx
@@ -95,7 +95,25 @@
           <w:sz w:val="28"/>
           <w:szCs w:val="28"/>
         </w:rPr>
-        <w:t>{fecha_actual}</w:t>
+        <w:t>{</w:t>
+      </w:r>
+      <w:proofErr w:type="spellStart"/>
+      <w:r>
+        <w:rPr>
+          <w:rFonts w:ascii="Calibri" w:hAnsi="Calibri" w:cs="Calibri"/>
+          <w:sz w:val="28"/>
+          <w:szCs w:val="28"/>
+        </w:rPr>
+        <w:t>fecha_actual</w:t>
+      </w:r>
+      <w:proofErr w:type="spellEnd"/>
+      <w:r>
+        <w:rPr>
+          <w:rFonts w:ascii="Calibri" w:hAnsi="Calibri" w:cs="Calibri"/>
+          <w:sz w:val="28"/>
+          <w:szCs w:val="28"/>
+        </w:rPr>
+        <w:t>}</w:t>
       </w:r>
     </w:p>
     <w:p>
@@ -196,7 +214,35 @@
                   <w14:bevel/>
                 </w14:textOutline>
               </w:rPr>
-              <w:t>{nombre_evento}</w:t>
+              <w:t>{</w:t>
+            </w:r>
+            <w:proofErr w:type="spellStart"/>
+            <w:r>
+              <w:rPr>
+                <w:rFonts w:ascii="Calibri" w:hAnsi="Calibri" w:cs="Calibri"/>
+                <w:sz w:val="28"/>
+                <w:szCs w:val="28"/>
+                <w14:textOutline w14:w="3175" w14:cap="rnd" w14:cmpd="sng" w14:algn="ctr">
+                  <w14:noFill/>
+                  <w14:prstDash w14:val="solid"/>
+                  <w14:bevel/>
+                </w14:textOutline>
+              </w:rPr>
+              <w:t>nombre_evento</w:t>
+            </w:r>
+            <w:proofErr w:type="spellEnd"/>
+            <w:r>
+              <w:rPr>
+                <w:rFonts w:ascii="Calibri" w:hAnsi="Calibri" w:cs="Calibri"/>
+                <w:sz w:val="28"/>
+                <w:szCs w:val="28"/>
+                <w14:textOutline w14:w="3175" w14:cap="rnd" w14:cmpd="sng" w14:algn="ctr">
+                  <w14:noFill/>
+                  <w14:prstDash w14:val="solid"/>
+                  <w14:bevel/>
+                </w14:textOutline>
+              </w:rPr>
+              <w:t>}</w:t>
             </w:r>
           </w:p>
         </w:tc>
@@ -255,7 +301,39 @@
                   <w14:bevel/>
                 </w14:textOutline>
               </w:rPr>
-              <w:t>{fecha_aprobacion}</w:t>
+              <w:t>{</w:t>
+            </w:r>
+            <w:proofErr w:type="spellStart"/>
+            <w:r>
+              <w:rPr>
+                <w:rFonts w:ascii="Calibri" w:hAnsi="Calibri" w:cs="Calibri"/>
+                <w:b w:val="0"/>
+                <w:bCs w:val="0"/>
+                <w:sz w:val="28"/>
+                <w:szCs w:val="28"/>
+                <w14:textOutline w14:w="3175" w14:cap="rnd" w14:cmpd="sng" w14:algn="ctr">
+                  <w14:noFill/>
+                  <w14:prstDash w14:val="solid"/>
+                  <w14:bevel/>
+                </w14:textOutline>
+              </w:rPr>
+              <w:t>fecha_aprobacion</w:t>
+            </w:r>
+            <w:proofErr w:type="spellEnd"/>
+            <w:r>
+              <w:rPr>
+                <w:rFonts w:ascii="Calibri" w:hAnsi="Calibri" w:cs="Calibri"/>
+                <w:b w:val="0"/>
+                <w:bCs w:val="0"/>
+                <w:sz w:val="28"/>
+                <w:szCs w:val="28"/>
+                <w14:textOutline w14:w="3175" w14:cap="rnd" w14:cmpd="sng" w14:algn="ctr">
+                  <w14:noFill/>
+                  <w14:prstDash w14:val="solid"/>
+                  <w14:bevel/>
+                </w14:textOutline>
+              </w:rPr>
+              <w:t>}</w:t>
             </w:r>
             <w:r>
               <w:rPr>
@@ -363,7 +441,35 @@
                   <w14:bevel/>
                 </w14:textOutline>
               </w:rPr>
-              <w:t>{fecha_evento}</w:t>
+              <w:t>{</w:t>
+            </w:r>
+            <w:proofErr w:type="spellStart"/>
+            <w:r>
+              <w:rPr>
+                <w:rFonts w:ascii="Calibri" w:hAnsi="Calibri" w:cs="Calibri"/>
+                <w:sz w:val="28"/>
+                <w:szCs w:val="28"/>
+                <w14:textOutline w14:w="3175" w14:cap="rnd" w14:cmpd="sng" w14:algn="ctr">
+                  <w14:noFill/>
+                  <w14:prstDash w14:val="solid"/>
+                  <w14:bevel/>
+                </w14:textOutline>
+              </w:rPr>
+              <w:t>fecha_evento</w:t>
+            </w:r>
+            <w:proofErr w:type="spellEnd"/>
+            <w:r>
+              <w:rPr>
+                <w:rFonts w:ascii="Calibri" w:hAnsi="Calibri" w:cs="Calibri"/>
+                <w:sz w:val="28"/>
+                <w:szCs w:val="28"/>
+                <w14:textOutline w14:w="3175" w14:cap="rnd" w14:cmpd="sng" w14:algn="ctr">
+                  <w14:noFill/>
+                  <w14:prstDash w14:val="solid"/>
+                  <w14:bevel/>
+                </w14:textOutline>
+              </w:rPr>
+              <w:t>}</w:t>
             </w:r>
           </w:p>
           <w:p>
@@ -563,7 +669,35 @@
                   <w14:bevel/>
                 </w14:textOutline>
               </w:rPr>
-              <w:t>{unidad_cargo}</w:t>
+              <w:t>{</w:t>
+            </w:r>
+            <w:proofErr w:type="spellStart"/>
+            <w:r>
+              <w:rPr>
+                <w:rFonts w:ascii="Calibri" w:hAnsi="Calibri" w:cs="Calibri"/>
+                <w:sz w:val="28"/>
+                <w:szCs w:val="28"/>
+                <w14:textOutline w14:w="3175" w14:cap="rnd" w14:cmpd="sng" w14:algn="ctr">
+                  <w14:noFill/>
+                  <w14:prstDash w14:val="solid"/>
+                  <w14:bevel/>
+                </w14:textOutline>
+              </w:rPr>
+              <w:t>unidad_cargo</w:t>
+            </w:r>
+            <w:proofErr w:type="spellEnd"/>
+            <w:r>
+              <w:rPr>
+                <w:rFonts w:ascii="Calibri" w:hAnsi="Calibri" w:cs="Calibri"/>
+                <w:sz w:val="28"/>
+                <w:szCs w:val="28"/>
+                <w14:textOutline w14:w="3175" w14:cap="rnd" w14:cmpd="sng" w14:algn="ctr">
+                  <w14:noFill/>
+                  <w14:prstDash w14:val="solid"/>
+                  <w14:bevel/>
+                </w14:textOutline>
+              </w:rPr>
+              <w:t>}</w:t>
             </w:r>
           </w:p>
         </w:tc>
@@ -1011,7 +1145,54 @@
                   <w14:bevel/>
                 </w14:textOutline>
               </w:rPr>
-              <w:t>Curules Presidium: {curules}</w:t>
+              <w:t xml:space="preserve">Curules </w:t>
+            </w:r>
+            <w:proofErr w:type="spellStart"/>
+            <w:r>
+              <w:rPr>
+                <w:rFonts w:ascii="Calibri" w:hAnsi="Calibri" w:cs="Calibri"/>
+                <w:b w:val="0"/>
+                <w:bCs w:val="0"/>
+                <w:sz w:val="28"/>
+                <w:szCs w:val="28"/>
+                <w14:textOutline w14:w="3175" w14:cap="rnd" w14:cmpd="sng" w14:algn="ctr">
+                  <w14:noFill/>
+                  <w14:prstDash w14:val="solid"/>
+                  <w14:bevel/>
+                </w14:textOutline>
+              </w:rPr>
+              <w:t>Presidium</w:t>
+            </w:r>
+            <w:proofErr w:type="spellEnd"/>
+            <w:r>
+              <w:rPr>
+                <w:rFonts w:ascii="Calibri" w:hAnsi="Calibri" w:cs="Calibri"/>
+                <w:b w:val="0"/>
+                <w:bCs w:val="0"/>
+                <w:sz w:val="28"/>
+                <w:szCs w:val="28"/>
+                <w14:textOutline w14:w="3175" w14:cap="rnd" w14:cmpd="sng" w14:algn="ctr">
+                  <w14:noFill/>
+                  <w14:prstDash w14:val="solid"/>
+                  <w14:bevel/>
+                </w14:textOutline>
+              </w:rPr>
+              <w:t>: {curules}</w:t>
+            </w:r>
+            <w:r>
+              <w:rPr>
+                <w:rFonts w:ascii="Calibri" w:hAnsi="Calibri" w:cs="Calibri"/>
+                <w:b w:val="0"/>
+                <w:bCs w:val="0"/>
+                <w:sz w:val="28"/>
+                <w:szCs w:val="28"/>
+                <w14:textOutline w14:w="3175" w14:cap="rnd" w14:cmpd="sng" w14:algn="ctr">
+                  <w14:noFill/>
+                  <w14:prstDash w14:val="solid"/>
+                  <w14:bevel/>
+                </w14:textOutline>
+              </w:rPr>
+              <w:t>.</w:t>
             </w:r>
           </w:p>
           <w:p>
@@ -1266,7 +1447,39 @@
                   <w14:bevel/>
                 </w14:textOutline>
               </w:rPr>
-              <w:t xml:space="preserve"> {descripcion}</w:t>
+              <w:t xml:space="preserve"> {</w:t>
+            </w:r>
+            <w:proofErr w:type="spellStart"/>
+            <w:r>
+              <w:rPr>
+                <w:rFonts w:ascii="Calibri" w:hAnsi="Calibri" w:cs="Calibri"/>
+                <w:b w:val="0"/>
+                <w:bCs w:val="0"/>
+                <w:sz w:val="28"/>
+                <w:szCs w:val="28"/>
+                <w14:textOutline w14:w="3175" w14:cap="rnd" w14:cmpd="sng" w14:algn="ctr">
+                  <w14:noFill/>
+                  <w14:prstDash w14:val="solid"/>
+                  <w14:bevel/>
+                </w14:textOutline>
+              </w:rPr>
+              <w:t>descripcion</w:t>
+            </w:r>
+            <w:proofErr w:type="spellEnd"/>
+            <w:r>
+              <w:rPr>
+                <w:rFonts w:ascii="Calibri" w:hAnsi="Calibri" w:cs="Calibri"/>
+                <w:b w:val="0"/>
+                <w:bCs w:val="0"/>
+                <w:sz w:val="28"/>
+                <w:szCs w:val="28"/>
+                <w14:textOutline w14:w="3175" w14:cap="rnd" w14:cmpd="sng" w14:algn="ctr">
+                  <w14:noFill/>
+                  <w14:prstDash w14:val="solid"/>
+                  <w14:bevel/>
+                </w14:textOutline>
+              </w:rPr>
+              <w:t>}</w:t>
             </w:r>
             <w:r>
               <w:rPr>
@@ -1324,7 +1537,21 @@
         <w:rPr>
           <w:rFonts w:ascii="Calibri" w:hAnsi="Calibri" w:cs="Calibri"/>
         </w:rPr>
-        <w:t>*Los espacios deberán solicitarse con anticipación (48 hrs antes, con la finalidad de cubrir las necesidades del mismo).</w:t>
+        <w:t xml:space="preserve">*Los espacios deberán solicitarse con anticipación (48 </w:t>
+      </w:r>
+      <w:proofErr w:type="spellStart"/>
+      <w:r>
+        <w:rPr>
+          <w:rFonts w:ascii="Calibri" w:hAnsi="Calibri" w:cs="Calibri"/>
+        </w:rPr>
+        <w:t>hrs</w:t>
+      </w:r>
+      <w:proofErr w:type="spellEnd"/>
+      <w:r>
+        <w:rPr>
+          <w:rFonts w:ascii="Calibri" w:hAnsi="Calibri" w:cs="Calibri"/>
+        </w:rPr>
+        <w:t xml:space="preserve"> antes, con la finalidad de cubrir las necesidades del mismo).</w:t>
       </w:r>
     </w:p>
     <w:p>
@@ -1573,7 +1800,29 @@
         <w:szCs w:val="18"/>
         <w:lang w:val="es-ES"/>
       </w:rPr>
-      <w:t>Filiberto Gómez s/n Barrio de Tlacopa, Col. Guadalupe, C.P. 50010. Toluca, Estado de México</w:t>
+      <w:t xml:space="preserve">Filiberto Gómez s/n Barrio de </w:t>
+    </w:r>
+    <w:proofErr w:type="spellStart"/>
+    <w:r>
+      <w:rPr>
+        <w:rFonts w:cstheme="minorHAnsi"/>
+        <w:color w:val="808080" w:themeColor="background1" w:themeShade="80"/>
+        <w:sz w:val="20"/>
+        <w:szCs w:val="18"/>
+        <w:lang w:val="es-ES"/>
+      </w:rPr>
+      <w:t>Tlacopa</w:t>
+    </w:r>
+    <w:proofErr w:type="spellEnd"/>
+    <w:r>
+      <w:rPr>
+        <w:rFonts w:cstheme="minorHAnsi"/>
+        <w:color w:val="808080" w:themeColor="background1" w:themeShade="80"/>
+        <w:sz w:val="20"/>
+        <w:szCs w:val="18"/>
+        <w:lang w:val="es-ES"/>
+      </w:rPr>
+      <w:t>, Col. Guadalupe, C.P. 50010. Toluca, Estado de México</w:t>
     </w:r>
   </w:p>
   <w:p>
